--- a/02-放大电路/01-运算放大电路/求和放大电路/求和放大电路.docx
+++ b/02-放大电路/01-运算放大电路/求和放大电路/求和放大电路.docx
@@ -2917,6 +2917,20 @@
     </w:p>
     <w:bookmarkEnd w:id="26"/>
     <w:bookmarkEnd w:id="27"/>
+    <w:p>
+      <w:pPr>
+        <w:spacing w:before="360"/>
+        <w:jc w:val="center"/>
+      </w:pPr>
+      <w:r>
+        <w:rPr>
+          <w:rFonts w:ascii="Times New Roman" w:hAnsi="Times New Roman"/>
+          <w:color w:val="555555"/>
+          <w:sz w:val="21"/>
+        </w:rPr>
+        <w:t>材料收集者：杜文杰</w:t>
+      </w:r>
+    </w:p>
     <w:sectPr>
       <w:headerReference r:id="rId9" w:type="default"/>
       <w:footerReference r:id="rId10" w:type="default"/>

--- a/02-放大电路/01-运算放大电路/求和放大电路/求和放大电路.docx
+++ b/02-放大电路/01-运算放大电路/求和放大电路/求和放大电路.docx
@@ -1,6 +1,6 @@
 
 <file path=word/document.xml><?xml version="1.0" encoding="utf-8"?>
-<w:document xmlns:w="http://schemas.openxmlformats.org/wordprocessingml/2006/main" xmlns:m="http://schemas.openxmlformats.org/officeDocument/2006/math" xmlns:r="http://schemas.openxmlformats.org/officeDocument/2006/relationships" xmlns:o="urn:schemas-microsoft-com:office:office" xmlns:v="urn:schemas-microsoft-com:vml" xmlns:w10="urn:schemas-microsoft-com:office:word" xmlns:a="http://schemas.openxmlformats.org/drawingml/2006/main" xmlns:pic="http://schemas.openxmlformats.org/drawingml/2006/picture" xmlns:wp="http://schemas.openxmlformats.org/drawingml/2006/wordprocessingDrawing">
+<w:document xmlns:m="http://schemas.openxmlformats.org/officeDocument/2006/math" xmlns:r="http://schemas.openxmlformats.org/officeDocument/2006/relationships" xmlns:w="http://schemas.openxmlformats.org/wordprocessingml/2006/main" xmlns:o="urn:schemas-microsoft-com:office:office" xmlns:v="urn:schemas-microsoft-com:vml" xmlns:w10="urn:schemas-microsoft-com:office:word" xmlns:a="http://schemas.openxmlformats.org/drawingml/2006/main" xmlns:pic="http://schemas.openxmlformats.org/drawingml/2006/picture" xmlns:wp="http://schemas.openxmlformats.org/drawingml/2006/wordprocessingDrawing">
   <w:body>
     <w:bookmarkStart w:id="27" w:name="求和放大电路"/>
     <w:p>
@@ -9,7 +9,7 @@
       </w:pPr>
       <w:r>
         <w:rPr>
-          <w:rFonts w:hint="eastAsia"/>
+          <w:rFonts w:hint="eastAsia" w:eastAsia="黑体"/>
         </w:rPr>
         <w:t xml:space="preserve">求和放大电路</w:t>
       </w:r>
@@ -21,7 +21,7 @@
       </w:pPr>
       <w:r>
         <w:rPr>
-          <w:rFonts w:hint="eastAsia"/>
+          <w:rFonts w:hint="eastAsia" w:eastAsia="黑体"/>
         </w:rPr>
         <w:t xml:space="preserve">拓扑描述</w:t>
       </w:r>
@@ -32,16 +32,19 @@
       </w:pPr>
       <w:r>
         <w:rPr>
-          <w:rFonts w:hint="eastAsia"/>
+          <w:rFonts w:hint="eastAsia" w:eastAsia="黑体"/>
         </w:rPr>
         <w:t xml:space="preserve">由</w:t>
       </w:r>
       <w:r>
+        <w:rPr>
+          <w:rFonts w:eastAsia="黑体"/>
+        </w:rPr>
         <w:t xml:space="preserve"> </w:t>
       </w:r>
       <w:r>
         <w:rPr>
-          <w:rFonts w:hint="eastAsia"/>
+          <w:rFonts w:hint="eastAsia" w:eastAsia="黑体"/>
           <w:b/>
           <w:bCs/>
         </w:rPr>
@@ -49,16 +52,21 @@
       </w:r>
       <w:r>
         <w:rPr>
+          <w:rFonts w:eastAsia="黑体"/>
           <w:b/>
           <w:bCs/>
         </w:rPr>
         <w:t xml:space="preserve"> A1</w:t>
       </w:r>
       <w:r>
+        <w:rPr>
+          <w:rFonts w:eastAsia="黑体"/>
+        </w:rPr>
         <w:t xml:space="preserve">、</w:t>
       </w:r>
       <w:r>
         <w:rPr>
+          <w:rFonts w:eastAsia="黑体"/>
           <w:b/>
           <w:bCs/>
         </w:rPr>
@@ -66,7 +74,7 @@
       </w:r>
       <w:r>
         <w:rPr>
-          <w:rFonts w:hint="eastAsia"/>
+          <w:rFonts w:hint="eastAsia" w:eastAsia="黑体"/>
           <w:b/>
           <w:bCs/>
         </w:rPr>
@@ -74,6 +82,7 @@
       </w:r>
       <w:r>
         <w:rPr>
+          <w:rFonts w:eastAsia="黑体"/>
           <w:b/>
           <w:bCs/>
         </w:rPr>
@@ -124,11 +133,14 @@
         </m:sSub>
       </m:oMath>
       <w:r>
+        <w:rPr>
+          <w:rFonts w:eastAsia="黑体"/>
+        </w:rPr>
         <w:t xml:space="preserve">、</w:t>
       </w:r>
       <w:r>
         <w:rPr>
-          <w:rFonts w:hint="eastAsia"/>
+          <w:rFonts w:hint="eastAsia" w:eastAsia="黑体"/>
           <w:b/>
           <w:bCs/>
         </w:rPr>
@@ -136,6 +148,7 @@
       </w:r>
       <w:r>
         <w:rPr>
+          <w:rFonts w:eastAsia="黑体"/>
           <w:b/>
           <w:bCs/>
         </w:rPr>
@@ -156,20 +169,26 @@
         </m:sSub>
       </m:oMath>
       <w:r>
+        <w:rPr>
+          <w:rFonts w:eastAsia="黑体"/>
+        </w:rPr>
         <w:t xml:space="preserve"> </w:t>
       </w:r>
       <w:r>
         <w:rPr>
-          <w:rFonts w:hint="eastAsia"/>
+          <w:rFonts w:hint="eastAsia" w:eastAsia="黑体"/>
         </w:rPr>
         <w:t xml:space="preserve">与</w:t>
       </w:r>
       <w:r>
+        <w:rPr>
+          <w:rFonts w:eastAsia="黑体"/>
+        </w:rPr>
         <w:t xml:space="preserve"> </w:t>
       </w:r>
       <w:r>
         <w:rPr>
-          <w:rFonts w:hint="eastAsia"/>
+          <w:rFonts w:hint="eastAsia" w:eastAsia="黑体"/>
           <w:b/>
           <w:bCs/>
         </w:rPr>
@@ -177,6 +196,7 @@
       </w:r>
       <w:r>
         <w:rPr>
+          <w:rFonts w:eastAsia="黑体"/>
           <w:b/>
           <w:bCs/>
         </w:rPr>
@@ -197,17 +217,20 @@
         </m:sSub>
       </m:oMath>
       <w:r>
+        <w:rPr>
+          <w:rFonts w:eastAsia="黑体"/>
+        </w:rPr>
         <w:t xml:space="preserve"> </w:t>
       </w:r>
       <w:r>
         <w:rPr>
-          <w:rFonts w:hint="eastAsia"/>
+          <w:rFonts w:hint="eastAsia" w:eastAsia="黑体"/>
         </w:rPr>
         <w:t xml:space="preserve">组成。电路关键节点：</w:t>
       </w:r>
       <w:r>
         <w:rPr>
-          <w:rFonts w:hint="eastAsia"/>
+          <w:rFonts w:hint="eastAsia" w:eastAsia="黑体"/>
           <w:b/>
           <w:bCs/>
         </w:rPr>
@@ -215,6 +238,7 @@
       </w:r>
       <w:r>
         <w:rPr>
+          <w:rFonts w:eastAsia="黑体"/>
           <w:b/>
           <w:bCs/>
         </w:rPr>
@@ -266,11 +290,14 @@
       </m:oMath>
       <w:r>
         <w:rPr>
-          <w:rFonts w:hint="eastAsia"/>
+          <w:rFonts w:hint="eastAsia" w:eastAsia="黑体"/>
         </w:rPr>
         <w:t xml:space="preserve">（每路信号源正端分别接对应输入电阻</w:t>
       </w:r>
       <w:r>
+        <w:rPr>
+          <w:rFonts w:eastAsia="黑体"/>
+        </w:rPr>
         <w:t xml:space="preserve"> </w:t>
       </w:r>
       <m:oMath>
@@ -288,17 +315,20 @@
         </m:sSub>
       </m:oMath>
       <w:r>
+        <w:rPr>
+          <w:rFonts w:eastAsia="黑体"/>
+        </w:rPr>
         <w:t xml:space="preserve"> </w:t>
       </w:r>
       <w:r>
         <w:rPr>
-          <w:rFonts w:hint="eastAsia"/>
+          <w:rFonts w:hint="eastAsia" w:eastAsia="黑体"/>
         </w:rPr>
         <w:t xml:space="preserve">的上端）；</w:t>
       </w:r>
       <w:r>
         <w:rPr>
-          <w:rFonts w:hint="eastAsia"/>
+          <w:rFonts w:hint="eastAsia" w:eastAsia="黑体"/>
           <w:b/>
           <w:bCs/>
         </w:rPr>
@@ -306,11 +336,14 @@
       </w:r>
       <w:r>
         <w:rPr>
-          <w:rFonts w:hint="eastAsia"/>
+          <w:rFonts w:hint="eastAsia" w:eastAsia="黑体"/>
         </w:rPr>
         <w:t xml:space="preserve">（所有输入电阻</w:t>
       </w:r>
       <w:r>
+        <w:rPr>
+          <w:rFonts w:eastAsia="黑体"/>
+        </w:rPr>
         <w:t xml:space="preserve"> </w:t>
       </w:r>
       <m:oMath>
@@ -358,11 +391,14 @@
         </m:sSub>
       </m:oMath>
       <w:r>
+        <w:rPr>
+          <w:rFonts w:eastAsia="黑体"/>
+        </w:rPr>
         <w:t xml:space="preserve"> </w:t>
       </w:r>
       <w:r>
         <w:rPr>
-          <w:rFonts w:hint="eastAsia"/>
+          <w:rFonts w:hint="eastAsia" w:eastAsia="黑体"/>
         </w:rPr>
         <w:t xml:space="preserve">的下端、</w:t>
       </w:r>
@@ -381,35 +417,44 @@
         </m:sSub>
       </m:oMath>
       <w:r>
+        <w:rPr>
+          <w:rFonts w:eastAsia="黑体"/>
+        </w:rPr>
         <w:t xml:space="preserve"> </w:t>
       </w:r>
       <w:r>
         <w:rPr>
-          <w:rFonts w:hint="eastAsia"/>
+          <w:rFonts w:hint="eastAsia" w:eastAsia="黑体"/>
         </w:rPr>
         <w:t xml:space="preserve">左端、A1</w:t>
       </w:r>
       <w:r>
+        <w:rPr>
+          <w:rFonts w:eastAsia="黑体"/>
+        </w:rPr>
         <w:t xml:space="preserve"> </w:t>
       </w:r>
       <w:r>
         <w:rPr>
-          <w:rFonts w:hint="eastAsia"/>
+          <w:rFonts w:hint="eastAsia" w:eastAsia="黑体"/>
         </w:rPr>
         <w:t xml:space="preserve">的</w:t>
       </w:r>
       <w:r>
+        <w:rPr>
+          <w:rFonts w:eastAsia="黑体"/>
+        </w:rPr>
         <w:t xml:space="preserve"> IN− </w:t>
       </w:r>
       <w:r>
         <w:rPr>
-          <w:rFonts w:hint="eastAsia"/>
+          <w:rFonts w:hint="eastAsia" w:eastAsia="黑体"/>
         </w:rPr>
         <w:t xml:space="preserve">相连）；</w:t>
       </w:r>
       <w:r>
         <w:rPr>
-          <w:rFonts w:hint="eastAsia"/>
+          <w:rFonts w:hint="eastAsia" w:eastAsia="黑体"/>
           <w:b/>
           <w:bCs/>
         </w:rPr>
@@ -417,29 +462,38 @@
       </w:r>
       <w:r>
         <w:rPr>
-          <w:rFonts w:hint="eastAsia"/>
+          <w:rFonts w:hint="eastAsia" w:eastAsia="黑体"/>
         </w:rPr>
         <w:t xml:space="preserve">（A1</w:t>
       </w:r>
       <w:r>
+        <w:rPr>
+          <w:rFonts w:eastAsia="黑体"/>
+        </w:rPr>
         <w:t xml:space="preserve"> </w:t>
       </w:r>
       <w:r>
         <w:rPr>
-          <w:rFonts w:hint="eastAsia"/>
+          <w:rFonts w:hint="eastAsia" w:eastAsia="黑体"/>
         </w:rPr>
         <w:t xml:space="preserve">的</w:t>
       </w:r>
       <w:r>
+        <w:rPr>
+          <w:rFonts w:eastAsia="黑体"/>
+        </w:rPr>
         <w:t xml:space="preserve"> IN+ </w:t>
       </w:r>
       <w:r>
         <w:rPr>
-          <w:rFonts w:hint="eastAsia"/>
+          <w:rFonts w:hint="eastAsia" w:eastAsia="黑体"/>
         </w:rPr>
         <w:t xml:space="preserve">与</w:t>
       </w:r>
       <w:r>
+        <w:rPr>
+          <w:rFonts w:eastAsia="黑体"/>
+        </w:rPr>
         <w:t xml:space="preserve"> </w:t>
       </w:r>
       <m:oMath>
@@ -457,17 +511,20 @@
         </m:sSub>
       </m:oMath>
       <w:r>
+        <w:rPr>
+          <w:rFonts w:eastAsia="黑体"/>
+        </w:rPr>
         <w:t xml:space="preserve"> </w:t>
       </w:r>
       <w:r>
         <w:rPr>
-          <w:rFonts w:hint="eastAsia"/>
+          <w:rFonts w:hint="eastAsia" w:eastAsia="黑体"/>
         </w:rPr>
         <w:t xml:space="preserve">上端相连）；</w:t>
       </w:r>
       <w:r>
         <w:rPr>
-          <w:rFonts w:hint="eastAsia"/>
+          <w:rFonts w:hint="eastAsia" w:eastAsia="黑体"/>
           <w:b/>
           <w:bCs/>
         </w:rPr>
@@ -475,29 +532,38 @@
       </w:r>
       <w:r>
         <w:rPr>
-          <w:rFonts w:hint="eastAsia"/>
+          <w:rFonts w:hint="eastAsia" w:eastAsia="黑体"/>
         </w:rPr>
         <w:t xml:space="preserve">（A1</w:t>
       </w:r>
       <w:r>
+        <w:rPr>
+          <w:rFonts w:eastAsia="黑体"/>
+        </w:rPr>
         <w:t xml:space="preserve"> </w:t>
       </w:r>
       <w:r>
         <w:rPr>
-          <w:rFonts w:hint="eastAsia"/>
+          <w:rFonts w:hint="eastAsia" w:eastAsia="黑体"/>
         </w:rPr>
         <w:t xml:space="preserve">的</w:t>
       </w:r>
       <w:r>
+        <w:rPr>
+          <w:rFonts w:eastAsia="黑体"/>
+        </w:rPr>
         <w:t xml:space="preserve"> OUT </w:t>
       </w:r>
       <w:r>
         <w:rPr>
-          <w:rFonts w:hint="eastAsia"/>
+          <w:rFonts w:hint="eastAsia" w:eastAsia="黑体"/>
         </w:rPr>
         <w:t xml:space="preserve">与</w:t>
       </w:r>
       <w:r>
+        <w:rPr>
+          <w:rFonts w:eastAsia="黑体"/>
+        </w:rPr>
         <w:t xml:space="preserve"> </w:t>
       </w:r>
       <m:oMath>
@@ -515,15 +581,21 @@
         </m:sSub>
       </m:oMath>
       <w:r>
+        <w:rPr>
+          <w:rFonts w:eastAsia="黑体"/>
+        </w:rPr>
         <w:t xml:space="preserve"> </w:t>
       </w:r>
       <w:r>
         <w:rPr>
-          <w:rFonts w:hint="eastAsia"/>
+          <w:rFonts w:hint="eastAsia" w:eastAsia="黑体"/>
         </w:rPr>
         <w:t xml:space="preserve">右端相连，作为输出</w:t>
       </w:r>
       <w:r>
+        <w:rPr>
+          <w:rFonts w:eastAsia="黑体"/>
+        </w:rPr>
         <w:t xml:space="preserve"> </w:t>
       </w:r>
       <m:oMath>
@@ -548,7 +620,7 @@
       </m:oMath>
       <w:r>
         <w:rPr>
-          <w:rFonts w:hint="eastAsia"/>
+          <w:rFonts w:hint="eastAsia" w:eastAsia="黑体"/>
         </w:rPr>
         <w:t xml:space="preserve">）。</w:t>
       </w:r>
@@ -557,13 +629,13 @@
       <w:pPr/>
       <w:r>
         <w:rPr>
-          <w:rFonts w:hint="eastAsia"/>
+          <w:rFonts w:hint="eastAsia" w:eastAsia="黑体"/>
         </w:rPr>
         <w:t xml:space="preserve">各元件管脚连接：</w:t>
       </w:r>
       <w:r>
         <w:rPr>
-          <w:rFonts w:hint="eastAsia"/>
+          <w:rFonts w:hint="eastAsia" w:eastAsia="黑体"/>
           <w:b/>
           <w:bCs/>
         </w:rPr>
@@ -571,6 +643,7 @@
       </w:r>
       <w:r>
         <w:rPr>
+          <w:rFonts w:eastAsia="黑体"/>
           <w:b/>
           <w:bCs/>
         </w:rPr>
@@ -591,15 +664,21 @@
         </m:sSub>
       </m:oMath>
       <w:r>
+        <w:rPr>
+          <w:rFonts w:eastAsia="黑体"/>
+        </w:rPr>
         <w:t xml:space="preserve"> </w:t>
       </w:r>
       <w:r>
         <w:rPr>
-          <w:rFonts w:hint="eastAsia"/>
+          <w:rFonts w:hint="eastAsia" w:eastAsia="黑体"/>
         </w:rPr>
         <w:t xml:space="preserve">一端接各自输入节点</w:t>
       </w:r>
       <w:r>
+        <w:rPr>
+          <w:rFonts w:eastAsia="黑体"/>
+        </w:rPr>
         <w:t xml:space="preserve"> </w:t>
       </w:r>
       <m:oMath>
@@ -618,7 +697,7 @@
       </m:oMath>
       <w:r>
         <w:rPr>
-          <w:rFonts w:hint="eastAsia"/>
+          <w:rFonts w:hint="eastAsia" w:eastAsia="黑体"/>
         </w:rPr>
         <w:t xml:space="preserve">、另一端接反相求和节点；</w:t>
       </w:r>
@@ -637,11 +716,14 @@
         </m:sSub>
       </m:oMath>
       <w:r>
+        <w:rPr>
+          <w:rFonts w:eastAsia="黑体"/>
+        </w:rPr>
         <w:t xml:space="preserve"> </w:t>
       </w:r>
       <w:r>
         <w:rPr>
-          <w:rFonts w:hint="eastAsia"/>
+          <w:rFonts w:hint="eastAsia" w:eastAsia="黑体"/>
         </w:rPr>
         <w:t xml:space="preserve">一端接反相求和节点、另一端接输出节点；</w:t>
       </w:r>
@@ -660,99 +742,130 @@
         </m:sSub>
       </m:oMath>
       <w:r>
+        <w:rPr>
+          <w:rFonts w:eastAsia="黑体"/>
+        </w:rPr>
         <w:t xml:space="preserve"> </w:t>
       </w:r>
       <w:r>
         <w:rPr>
-          <w:rFonts w:hint="eastAsia"/>
+          <w:rFonts w:hint="eastAsia" w:eastAsia="黑体"/>
         </w:rPr>
         <w:t xml:space="preserve">一端接同相输入端节点、另一端接地</w:t>
       </w:r>
       <w:r>
+        <w:rPr>
+          <w:rFonts w:eastAsia="黑体"/>
+        </w:rPr>
         <w:t xml:space="preserve"> </w:t>
       </w:r>
       <w:r>
         <w:rPr>
-          <w:rFonts w:hint="eastAsia"/>
+          <w:rFonts w:hint="eastAsia" w:eastAsia="黑体"/>
         </w:rPr>
         <w:t xml:space="preserve">GND；</w:t>
       </w:r>
       <w:r>
         <w:rPr>
+          <w:rFonts w:eastAsia="黑体"/>
           <w:b/>
           <w:bCs/>
         </w:rPr>
         <w:t xml:space="preserve">A1</w:t>
       </w:r>
       <w:r>
+        <w:rPr>
+          <w:rFonts w:eastAsia="黑体"/>
+        </w:rPr>
         <w:t xml:space="preserve"> </w:t>
       </w:r>
       <w:r>
         <w:rPr>
-          <w:rFonts w:hint="eastAsia"/>
+          <w:rFonts w:hint="eastAsia" w:eastAsia="黑体"/>
         </w:rPr>
         <w:t xml:space="preserve">的</w:t>
       </w:r>
       <w:r>
+        <w:rPr>
+          <w:rFonts w:eastAsia="黑体"/>
+        </w:rPr>
         <w:t xml:space="preserve"> IN− </w:t>
       </w:r>
       <w:r>
         <w:rPr>
-          <w:rFonts w:hint="eastAsia"/>
+          <w:rFonts w:hint="eastAsia" w:eastAsia="黑体"/>
         </w:rPr>
         <w:t xml:space="preserve">接反相求和节点、IN+</w:t>
       </w:r>
       <w:r>
+        <w:rPr>
+          <w:rFonts w:eastAsia="黑体"/>
+        </w:rPr>
         <w:t xml:space="preserve"> </w:t>
       </w:r>
       <w:r>
         <w:rPr>
-          <w:rFonts w:hint="eastAsia"/>
+          <w:rFonts w:hint="eastAsia" w:eastAsia="黑体"/>
         </w:rPr>
         <w:t xml:space="preserve">接同相输入端节点、OUT</w:t>
       </w:r>
       <w:r>
+        <w:rPr>
+          <w:rFonts w:eastAsia="黑体"/>
+        </w:rPr>
         <w:t xml:space="preserve"> </w:t>
       </w:r>
       <w:r>
         <w:rPr>
-          <w:rFonts w:hint="eastAsia"/>
+          <w:rFonts w:hint="eastAsia" w:eastAsia="黑体"/>
         </w:rPr>
         <w:t xml:space="preserve">接输出节点、V+</w:t>
       </w:r>
       <w:r>
+        <w:rPr>
+          <w:rFonts w:eastAsia="黑体"/>
+        </w:rPr>
         <w:t xml:space="preserve"> </w:t>
       </w:r>
       <w:r>
         <w:rPr>
-          <w:rFonts w:hint="eastAsia"/>
+          <w:rFonts w:hint="eastAsia" w:eastAsia="黑体"/>
         </w:rPr>
         <w:t xml:space="preserve">接</w:t>
       </w:r>
       <w:r>
+        <w:rPr>
+          <w:rFonts w:eastAsia="黑体"/>
+        </w:rPr>
         <w:t xml:space="preserve"> +VCC、V− </w:t>
       </w:r>
       <w:r>
         <w:rPr>
-          <w:rFonts w:hint="eastAsia"/>
+          <w:rFonts w:hint="eastAsia" w:eastAsia="黑体"/>
         </w:rPr>
         <w:t xml:space="preserve">接</w:t>
       </w:r>
       <w:r>
+        <w:rPr>
+          <w:rFonts w:eastAsia="黑体"/>
+        </w:rPr>
         <w:t xml:space="preserve"> </w:t>
       </w:r>
       <w:r>
         <w:rPr>
-          <w:rFonts w:hint="eastAsia"/>
+          <w:rFonts w:hint="eastAsia" w:eastAsia="黑体"/>
         </w:rPr>
         <w:t xml:space="preserve">−VEE（单电源时</w:t>
       </w:r>
       <w:r>
+        <w:rPr>
+          <w:rFonts w:eastAsia="黑体"/>
+        </w:rPr>
         <w:t xml:space="preserve"> V− </w:t>
       </w:r>
       <w:r>
         <w:rPr>
-          <w:rFonts w:hint="eastAsia"/>
+          <w:rFonts w:hint="eastAsia" w:eastAsia="黑体"/>
         </w:rPr>
         <w:t xml:space="preserve">接地）。</w:t>
       </w:r>
@@ -761,7 +874,7 @@
       <w:pPr/>
       <w:r>
         <w:rPr>
-          <w:rFonts w:hint="eastAsia"/>
+          <w:rFonts w:hint="eastAsia" w:eastAsia="黑体"/>
         </w:rPr>
         <w:t xml:space="preserve">由此构成多输入反相求和组态：各路信号经各自电阻汇入虚地求和，输出为各输入加权和取反，</w:t>
       </w:r>
@@ -860,6 +973,9 @@
         </m:sSub>
       </m:oMath>
       <w:r>
+        <w:rPr>
+          <w:rFonts w:eastAsia="黑体"/>
+        </w:rPr>
         <w:t xml:space="preserve">。</w:t>
       </w:r>
     </w:p>
@@ -871,7 +987,7 @@
       </w:pPr>
       <w:r>
         <w:rPr>
-          <w:rFonts w:hint="eastAsia"/>
+          <w:rFonts w:hint="eastAsia" w:eastAsia="黑体"/>
         </w:rPr>
         <w:t xml:space="preserve">工作原理</w:t>
       </w:r>
@@ -882,11 +998,14 @@
       </w:pPr>
       <w:r>
         <w:rPr>
-          <w:rFonts w:hint="eastAsia"/>
+          <w:rFonts w:hint="eastAsia" w:eastAsia="黑体"/>
         </w:rPr>
         <w:t xml:space="preserve">反相输入端为虚地，各输入电流</w:t>
       </w:r>
       <w:r>
+        <w:rPr>
+          <w:rFonts w:eastAsia="黑体"/>
+        </w:rPr>
         <w:t xml:space="preserve"> </w:t>
       </w:r>
       <m:oMath>
@@ -940,15 +1059,21 @@
         </m:sSub>
       </m:oMath>
       <w:r>
+        <w:rPr>
+          <w:rFonts w:eastAsia="黑体"/>
+        </w:rPr>
         <w:t xml:space="preserve"> </w:t>
       </w:r>
       <w:r>
         <w:rPr>
-          <w:rFonts w:hint="eastAsia"/>
+          <w:rFonts w:hint="eastAsia" w:eastAsia="黑体"/>
         </w:rPr>
         <w:t xml:space="preserve">全部汇入同一节点，总电流流经</w:t>
       </w:r>
       <w:r>
+        <w:rPr>
+          <w:rFonts w:eastAsia="黑体"/>
+        </w:rPr>
         <w:t xml:space="preserve"> </w:t>
       </w:r>
       <m:oMath>
@@ -966,11 +1091,14 @@
         </m:sSub>
       </m:oMath>
       <w:r>
+        <w:rPr>
+          <w:rFonts w:eastAsia="黑体"/>
+        </w:rPr>
         <w:t xml:space="preserve"> </w:t>
       </w:r>
       <w:r>
         <w:rPr>
-          <w:rFonts w:hint="eastAsia"/>
+          <w:rFonts w:hint="eastAsia" w:eastAsia="黑体"/>
         </w:rPr>
         <w:t xml:space="preserve">在输出端形成电压。各路信号互不影响、线性叠加，输出为各输入的加权和取反。</w:t>
       </w:r>
@@ -983,7 +1111,7 @@
       </w:pPr>
       <w:r>
         <w:rPr>
-          <w:rFonts w:hint="eastAsia"/>
+          <w:rFonts w:hint="eastAsia" w:eastAsia="黑体"/>
         </w:rPr>
         <w:t xml:space="preserve">关键计算公式</w:t>
       </w:r>
@@ -997,16 +1125,19 @@
       </w:pPr>
       <w:r>
         <w:rPr>
-          <w:rFonts w:hint="eastAsia"/>
+          <w:rFonts w:hint="eastAsia" w:eastAsia="黑体"/>
         </w:rPr>
         <w:t xml:space="preserve">输出电压（N</w:t>
       </w:r>
       <w:r>
+        <w:rPr>
+          <w:rFonts w:eastAsia="黑体"/>
+        </w:rPr>
         <w:t xml:space="preserve"> </w:t>
       </w:r>
       <w:r>
         <w:rPr>
-          <w:rFonts w:hint="eastAsia"/>
+          <w:rFonts w:hint="eastAsia" w:eastAsia="黑体"/>
         </w:rPr>
         <w:t xml:space="preserve">路反相求和）：</w:t>
       </w:r>
@@ -1137,7 +1268,7 @@
       </w:pPr>
       <w:r>
         <w:rPr>
-          <w:rFonts w:hint="eastAsia"/>
+          <w:rFonts w:hint="eastAsia" w:eastAsia="黑体"/>
         </w:rPr>
         <w:t xml:space="preserve">各输入电阻相等（</w:t>
       </w:r>
@@ -1196,7 +1327,7 @@
       </m:oMath>
       <w:r>
         <w:rPr>
-          <w:rFonts w:hint="eastAsia"/>
+          <w:rFonts w:hint="eastAsia" w:eastAsia="黑体"/>
         </w:rPr>
         <w:t xml:space="preserve">）时：</w:t>
       </w:r>
@@ -1318,7 +1449,7 @@
       </w:pPr>
       <w:r>
         <w:rPr>
-          <w:rFonts w:hint="eastAsia"/>
+          <w:rFonts w:hint="eastAsia" w:eastAsia="黑体"/>
         </w:rPr>
         <w:t xml:space="preserve">同相端平衡电阻（减小输入偏置电流误差）：</w:t>
       </w:r>
@@ -1441,7 +1572,7 @@
       </w:pPr>
       <w:r>
         <w:rPr>
-          <w:rFonts w:hint="eastAsia"/>
+          <w:rFonts w:hint="eastAsia" w:eastAsia="黑体"/>
         </w:rPr>
         <w:t xml:space="preserve">相对某一输入的闭环增益：</w:t>
       </w:r>
@@ -1556,7 +1687,7 @@
             </w:pPr>
             <w:r>
               <w:rPr>
-                <w:rFonts w:hint="eastAsia"/>
+                <w:rFonts w:hint="eastAsia" w:eastAsia="黑体"/>
               </w:rPr>
               <w:t xml:space="preserve">符号</w:t>
             </w:r>
@@ -1570,7 +1701,7 @@
             </w:pPr>
             <w:r>
               <w:rPr>
-                <w:rFonts w:hint="eastAsia"/>
+                <w:rFonts w:hint="eastAsia" w:eastAsia="黑体"/>
               </w:rPr>
               <w:t xml:space="preserve">含义</w:t>
             </w:r>
@@ -1584,7 +1715,7 @@
             </w:pPr>
             <w:r>
               <w:rPr>
-                <w:rFonts w:hint="eastAsia"/>
+                <w:rFonts w:hint="eastAsia" w:eastAsia="黑体"/>
               </w:rPr>
               <w:t xml:space="preserve">单位</w:t>
             </w:r>
@@ -1613,6 +1744,9 @@
               </m:sSub>
             </m:oMath>
             <w:r>
+              <w:rPr>
+                <w:rFonts w:eastAsia="黑体"/>
+              </w:rPr>
               <w:t xml:space="preserve">​</w:t>
             </w:r>
           </w:p>
@@ -1625,16 +1759,19 @@
             </w:pPr>
             <w:r>
               <w:rPr>
-                <w:rFonts w:hint="eastAsia"/>
+                <w:rFonts w:hint="eastAsia" w:eastAsia="黑体"/>
               </w:rPr>
               <w:t xml:space="preserve">第</w:t>
             </w:r>
             <w:r>
+              <w:rPr>
+                <w:rFonts w:eastAsia="黑体"/>
+              </w:rPr>
               <w:t xml:space="preserve"> i </w:t>
             </w:r>
             <w:r>
               <w:rPr>
-                <w:rFonts w:hint="eastAsia"/>
+                <w:rFonts w:hint="eastAsia" w:eastAsia="黑体"/>
               </w:rPr>
               <w:t xml:space="preserve">路输入电压</w:t>
             </w:r>
@@ -1647,6 +1784,9 @@
               <w:pStyle w:val="Compact"/>
             </w:pPr>
             <w:r>
+              <w:rPr>
+                <w:rFonts w:eastAsia="黑体"/>
+              </w:rPr>
               <w:t xml:space="preserve">V</w:t>
             </w:r>
           </w:p>
@@ -1674,6 +1814,9 @@
               </m:sSub>
             </m:oMath>
             <w:r>
+              <w:rPr>
+                <w:rFonts w:eastAsia="黑体"/>
+              </w:rPr>
               <w:t xml:space="preserve">​</w:t>
             </w:r>
           </w:p>
@@ -1686,16 +1829,19 @@
             </w:pPr>
             <w:r>
               <w:rPr>
-                <w:rFonts w:hint="eastAsia"/>
+                <w:rFonts w:hint="eastAsia" w:eastAsia="黑体"/>
               </w:rPr>
               <w:t xml:space="preserve">第</w:t>
             </w:r>
             <w:r>
+              <w:rPr>
+                <w:rFonts w:eastAsia="黑体"/>
+              </w:rPr>
               <w:t xml:space="preserve"> i </w:t>
             </w:r>
             <w:r>
               <w:rPr>
-                <w:rFonts w:hint="eastAsia"/>
+                <w:rFonts w:hint="eastAsia" w:eastAsia="黑体"/>
               </w:rPr>
               <w:t xml:space="preserve">路输入电阻</w:t>
             </w:r>
@@ -1708,6 +1854,9 @@
               <w:pStyle w:val="Compact"/>
             </w:pPr>
             <w:r>
+              <w:rPr>
+                <w:rFonts w:eastAsia="黑体"/>
+              </w:rPr>
               <w:t xml:space="preserve">Ω</w:t>
             </w:r>
           </w:p>
@@ -1735,6 +1884,9 @@
               </m:sSub>
             </m:oMath>
             <w:r>
+              <w:rPr>
+                <w:rFonts w:eastAsia="黑体"/>
+              </w:rPr>
               <w:t xml:space="preserve">​</w:t>
             </w:r>
           </w:p>
@@ -1747,7 +1899,7 @@
             </w:pPr>
             <w:r>
               <w:rPr>
-                <w:rFonts w:hint="eastAsia"/>
+                <w:rFonts w:hint="eastAsia" w:eastAsia="黑体"/>
               </w:rPr>
               <w:t xml:space="preserve">反馈电阻</w:t>
             </w:r>
@@ -1760,6 +1912,9 @@
               <w:pStyle w:val="Compact"/>
             </w:pPr>
             <w:r>
+              <w:rPr>
+                <w:rFonts w:eastAsia="黑体"/>
+              </w:rPr>
               <w:t xml:space="preserve">Ω</w:t>
             </w:r>
           </w:p>
@@ -1787,6 +1942,9 @@
               </m:sSub>
             </m:oMath>
             <w:r>
+              <w:rPr>
+                <w:rFonts w:eastAsia="黑体"/>
+              </w:rPr>
               <w:t xml:space="preserve">​</w:t>
             </w:r>
           </w:p>
@@ -1799,7 +1957,7 @@
             </w:pPr>
             <w:r>
               <w:rPr>
-                <w:rFonts w:hint="eastAsia"/>
+                <w:rFonts w:hint="eastAsia" w:eastAsia="黑体"/>
               </w:rPr>
               <w:t xml:space="preserve">同相端平衡电阻</w:t>
             </w:r>
@@ -1812,6 +1970,9 @@
               <w:pStyle w:val="Compact"/>
             </w:pPr>
             <w:r>
+              <w:rPr>
+                <w:rFonts w:eastAsia="黑体"/>
+              </w:rPr>
               <w:t xml:space="preserve">Ω</w:t>
             </w:r>
           </w:p>
@@ -1845,6 +2006,9 @@
               </m:sSub>
             </m:oMath>
             <w:r>
+              <w:rPr>
+                <w:rFonts w:eastAsia="黑体"/>
+              </w:rPr>
               <w:t xml:space="preserve">​</w:t>
             </w:r>
           </w:p>
@@ -1857,7 +2021,7 @@
             </w:pPr>
             <w:r>
               <w:rPr>
-                <w:rFonts w:hint="eastAsia"/>
+                <w:rFonts w:hint="eastAsia" w:eastAsia="黑体"/>
               </w:rPr>
               <w:t xml:space="preserve">输出电压</w:t>
             </w:r>
@@ -1870,6 +2034,9 @@
               <w:pStyle w:val="Compact"/>
             </w:pPr>
             <w:r>
+              <w:rPr>
+                <w:rFonts w:eastAsia="黑体"/>
+              </w:rPr>
               <w:t xml:space="preserve">V</w:t>
             </w:r>
           </w:p>
@@ -1884,7 +2051,7 @@
       </w:pPr>
       <w:r>
         <w:rPr>
-          <w:rFonts w:hint="eastAsia"/>
+          <w:rFonts w:hint="eastAsia" w:eastAsia="黑体"/>
         </w:rPr>
         <w:t xml:space="preserve">元件调整影响</w:t>
       </w:r>
@@ -1913,6 +2080,7 @@
       </m:oMath>
       <w:r>
         <w:rPr>
+          <w:rFonts w:eastAsia="黑体"/>
           <w:b/>
           <w:bCs/>
         </w:rPr>
@@ -1920,25 +2088,34 @@
       </w:r>
       <w:r>
         <w:rPr>
-          <w:rFonts w:hint="eastAsia"/>
+          <w:rFonts w:hint="eastAsia" w:eastAsia="黑体"/>
           <w:b/>
           <w:bCs/>
         </w:rPr>
         <w:t xml:space="preserve">增大</w:t>
       </w:r>
       <w:r>
+        <w:rPr>
+          <w:rFonts w:eastAsia="黑体"/>
+        </w:rPr>
         <w:t xml:space="preserve"> </w:t>
       </w:r>
       <w:r>
+        <w:rPr>
+          <w:rFonts w:eastAsia="黑体"/>
+        </w:rPr>
         <w:t xml:space="preserve">→ </w:t>
       </w:r>
       <w:r>
         <w:rPr>
-          <w:rFonts w:hint="eastAsia"/>
+          <w:rFonts w:hint="eastAsia" w:eastAsia="黑体"/>
         </w:rPr>
         <w:t xml:space="preserve">该路输入对输出的贡献（权重</w:t>
       </w:r>
       <w:r>
+        <w:rPr>
+          <w:rFonts w:eastAsia="黑体"/>
+        </w:rPr>
         <w:t xml:space="preserve"> </w:t>
       </w:r>
       <m:oMath>
@@ -1975,7 +2152,7 @@
       </m:oMath>
       <w:r>
         <w:rPr>
-          <w:rFonts w:hint="eastAsia"/>
+          <w:rFonts w:hint="eastAsia" w:eastAsia="黑体"/>
         </w:rPr>
         <w:t xml:space="preserve">）减小。</w:t>
       </w:r>
@@ -2004,6 +2181,7 @@
       </m:oMath>
       <w:r>
         <w:rPr>
+          <w:rFonts w:eastAsia="黑体"/>
           <w:b/>
           <w:bCs/>
         </w:rPr>
@@ -2011,21 +2189,27 @@
       </w:r>
       <w:r>
         <w:rPr>
-          <w:rFonts w:hint="eastAsia"/>
+          <w:rFonts w:hint="eastAsia" w:eastAsia="黑体"/>
           <w:b/>
           <w:bCs/>
         </w:rPr>
         <w:t xml:space="preserve">增大</w:t>
       </w:r>
       <w:r>
+        <w:rPr>
+          <w:rFonts w:eastAsia="黑体"/>
+        </w:rPr>
         <w:t xml:space="preserve"> </w:t>
       </w:r>
       <w:r>
+        <w:rPr>
+          <w:rFonts w:eastAsia="黑体"/>
+        </w:rPr>
         <w:t xml:space="preserve">→ </w:t>
       </w:r>
       <w:r>
         <w:rPr>
-          <w:rFonts w:hint="eastAsia"/>
+          <w:rFonts w:hint="eastAsia" w:eastAsia="黑体"/>
         </w:rPr>
         <w:t xml:space="preserve">所有路的加权增益同步增大（输出幅度整体放大）。</w:t>
       </w:r>
@@ -2040,11 +2224,14 @@
       </w:pPr>
       <w:r>
         <w:rPr>
-          <w:rFonts w:hint="eastAsia"/>
+          <w:rFonts w:hint="eastAsia" w:eastAsia="黑体"/>
         </w:rPr>
         <w:t xml:space="preserve">某一路</w:t>
       </w:r>
       <w:r>
+        <w:rPr>
+          <w:rFonts w:eastAsia="黑体"/>
+        </w:rPr>
         <w:t xml:space="preserve"> </w:t>
       </w:r>
       <m:oMath>
@@ -2075,21 +2262,27 @@
       </m:oMath>
       <w:r>
         <w:rPr>
-          <w:rFonts w:hint="eastAsia"/>
+          <w:rFonts w:hint="eastAsia" w:eastAsia="黑体"/>
           <w:b/>
           <w:bCs/>
         </w:rPr>
         <w:t xml:space="preserve">（开路）</w:t>
       </w:r>
       <w:r>
+        <w:rPr>
+          <w:rFonts w:eastAsia="黑体"/>
+        </w:rPr>
         <w:t xml:space="preserve"> </w:t>
       </w:r>
       <w:r>
+        <w:rPr>
+          <w:rFonts w:eastAsia="黑体"/>
+        </w:rPr>
         <w:t xml:space="preserve">→ </w:t>
       </w:r>
       <w:r>
         <w:rPr>
-          <w:rFonts w:hint="eastAsia"/>
+          <w:rFonts w:hint="eastAsia" w:eastAsia="黑体"/>
         </w:rPr>
         <w:t xml:space="preserve">该路对输出无贡献，即被”去掉”。</w:t>
       </w:r>
@@ -2104,7 +2297,7 @@
       </w:pPr>
       <w:r>
         <w:rPr>
-          <w:rFonts w:hint="eastAsia"/>
+          <w:rFonts w:hint="eastAsia" w:eastAsia="黑体"/>
           <w:b/>
           <w:bCs/>
         </w:rPr>
@@ -2112,6 +2305,7 @@
       </w:r>
       <w:r>
         <w:rPr>
+          <w:rFonts w:eastAsia="黑体"/>
           <w:b/>
           <w:bCs/>
         </w:rPr>
@@ -2133,6 +2327,7 @@
       </m:oMath>
       <w:r>
         <w:rPr>
+          <w:rFonts w:eastAsia="黑体"/>
           <w:b/>
           <w:bCs/>
         </w:rPr>
@@ -2140,21 +2335,27 @@
       </w:r>
       <w:r>
         <w:rPr>
-          <w:rFonts w:hint="eastAsia"/>
+          <w:rFonts w:hint="eastAsia" w:eastAsia="黑体"/>
           <w:b/>
           <w:bCs/>
         </w:rPr>
         <w:t xml:space="preserve">取值不当</w:t>
       </w:r>
       <w:r>
+        <w:rPr>
+          <w:rFonts w:eastAsia="黑体"/>
+        </w:rPr>
         <w:t xml:space="preserve"> </w:t>
       </w:r>
       <w:r>
+        <w:rPr>
+          <w:rFonts w:eastAsia="黑体"/>
+        </w:rPr>
         <w:t xml:space="preserve">→ </w:t>
       </w:r>
       <w:r>
         <w:rPr>
-          <w:rFonts w:hint="eastAsia"/>
+          <w:rFonts w:hint="eastAsia" w:eastAsia="黑体"/>
         </w:rPr>
         <w:t xml:space="preserve">输入偏置电流引起失调，输出出现直流误差。</w:t>
       </w:r>
@@ -2167,7 +2368,7 @@
       </w:pPr>
       <w:r>
         <w:rPr>
-          <w:rFonts w:hint="eastAsia"/>
+          <w:rFonts w:hint="eastAsia" w:eastAsia="黑体"/>
         </w:rPr>
         <w:t xml:space="preserve">典型参数示例</w:t>
       </w:r>
@@ -2182,11 +2383,14 @@
       </w:pPr>
       <w:r>
         <w:rPr>
-          <w:rFonts w:hint="eastAsia"/>
+          <w:rFonts w:hint="eastAsia" w:eastAsia="黑体"/>
         </w:rPr>
         <w:t xml:space="preserve">两路求和，取</w:t>
       </w:r>
       <w:r>
+        <w:rPr>
+          <w:rFonts w:eastAsia="黑体"/>
+        </w:rPr>
         <w:t xml:space="preserve"> </w:t>
       </w:r>
       <m:oMath>
@@ -2260,7 +2464,7 @@
       </m:oMath>
       <w:r>
         <w:rPr>
-          <w:rFonts w:hint="eastAsia"/>
+          <w:rFonts w:hint="eastAsia" w:eastAsia="黑体"/>
         </w:rPr>
         <w:t xml:space="preserve">，</w:t>
       </w:r>
@@ -2298,6 +2502,9 @@
         </m:r>
       </m:oMath>
       <w:r>
+        <w:rPr>
+          <w:rFonts w:eastAsia="黑体"/>
+        </w:rPr>
         <w:t xml:space="preserve">、</w:t>
       </w:r>
       <m:oMath>
@@ -2335,7 +2542,7 @@
       </m:oMath>
       <w:r>
         <w:rPr>
-          <w:rFonts w:hint="eastAsia"/>
+          <w:rFonts w:hint="eastAsia" w:eastAsia="黑体"/>
         </w:rPr>
         <w:t xml:space="preserve">：</w:t>
       </w:r>
@@ -2421,6 +2628,9 @@
         </m:r>
       </m:oMath>
       <w:r>
+        <w:rPr>
+          <w:rFonts w:eastAsia="黑体"/>
+        </w:rPr>
         <w:t xml:space="preserve">。</w:t>
       </w:r>
     </w:p>
@@ -2434,11 +2644,14 @@
       </w:pPr>
       <w:r>
         <w:rPr>
-          <w:rFonts w:hint="eastAsia"/>
+          <w:rFonts w:hint="eastAsia" w:eastAsia="黑体"/>
         </w:rPr>
         <w:t xml:space="preserve">权重不同，取</w:t>
       </w:r>
       <w:r>
+        <w:rPr>
+          <w:rFonts w:eastAsia="黑体"/>
+        </w:rPr>
         <w:t xml:space="preserve"> </w:t>
       </w:r>
       <m:oMath>
@@ -2475,6 +2688,9 @@
         </m:r>
       </m:oMath>
       <w:r>
+        <w:rPr>
+          <w:rFonts w:eastAsia="黑体"/>
+        </w:rPr>
         <w:t xml:space="preserve">、</w:t>
       </w:r>
       <m:oMath>
@@ -2511,6 +2727,9 @@
         </m:r>
       </m:oMath>
       <w:r>
+        <w:rPr>
+          <w:rFonts w:eastAsia="黑体"/>
+        </w:rPr>
         <w:t xml:space="preserve">、</w:t>
       </w:r>
       <m:oMath>
@@ -2548,7 +2767,7 @@
       </m:oMath>
       <w:r>
         <w:rPr>
-          <w:rFonts w:hint="eastAsia"/>
+          <w:rFonts w:hint="eastAsia" w:eastAsia="黑体"/>
         </w:rPr>
         <w:t xml:space="preserve">，</w:t>
       </w:r>
@@ -2605,7 +2824,7 @@
       </m:oMath>
       <w:r>
         <w:rPr>
-          <w:rFonts w:hint="eastAsia"/>
+          <w:rFonts w:hint="eastAsia" w:eastAsia="黑体"/>
         </w:rPr>
         <w:t xml:space="preserve">：</w:t>
       </w:r>
@@ -2691,6 +2910,9 @@
         </m:r>
       </m:oMath>
       <w:r>
+        <w:rPr>
+          <w:rFonts w:eastAsia="黑体"/>
+        </w:rPr>
         <w:t xml:space="preserve">。</w:t>
       </w:r>
     </w:p>
@@ -2702,7 +2924,7 @@
       </w:pPr>
       <w:r>
         <w:rPr>
-          <w:rFonts w:hint="eastAsia"/>
+          <w:rFonts w:hint="eastAsia" w:eastAsia="黑体"/>
         </w:rPr>
         <w:t xml:space="preserve">常见器件型号</w:t>
       </w:r>
@@ -2717,7 +2939,7 @@
       </w:pPr>
       <w:r>
         <w:rPr>
-          <w:rFonts w:hint="eastAsia"/>
+          <w:rFonts w:hint="eastAsia" w:eastAsia="黑体"/>
         </w:rPr>
         <w:t xml:space="preserve">运放：LM358、TL072、OP07（低失调）、OPA2277。</w:t>
       </w:r>
@@ -2732,25 +2954,31 @@
       </w:pPr>
       <w:r>
         <w:rPr>
-          <w:rFonts w:hint="eastAsia"/>
+          <w:rFonts w:hint="eastAsia" w:eastAsia="黑体"/>
         </w:rPr>
         <w:t xml:space="preserve">电阻：1%</w:t>
       </w:r>
       <w:r>
+        <w:rPr>
+          <w:rFonts w:eastAsia="黑体"/>
+        </w:rPr>
         <w:t xml:space="preserve"> </w:t>
       </w:r>
       <w:r>
         <w:rPr>
-          <w:rFonts w:hint="eastAsia"/>
+          <w:rFonts w:hint="eastAsia" w:eastAsia="黑体"/>
         </w:rPr>
         <w:t xml:space="preserve">金属膜电阻（要求精度时用</w:t>
       </w:r>
       <w:r>
+        <w:rPr>
+          <w:rFonts w:eastAsia="黑体"/>
+        </w:rPr>
         <w:t xml:space="preserve"> 0.1% </w:t>
       </w:r>
       <w:r>
         <w:rPr>
-          <w:rFonts w:hint="eastAsia"/>
+          <w:rFonts w:hint="eastAsia" w:eastAsia="黑体"/>
         </w:rPr>
         <w:t xml:space="preserve">电阻网络）。</w:t>
       </w:r>
@@ -2763,7 +2991,7 @@
       </w:pPr>
       <w:r>
         <w:rPr>
-          <w:rFonts w:hint="eastAsia"/>
+          <w:rFonts w:hint="eastAsia" w:eastAsia="黑体"/>
         </w:rPr>
         <w:t xml:space="preserve">注意事项</w:t>
       </w:r>
@@ -2778,7 +3006,7 @@
       </w:pPr>
       <w:r>
         <w:rPr>
-          <w:rFonts w:hint="eastAsia"/>
+          <w:rFonts w:hint="eastAsia" w:eastAsia="黑体"/>
         </w:rPr>
         <w:t xml:space="preserve">各路电阻取值不宜过小，否则输入阻抗低、加重信号源负载。</w:t>
       </w:r>
@@ -2793,11 +3021,14 @@
       </w:pPr>
       <w:r>
         <w:rPr>
-          <w:rFonts w:hint="eastAsia"/>
+          <w:rFonts w:hint="eastAsia" w:eastAsia="黑体"/>
         </w:rPr>
         <w:t xml:space="preserve">更高精度场合应配置</w:t>
       </w:r>
       <w:r>
+        <w:rPr>
+          <w:rFonts w:eastAsia="黑体"/>
+        </w:rPr>
         <w:t xml:space="preserve"> </w:t>
       </w:r>
       <m:oMath>
@@ -2815,11 +3046,14 @@
         </m:sSub>
       </m:oMath>
       <w:r>
+        <w:rPr>
+          <w:rFonts w:eastAsia="黑体"/>
+        </w:rPr>
         <w:t xml:space="preserve"> </w:t>
       </w:r>
       <w:r>
         <w:rPr>
-          <w:rFonts w:hint="eastAsia"/>
+          <w:rFonts w:hint="eastAsia" w:eastAsia="黑体"/>
         </w:rPr>
         <w:t xml:space="preserve">或选用低输入偏置电流运放，抑制失调。</w:t>
       </w:r>
@@ -2834,7 +3068,7 @@
       </w:pPr>
       <w:r>
         <w:rPr>
-          <w:rFonts w:hint="eastAsia"/>
+          <w:rFonts w:hint="eastAsia" w:eastAsia="黑体"/>
         </w:rPr>
         <w:t xml:space="preserve">与反相放大一样，输出相位反相；需要同相求和可后续再接反相器。</w:t>
       </w:r>
@@ -2847,7 +3081,7 @@
       </w:pPr>
       <w:r>
         <w:rPr>
-          <w:rFonts w:hint="eastAsia"/>
+          <w:rFonts w:hint="eastAsia" w:eastAsia="黑体"/>
         </w:rPr>
         <w:t xml:space="preserve">参考资料</w:t>
       </w:r>
@@ -2862,7 +3096,7 @@
       </w:pPr>
       <w:r>
         <w:rPr>
-          <w:rFonts w:hint="eastAsia"/>
+          <w:rFonts w:hint="eastAsia" w:eastAsia="黑体"/>
         </w:rPr>
         <w:t xml:space="preserve">《模拟电子技术基础》（童诗白、华成英）。</w:t>
       </w:r>
@@ -2876,20 +3110,26 @@
         </w:numPr>
       </w:pPr>
       <w:r>
+        <w:rPr>
+          <w:rFonts w:eastAsia="黑体"/>
+        </w:rPr>
         <w:t xml:space="preserve">Wikipedia: Operational amplifier </w:t>
       </w:r>
       <w:r>
         <w:rPr>
-          <w:rFonts w:hint="eastAsia"/>
+          <w:rFonts w:hint="eastAsia" w:eastAsia="黑体"/>
         </w:rPr>
         <w:t xml:space="preserve">applications（Summing</w:t>
       </w:r>
       <w:r>
+        <w:rPr>
+          <w:rFonts w:eastAsia="黑体"/>
+        </w:rPr>
         <w:t xml:space="preserve"> </w:t>
       </w:r>
       <w:r>
         <w:rPr>
-          <w:rFonts w:hint="eastAsia"/>
+          <w:rFonts w:hint="eastAsia" w:eastAsia="黑体"/>
         </w:rPr>
         <w:t xml:space="preserve">amplifier）。</w:t>
       </w:r>
@@ -2903,15 +3143,21 @@
         </w:numPr>
       </w:pPr>
       <w:r>
+        <w:rPr>
+          <w:rFonts w:eastAsia="黑体"/>
+        </w:rPr>
         <w:t xml:space="preserve">TI </w:t>
       </w:r>
       <w:r>
         <w:rPr>
-          <w:rFonts w:hint="eastAsia"/>
+          <w:rFonts w:hint="eastAsia" w:eastAsia="黑体"/>
         </w:rPr>
         <w:t xml:space="preserve">应用笔记</w:t>
       </w:r>
       <w:r>
+        <w:rPr>
+          <w:rFonts w:eastAsia="黑体"/>
+        </w:rPr>
         <w:t xml:space="preserve"> SBOA270。</w:t>
       </w:r>
     </w:p>
@@ -2924,11 +3170,11 @@
       </w:pPr>
       <w:r>
         <w:rPr>
-          <w:rFonts w:ascii="Times New Roman" w:hAnsi="Times New Roman"/>
+          <w:rFonts w:ascii="Times New Roman" w:hAnsi="Times New Roman" w:eastAsia="黑体"/>
           <w:color w:val="555555"/>
           <w:sz w:val="21"/>
         </w:rPr>
-        <w:t>材料收集者：杜文杰</w:t>
+        <w:t>材料收集者：杜文杰，WX手机：19519196569，QQ:3478827729</w:t>
       </w:r>
     </w:p>
     <w:sectPr>
@@ -2948,7 +3194,7 @@
 </file>
 
 <file path=word/footer1.xml><?xml version="1.0" encoding="utf-8"?>
-<w:ftr xmlns:m="http://schemas.openxmlformats.org/officeDocument/2006/math" xmlns:mc="http://schemas.openxmlformats.org/markup-compatibility/2006" xmlns:mo="http://schemas.microsoft.com/office/mac/office/2008/main" xmlns:mv="urn:schemas-microsoft-com:mac:vml" xmlns:o="urn:schemas-microsoft-com:office:office" xmlns:r="http://schemas.openxmlformats.org/officeDocument/2006/relationships" xmlns:v="urn:schemas-microsoft-com:vml" xmlns:w10="urn:schemas-microsoft-com:office:word" xmlns:w14="http://schemas.microsoft.com/office/word/2010/wordml" xmlns:w="http://schemas.openxmlformats.org/wordprocessingml/2006/main" xmlns:wne="http://schemas.microsoft.com/office/word/2006/wordml" xmlns:wp14="http://schemas.microsoft.com/office/word/2010/wordprocessingDrawing" xmlns:wp="http://schemas.openxmlformats.org/drawingml/2006/wordprocessingDrawing" xmlns:wpc="http://schemas.microsoft.com/office/word/2010/wordprocessingCanvas" xmlns:wpg="http://schemas.microsoft.com/office/word/2010/wordprocessingGroup" xmlns:wpi="http://schemas.microsoft.com/office/word/2010/wordprocessingInk" xmlns:wps="http://schemas.microsoft.com/office/word/2010/wordprocessingShape" mc:Ignorable="w14 wp14">
+<w:ftr xmlns:mc="http://schemas.openxmlformats.org/markup-compatibility/2006" xmlns:w="http://schemas.openxmlformats.org/wordprocessingml/2006/main" xmlns:m="http://schemas.openxmlformats.org/officeDocument/2006/math" xmlns:mo="http://schemas.microsoft.com/office/mac/office/2008/main" xmlns:mv="urn:schemas-microsoft-com:mac:vml" xmlns:o="urn:schemas-microsoft-com:office:office" xmlns:r="http://schemas.openxmlformats.org/officeDocument/2006/relationships" xmlns:v="urn:schemas-microsoft-com:vml" xmlns:w10="urn:schemas-microsoft-com:office:word" xmlns:w14="http://schemas.microsoft.com/office/word/2010/wordml" xmlns:wne="http://schemas.microsoft.com/office/word/2006/wordml" xmlns:wp14="http://schemas.microsoft.com/office/word/2010/wordprocessingDrawing" xmlns:wp="http://schemas.openxmlformats.org/drawingml/2006/wordprocessingDrawing" xmlns:wpc="http://schemas.microsoft.com/office/word/2010/wordprocessingCanvas" xmlns:wpg="http://schemas.microsoft.com/office/word/2010/wordprocessingGroup" xmlns:wpi="http://schemas.microsoft.com/office/word/2010/wordprocessingInk" xmlns:wps="http://schemas.microsoft.com/office/word/2010/wordprocessingShape" mc:Ignorable="w14 wp14">
   <w:p>
     <w:pPr>
       <w:pStyle w:val="Footer"/>
@@ -2956,12 +3202,14 @@
     </w:pPr>
     <w:r>
       <w:rPr>
+        <w:rFonts w:eastAsia="黑体"/>
         <w:sz w:val="18"/>
       </w:rPr>
       <w:t xml:space="preserve">第 </w:t>
     </w:r>
     <w:r>
       <w:rPr>
+        <w:rFonts w:eastAsia="黑体"/>
         <w:sz w:val="18"/>
       </w:rPr>
       <w:fldChar w:fldCharType="begin"/>
@@ -2970,6 +3218,7 @@
     </w:r>
     <w:r>
       <w:rPr>
+        <w:rFonts w:eastAsia="黑体"/>
         <w:sz w:val="18"/>
       </w:rPr>
       <w:t xml:space="preserve"> 页</w:t>
@@ -2983,6 +3232,9 @@
   <w:footnote w:type="continuationSeparator" w:id="0">
     <w:p>
       <w:r>
+        <w:rPr>
+          <w:rFonts w:eastAsia="黑体"/>
+        </w:rPr>
         <w:continuationSeparator/>
       </w:r>
     </w:p>
@@ -2990,6 +3242,9 @@
   <w:footnote w:type="separator" w:id="-1">
     <w:p>
       <w:r>
+        <w:rPr>
+          <w:rFonts w:eastAsia="黑体"/>
+        </w:rPr>
         <w:separator/>
       </w:r>
     </w:p>
@@ -2998,7 +3253,7 @@
 </file>
 
 <file path=word/header1.xml><?xml version="1.0" encoding="utf-8"?>
-<w:hdr xmlns:m="http://schemas.openxmlformats.org/officeDocument/2006/math" xmlns:mc="http://schemas.openxmlformats.org/markup-compatibility/2006" xmlns:mo="http://schemas.microsoft.com/office/mac/office/2008/main" xmlns:mv="urn:schemas-microsoft-com:mac:vml" xmlns:o="urn:schemas-microsoft-com:office:office" xmlns:r="http://schemas.openxmlformats.org/officeDocument/2006/relationships" xmlns:v="urn:schemas-microsoft-com:vml" xmlns:w10="urn:schemas-microsoft-com:office:word" xmlns:w14="http://schemas.microsoft.com/office/word/2010/wordml" xmlns:w="http://schemas.openxmlformats.org/wordprocessingml/2006/main" xmlns:wne="http://schemas.microsoft.com/office/word/2006/wordml" xmlns:wp14="http://schemas.microsoft.com/office/word/2010/wordprocessingDrawing" xmlns:wp="http://schemas.openxmlformats.org/drawingml/2006/wordprocessingDrawing" xmlns:wpc="http://schemas.microsoft.com/office/word/2010/wordprocessingCanvas" xmlns:wpg="http://schemas.microsoft.com/office/word/2010/wordprocessingGroup" xmlns:wpi="http://schemas.microsoft.com/office/word/2010/wordprocessingInk" xmlns:wps="http://schemas.microsoft.com/office/word/2010/wordprocessingShape" mc:Ignorable="w14 wp14">
+<w:hdr xmlns:mc="http://schemas.openxmlformats.org/markup-compatibility/2006" xmlns:w="http://schemas.openxmlformats.org/wordprocessingml/2006/main" xmlns:m="http://schemas.openxmlformats.org/officeDocument/2006/math" xmlns:mo="http://schemas.microsoft.com/office/mac/office/2008/main" xmlns:mv="urn:schemas-microsoft-com:mac:vml" xmlns:o="urn:schemas-microsoft-com:office:office" xmlns:r="http://schemas.openxmlformats.org/officeDocument/2006/relationships" xmlns:v="urn:schemas-microsoft-com:vml" xmlns:w10="urn:schemas-microsoft-com:office:word" xmlns:w14="http://schemas.microsoft.com/office/word/2010/wordml" xmlns:wne="http://schemas.microsoft.com/office/word/2006/wordml" xmlns:wp14="http://schemas.microsoft.com/office/word/2010/wordprocessingDrawing" xmlns:wp="http://schemas.openxmlformats.org/drawingml/2006/wordprocessingDrawing" xmlns:wpc="http://schemas.microsoft.com/office/word/2010/wordprocessingCanvas" xmlns:wpg="http://schemas.microsoft.com/office/word/2010/wordprocessingGroup" xmlns:wpi="http://schemas.microsoft.com/office/word/2010/wordprocessingInk" xmlns:wps="http://schemas.microsoft.com/office/word/2010/wordprocessingShape" mc:Ignorable="w14 wp14">
   <w:p>
     <w:pPr>
       <w:pStyle w:val="Header"/>
@@ -3006,7 +3261,7 @@
     </w:pPr>
     <w:r>
       <w:rPr>
-        <w:rFonts w:ascii="Times New Roman" w:hAnsi="Times New Roman"/>
+        <w:rFonts w:ascii="Times New Roman" w:hAnsi="Times New Roman" w:eastAsia="黑体"/>
         <w:sz w:val="18"/>
         <w:rFonts w:eastAsia="黑体"/>
         <w:rFonts w:eastAsia="黑体"/>
@@ -3018,7 +3273,7 @@
 </file>
 
 <file path=word/numbering.xml><?xml version="1.0" encoding="utf-8"?>
-<w:numbering xmlns:m="http://schemas.openxmlformats.org/officeDocument/2006/math" xmlns:mc="http://schemas.openxmlformats.org/markup-compatibility/2006" xmlns:mo="http://schemas.microsoft.com/office/mac/office/2008/main" xmlns:mv="urn:schemas-microsoft-com:mac:vml" xmlns:o="urn:schemas-microsoft-com:office:office" xmlns:r="http://schemas.openxmlformats.org/officeDocument/2006/relationships" xmlns:v="urn:schemas-microsoft-com:vml" xmlns:w="http://schemas.openxmlformats.org/wordprocessingml/2006/main" xmlns:w10="urn:schemas-microsoft-com:office:word" xmlns:w14="http://schemas.microsoft.com/office/word/2010/wordml" xmlns:wne="http://schemas.microsoft.com/office/word/2006/wordml" xmlns:wp="http://schemas.openxmlformats.org/drawingml/2006/wordprocessingDrawing" xmlns:wp14="http://schemas.microsoft.com/office/word/2010/wordprocessingDrawing" xmlns:wpc="http://schemas.microsoft.com/office/word/2010/wordprocessingCanvas" xmlns:wpg="http://schemas.microsoft.com/office/word/2010/wordprocessingGroup" xmlns:wpi="http://schemas.microsoft.com/office/word/2010/wordprocessingInk" xmlns:wps="http://schemas.microsoft.com/office/word/2010/wordprocessingShape" mc:Ignorable="w14 wp14">
+<w:numbering xmlns:mc="http://schemas.openxmlformats.org/markup-compatibility/2006" xmlns:w="http://schemas.openxmlformats.org/wordprocessingml/2006/main" xmlns:m="http://schemas.openxmlformats.org/officeDocument/2006/math" xmlns:mo="http://schemas.microsoft.com/office/mac/office/2008/main" xmlns:mv="urn:schemas-microsoft-com:mac:vml" xmlns:o="urn:schemas-microsoft-com:office:office" xmlns:r="http://schemas.openxmlformats.org/officeDocument/2006/relationships" xmlns:v="urn:schemas-microsoft-com:vml" xmlns:w10="urn:schemas-microsoft-com:office:word" xmlns:w14="http://schemas.microsoft.com/office/word/2010/wordml" xmlns:wne="http://schemas.microsoft.com/office/word/2006/wordml" xmlns:wp="http://schemas.openxmlformats.org/drawingml/2006/wordprocessingDrawing" xmlns:wp14="http://schemas.microsoft.com/office/word/2010/wordprocessingDrawing" xmlns:wpc="http://schemas.microsoft.com/office/word/2010/wordprocessingCanvas" xmlns:wpg="http://schemas.microsoft.com/office/word/2010/wordprocessingGroup" xmlns:wpi="http://schemas.microsoft.com/office/word/2010/wordprocessingInk" xmlns:wps="http://schemas.microsoft.com/office/word/2010/wordprocessingShape" mc:Ignorable="w14 wp14">
   <w:abstractNum w:abstractNumId="0">
     <w:nsid w:val="FFFFFF7C"/>
     <w:multiLevelType w:val="singleLevel"/>
@@ -3105,7 +3360,7 @@
         <w:ind w:hanging="360" w:left="1440"/>
       </w:pPr>
       <w:rPr>
-        <w:rFonts w:ascii="Symbol" w:hAnsi="Symbol" w:hint="default"/>
+        <w:rFonts w:ascii="Symbol" w:hAnsi="Symbol" w:hint="default" w:eastAsia="黑体"/>
       </w:rPr>
     </w:lvl>
   </w:abstractNum>
@@ -3126,7 +3381,7 @@
         <w:ind w:hanging="360" w:left="1080"/>
       </w:pPr>
       <w:rPr>
-        <w:rFonts w:ascii="Symbol" w:hAnsi="Symbol" w:hint="default"/>
+        <w:rFonts w:ascii="Symbol" w:hAnsi="Symbol" w:hint="default" w:eastAsia="黑体"/>
       </w:rPr>
     </w:lvl>
   </w:abstractNum>
@@ -3147,7 +3402,7 @@
         <w:ind w:hanging="360" w:left="720"/>
       </w:pPr>
       <w:rPr>
-        <w:rFonts w:ascii="Symbol" w:hAnsi="Symbol" w:hint="default"/>
+        <w:rFonts w:ascii="Symbol" w:hAnsi="Symbol" w:hint="default" w:eastAsia="黑体"/>
       </w:rPr>
     </w:lvl>
   </w:abstractNum>
@@ -3186,7 +3441,7 @@
         <w:ind w:hanging="360" w:left="360"/>
       </w:pPr>
       <w:rPr>
-        <w:rFonts w:ascii="Symbol" w:hAnsi="Symbol" w:hint="default"/>
+        <w:rFonts w:ascii="Symbol" w:hAnsi="Symbol" w:hint="default" w:eastAsia="黑体"/>
       </w:rPr>
     </w:lvl>
   </w:abstractNum>
@@ -3277,7 +3532,7 @@
         <w:ind w:left="720" w:hanging="360"/>
       </w:pPr>
       <w:rPr>
-        <w:rFonts w:ascii="Symbol" w:hAnsi="Symbol" w:cs="Symbol" w:hint="default"/>
+        <w:rFonts w:ascii="Symbol" w:hAnsi="Symbol" w:cs="Symbol" w:hint="default" w:eastAsia="黑体"/>
       </w:rPr>
     </w:lvl>
     <w:lvl w:ilvl="1">
@@ -3288,7 +3543,7 @@
         <w:ind w:left="1440" w:hanging="360"/>
       </w:pPr>
       <w:rPr>
-        <w:rFonts w:ascii="Courier New" w:hAnsi="Courier New" w:cs="Courier New" w:hint="default"/>
+        <w:rFonts w:ascii="Courier New" w:hAnsi="Courier New" w:cs="Courier New" w:hint="default" w:eastAsia="黑体"/>
       </w:rPr>
     </w:lvl>
     <w:lvl w:ilvl="2">
@@ -3299,7 +3554,7 @@
         <w:ind w:left="2160" w:hanging="360"/>
       </w:pPr>
       <w:rPr>
-        <w:rFonts w:ascii="Wingdings" w:hAnsi="Wingdings" w:cs="Wingdings" w:hint="default"/>
+        <w:rFonts w:ascii="Wingdings" w:hAnsi="Wingdings" w:cs="Wingdings" w:hint="default" w:eastAsia="黑体"/>
       </w:rPr>
     </w:lvl>
     <w:lvl w:ilvl="3">
@@ -3310,7 +3565,7 @@
         <w:ind w:left="2880" w:hanging="360"/>
       </w:pPr>
       <w:rPr>
-        <w:rFonts w:ascii="Symbol" w:hAnsi="Symbol" w:cs="Symbol" w:hint="default"/>
+        <w:rFonts w:ascii="Symbol" w:hAnsi="Symbol" w:cs="Symbol" w:hint="default" w:eastAsia="黑体"/>
       </w:rPr>
     </w:lvl>
     <w:lvl w:ilvl="4">
@@ -3321,7 +3576,7 @@
         <w:ind w:left="3600" w:hanging="360"/>
       </w:pPr>
       <w:rPr>
-        <w:rFonts w:ascii="Courier New" w:hAnsi="Courier New" w:cs="Courier New" w:hint="default"/>
+        <w:rFonts w:ascii="Courier New" w:hAnsi="Courier New" w:cs="Courier New" w:hint="default" w:eastAsia="黑体"/>
       </w:rPr>
     </w:lvl>
     <w:lvl w:ilvl="5">
@@ -3332,7 +3587,7 @@
         <w:ind w:left="4320" w:hanging="360"/>
       </w:pPr>
       <w:rPr>
-        <w:rFonts w:ascii="Wingdings" w:hAnsi="Wingdings" w:cs="Wingdings" w:hint="default"/>
+        <w:rFonts w:ascii="Wingdings" w:hAnsi="Wingdings" w:cs="Wingdings" w:hint="default" w:eastAsia="黑体"/>
       </w:rPr>
     </w:lvl>
     <w:lvl w:ilvl="6">
@@ -3343,7 +3598,7 @@
         <w:ind w:left="5040" w:hanging="360"/>
       </w:pPr>
       <w:rPr>
-        <w:rFonts w:ascii="Symbol" w:hAnsi="Symbol" w:cs="Symbol" w:hint="default"/>
+        <w:rFonts w:ascii="Symbol" w:hAnsi="Symbol" w:cs="Symbol" w:hint="default" w:eastAsia="黑体"/>
       </w:rPr>
     </w:lvl>
     <w:lvl w:ilvl="7">
@@ -3354,7 +3609,7 @@
         <w:ind w:left="5760" w:hanging="360"/>
       </w:pPr>
       <w:rPr>
-        <w:rFonts w:ascii="Courier New" w:hAnsi="Courier New" w:cs="Courier New" w:hint="default"/>
+        <w:rFonts w:ascii="Courier New" w:hAnsi="Courier New" w:cs="Courier New" w:hint="default" w:eastAsia="黑体"/>
       </w:rPr>
     </w:lvl>
     <w:lvl w:ilvl="8">
@@ -3365,7 +3620,7 @@
         <w:ind w:left="6480" w:hanging="360"/>
       </w:pPr>
       <w:rPr>
-        <w:rFonts w:ascii="Wingdings" w:hAnsi="Wingdings" w:cs="Wingdings" w:hint="default"/>
+        <w:rFonts w:ascii="Wingdings" w:hAnsi="Wingdings" w:cs="Wingdings" w:hint="default" w:eastAsia="黑体"/>
       </w:rPr>
     </w:lvl>
   </w:abstractNum>
@@ -3421,11 +3676,11 @@
 </file>
 
 <file path=word/styles.xml><?xml version="1.0" encoding="utf-8"?>
-<w:styles xmlns:mc="http://schemas.openxmlformats.org/markup-compatibility/2006" xmlns:r="http://schemas.openxmlformats.org/officeDocument/2006/relationships" xmlns:w="http://schemas.openxmlformats.org/wordprocessingml/2006/main" xmlns:w14="http://schemas.microsoft.com/office/word/2010/wordml" mc:Ignorable="w14">
+<w:styles xmlns:mc="http://schemas.openxmlformats.org/markup-compatibility/2006" xmlns:w="http://schemas.openxmlformats.org/wordprocessingml/2006/main" xmlns:r="http://schemas.openxmlformats.org/officeDocument/2006/relationships" xmlns:w14="http://schemas.microsoft.com/office/word/2010/wordml" mc:Ignorable="w14">
   <w:docDefaults>
     <w:rPrDefault>
       <w:rPr>
-        <w:rFonts w:asciiTheme="minorHAnsi" w:cstheme="minorBidi" w:eastAsiaTheme="minorEastAsia" w:hAnsiTheme="minorHAnsi"/>
+        <w:rFonts w:asciiTheme="minorHAnsi" w:cstheme="minorBidi" w:hAnsiTheme="minorHAnsi" w:eastAsia="黑体"/>
         <w:sz w:val="22"/>
         <w:szCs w:val="22"/>
         <w:lang w:bidi="ar-SA" w:eastAsia="en-US" w:val="en-US"/>
@@ -3647,7 +3902,7 @@
       <w:outlineLvl w:val="0"/>
     </w:pPr>
     <w:rPr>
-      <w:rFonts w:ascii="Times New Roman" w:asciiTheme="majorHAnsi" w:cstheme="majorBidi" w:eastAsia="黑体" w:eastAsiaTheme="majorEastAsia" w:hAnsi="Times New Roman" w:hAnsiTheme="majorHAnsi"/>
+      <w:rFonts w:ascii="Times New Roman" w:asciiTheme="majorHAnsi" w:cstheme="majorBidi" w:eastAsia="黑体" w:hAnsi="Times New Roman" w:hAnsiTheme="majorHAnsi"/>
       <w:b/>
       <w:bCs/>
       <w:color w:val="1F3864"/>
@@ -3671,7 +3926,7 @@
       <w:outlineLvl w:val="1"/>
     </w:pPr>
     <w:rPr>
-      <w:rFonts w:ascii="Times New Roman" w:asciiTheme="majorHAnsi" w:cstheme="majorBidi" w:eastAsia="黑体" w:eastAsiaTheme="majorEastAsia" w:hAnsi="Times New Roman" w:hAnsiTheme="majorHAnsi"/>
+      <w:rFonts w:ascii="Times New Roman" w:asciiTheme="majorHAnsi" w:cstheme="majorBidi" w:eastAsia="黑体" w:hAnsi="Times New Roman" w:hAnsiTheme="majorHAnsi"/>
       <w:b/>
       <w:bCs/>
       <w:color w:val="2E4E7E"/>
@@ -3695,7 +3950,7 @@
       <w:outlineLvl w:val="2"/>
     </w:pPr>
     <w:rPr>
-      <w:rFonts w:ascii="Times New Roman" w:asciiTheme="majorHAnsi" w:cstheme="majorBidi" w:eastAsia="黑体" w:eastAsiaTheme="majorEastAsia" w:hAnsi="Times New Roman" w:hAnsiTheme="majorHAnsi"/>
+      <w:rFonts w:ascii="Times New Roman" w:asciiTheme="majorHAnsi" w:cstheme="majorBidi" w:eastAsia="黑体" w:hAnsi="Times New Roman" w:hAnsiTheme="majorHAnsi"/>
       <w:b/>
       <w:bCs/>
       <w:color w:val="2E4E7E"/>
@@ -3719,7 +3974,7 @@
       <w:outlineLvl w:val="3"/>
     </w:pPr>
     <w:rPr>
-      <w:rFonts w:ascii="Times New Roman" w:asciiTheme="majorHAnsi" w:cstheme="majorBidi" w:eastAsia="黑体" w:eastAsiaTheme="majorEastAsia" w:hAnsi="Times New Roman" w:hAnsiTheme="majorHAnsi"/>
+      <w:rFonts w:ascii="Times New Roman" w:asciiTheme="majorHAnsi" w:cstheme="majorBidi" w:eastAsia="黑体" w:hAnsi="Times New Roman" w:hAnsiTheme="majorHAnsi"/>
       <w:b/>
       <w:bCs/>
       <w:i/>
@@ -3745,7 +4000,7 @@
       <w:outlineLvl w:val="4"/>
     </w:pPr>
     <w:rPr>
-      <w:rFonts w:ascii="Times New Roman" w:asciiTheme="majorHAnsi" w:cstheme="majorBidi" w:eastAsia="黑体" w:eastAsiaTheme="majorEastAsia" w:hAnsi="Times New Roman" w:hAnsiTheme="majorHAnsi"/>
+      <w:rFonts w:ascii="Times New Roman" w:asciiTheme="majorHAnsi" w:cstheme="majorBidi" w:eastAsia="黑体" w:hAnsi="Times New Roman" w:hAnsiTheme="majorHAnsi"/>
       <w:b/>
       <w:color w:val="333333"/>
       <w:sz w:val="22"/>
@@ -3768,7 +4023,7 @@
       <w:outlineLvl w:val="5"/>
     </w:pPr>
     <w:rPr>
-      <w:rFonts w:asciiTheme="majorHAnsi" w:cstheme="majorBidi" w:eastAsiaTheme="majorEastAsia" w:hAnsiTheme="majorHAnsi"/>
+      <w:rFonts w:asciiTheme="majorHAnsi" w:cstheme="majorBidi" w:hAnsiTheme="majorHAnsi" w:eastAsia="黑体"/>
       <w:i/>
       <w:iCs/>
       <w:color w:themeColor="accent1" w:themeShade="7F" w:val="243F60"/>
@@ -3791,7 +4046,7 @@
       <w:outlineLvl w:val="6"/>
     </w:pPr>
     <w:rPr>
-      <w:rFonts w:asciiTheme="majorHAnsi" w:cstheme="majorBidi" w:eastAsiaTheme="majorEastAsia" w:hAnsiTheme="majorHAnsi"/>
+      <w:rFonts w:asciiTheme="majorHAnsi" w:cstheme="majorBidi" w:hAnsiTheme="majorHAnsi" w:eastAsia="黑体"/>
       <w:i/>
       <w:iCs/>
       <w:color w:themeColor="text1" w:themeTint="BF" w:val="404040"/>
@@ -3814,7 +4069,7 @@
       <w:outlineLvl w:val="7"/>
     </w:pPr>
     <w:rPr>
-      <w:rFonts w:asciiTheme="majorHAnsi" w:cstheme="majorBidi" w:eastAsiaTheme="majorEastAsia" w:hAnsiTheme="majorHAnsi"/>
+      <w:rFonts w:asciiTheme="majorHAnsi" w:cstheme="majorBidi" w:hAnsiTheme="majorHAnsi" w:eastAsia="黑体"/>
       <w:color w:themeColor="accent1" w:val="4F81BD"/>
       <w:sz w:val="20"/>
       <w:szCs w:val="20"/>
@@ -3837,7 +4092,7 @@
       <w:outlineLvl w:val="8"/>
     </w:pPr>
     <w:rPr>
-      <w:rFonts w:asciiTheme="majorHAnsi" w:cstheme="majorBidi" w:eastAsiaTheme="majorEastAsia" w:hAnsiTheme="majorHAnsi"/>
+      <w:rFonts w:asciiTheme="majorHAnsi" w:cstheme="majorBidi" w:hAnsiTheme="majorHAnsi" w:eastAsia="黑体"/>
       <w:i/>
       <w:iCs/>
       <w:color w:themeColor="text1" w:themeTint="BF" w:val="404040"/>
@@ -3888,7 +4143,7 @@
     <w:uiPriority w:val="9"/>
     <w:rsid w:val="00FC693F"/>
     <w:rPr>
-      <w:rFonts w:asciiTheme="majorHAnsi" w:cstheme="majorBidi" w:eastAsiaTheme="majorEastAsia" w:hAnsiTheme="majorHAnsi"/>
+      <w:rFonts w:asciiTheme="majorHAnsi" w:cstheme="majorBidi" w:hAnsiTheme="majorHAnsi" w:eastAsia="黑体"/>
       <w:b/>
       <w:bCs/>
       <w:color w:themeColor="accent1" w:themeShade="BF" w:val="365F91"/>
@@ -3903,7 +4158,7 @@
     <w:uiPriority w:val="9"/>
     <w:rsid w:val="00FC693F"/>
     <w:rPr>
-      <w:rFonts w:asciiTheme="majorHAnsi" w:cstheme="majorBidi" w:eastAsiaTheme="majorEastAsia" w:hAnsiTheme="majorHAnsi"/>
+      <w:rFonts w:asciiTheme="majorHAnsi" w:cstheme="majorBidi" w:hAnsiTheme="majorHAnsi" w:eastAsia="黑体"/>
       <w:b/>
       <w:bCs/>
       <w:color w:themeColor="accent1" w:val="4F81BD"/>
@@ -3918,7 +4173,7 @@
     <w:uiPriority w:val="9"/>
     <w:rsid w:val="00FC693F"/>
     <w:rPr>
-      <w:rFonts w:asciiTheme="majorHAnsi" w:cstheme="majorBidi" w:eastAsiaTheme="majorEastAsia" w:hAnsiTheme="majorHAnsi"/>
+      <w:rFonts w:asciiTheme="majorHAnsi" w:cstheme="majorBidi" w:hAnsiTheme="majorHAnsi" w:eastAsia="黑体"/>
       <w:b/>
       <w:bCs/>
       <w:color w:themeColor="accent1" w:val="4F81BD"/>
@@ -3941,7 +4196,7 @@
       <w:contextualSpacing/>
     </w:pPr>
     <w:rPr>
-      <w:rFonts w:ascii="Times New Roman" w:asciiTheme="majorHAnsi" w:cstheme="majorBidi" w:eastAsia="黑体" w:eastAsiaTheme="majorEastAsia" w:hAnsi="Times New Roman" w:hAnsiTheme="majorHAnsi"/>
+      <w:rFonts w:ascii="Times New Roman" w:asciiTheme="majorHAnsi" w:cstheme="majorBidi" w:eastAsia="黑体" w:hAnsi="Times New Roman" w:hAnsiTheme="majorHAnsi"/>
       <w:b/>
       <w:color w:val="1F3864"/>
       <w:spacing w:val="5"/>
@@ -3957,7 +4212,7 @@
     <w:uiPriority w:val="10"/>
     <w:rsid w:val="00FC693F"/>
     <w:rPr>
-      <w:rFonts w:asciiTheme="majorHAnsi" w:cstheme="majorBidi" w:eastAsiaTheme="majorEastAsia" w:hAnsiTheme="majorHAnsi"/>
+      <w:rFonts w:asciiTheme="majorHAnsi" w:cstheme="majorBidi" w:hAnsiTheme="majorHAnsi" w:eastAsia="黑体"/>
       <w:color w:themeColor="text2" w:themeShade="BF" w:val="17365D"/>
       <w:spacing w:val="5"/>
       <w:kern w:val="28"/>
@@ -3979,7 +4234,7 @@
       </w:numPr>
     </w:pPr>
     <w:rPr>
-      <w:rFonts w:asciiTheme="majorHAnsi" w:cstheme="majorBidi" w:eastAsiaTheme="majorEastAsia" w:hAnsiTheme="majorHAnsi"/>
+      <w:rFonts w:asciiTheme="majorHAnsi" w:cstheme="majorBidi" w:hAnsiTheme="majorHAnsi" w:eastAsia="黑体"/>
       <w:i/>
       <w:iCs/>
       <w:color w:themeColor="accent1" w:val="4F81BD"/>
@@ -3995,7 +4250,7 @@
     <w:uiPriority w:val="11"/>
     <w:rsid w:val="00FC693F"/>
     <w:rPr>
-      <w:rFonts w:asciiTheme="majorHAnsi" w:cstheme="majorBidi" w:eastAsiaTheme="majorEastAsia" w:hAnsiTheme="majorHAnsi"/>
+      <w:rFonts w:asciiTheme="majorHAnsi" w:cstheme="majorBidi" w:hAnsiTheme="majorHAnsi" w:eastAsia="黑体"/>
       <w:i/>
       <w:iCs/>
       <w:color w:themeColor="accent1" w:val="4F81BD"/>
@@ -4062,6 +4317,7 @@
       <w:spacing w:after="120"/>
     </w:pPr>
     <w:rPr>
+      <w:rFonts w:eastAsia="黑体"/>
       <w:sz w:val="16"/>
       <w:szCs w:val="16"/>
     </w:rPr>
@@ -4073,6 +4329,7 @@
     <w:uiPriority w:val="99"/>
     <w:rsid w:val="00AA1D8D"/>
     <w:rPr>
+      <w:rFonts w:eastAsia="黑体"/>
       <w:sz w:val="16"/>
       <w:szCs w:val="16"/>
     </w:rPr>
@@ -4242,7 +4499,7 @@
       </w:tabs>
     </w:pPr>
     <w:rPr>
-      <w:rFonts w:ascii="Courier" w:hAnsi="Courier"/>
+      <w:rFonts w:ascii="Courier" w:hAnsi="Courier" w:eastAsia="黑体"/>
       <w:sz w:val="20"/>
       <w:szCs w:val="20"/>
     </w:rPr>
@@ -4254,7 +4511,7 @@
     <w:uiPriority w:val="99"/>
     <w:rsid w:val="0029639D"/>
     <w:rPr>
-      <w:rFonts w:ascii="Courier" w:hAnsi="Courier"/>
+      <w:rFonts w:ascii="Courier" w:hAnsi="Courier" w:eastAsia="黑体"/>
       <w:sz w:val="20"/>
       <w:szCs w:val="20"/>
     </w:rPr>
@@ -4290,6 +4547,7 @@
     <w:uiPriority w:val="29"/>
     <w:rsid w:val="00FC693F"/>
     <w:rPr>
+      <w:rFonts w:eastAsia="黑体"/>
       <w:i/>
       <w:iCs/>
       <w:color w:themeColor="text1" w:val="000000"/>
@@ -4303,7 +4561,7 @@
     <w:semiHidden/>
     <w:rsid w:val="00FC693F"/>
     <w:rPr>
-      <w:rFonts w:asciiTheme="majorHAnsi" w:cstheme="majorBidi" w:eastAsiaTheme="majorEastAsia" w:hAnsiTheme="majorHAnsi"/>
+      <w:rFonts w:asciiTheme="majorHAnsi" w:cstheme="majorBidi" w:hAnsiTheme="majorHAnsi" w:eastAsia="黑体"/>
       <w:b/>
       <w:bCs/>
       <w:i/>
@@ -4319,7 +4577,7 @@
     <w:semiHidden/>
     <w:rsid w:val="00FC693F"/>
     <w:rPr>
-      <w:rFonts w:asciiTheme="majorHAnsi" w:cstheme="majorBidi" w:eastAsiaTheme="majorEastAsia" w:hAnsiTheme="majorHAnsi"/>
+      <w:rFonts w:asciiTheme="majorHAnsi" w:cstheme="majorBidi" w:hAnsiTheme="majorHAnsi" w:eastAsia="黑体"/>
       <w:color w:themeColor="accent1" w:themeShade="7F" w:val="243F60"/>
     </w:rPr>
   </w:style>
@@ -4331,7 +4589,7 @@
     <w:semiHidden/>
     <w:rsid w:val="00FC693F"/>
     <w:rPr>
-      <w:rFonts w:asciiTheme="majorHAnsi" w:cstheme="majorBidi" w:eastAsiaTheme="majorEastAsia" w:hAnsiTheme="majorHAnsi"/>
+      <w:rFonts w:asciiTheme="majorHAnsi" w:cstheme="majorBidi" w:hAnsiTheme="majorHAnsi" w:eastAsia="黑体"/>
       <w:i/>
       <w:iCs/>
       <w:color w:themeColor="accent1" w:themeShade="7F" w:val="243F60"/>
@@ -4345,7 +4603,7 @@
     <w:semiHidden/>
     <w:rsid w:val="00FC693F"/>
     <w:rPr>
-      <w:rFonts w:asciiTheme="majorHAnsi" w:cstheme="majorBidi" w:eastAsiaTheme="majorEastAsia" w:hAnsiTheme="majorHAnsi"/>
+      <w:rFonts w:asciiTheme="majorHAnsi" w:cstheme="majorBidi" w:hAnsiTheme="majorHAnsi" w:eastAsia="黑体"/>
       <w:i/>
       <w:iCs/>
       <w:color w:themeColor="text1" w:themeTint="BF" w:val="404040"/>
@@ -4359,7 +4617,7 @@
     <w:semiHidden/>
     <w:rsid w:val="00FC693F"/>
     <w:rPr>
-      <w:rFonts w:asciiTheme="majorHAnsi" w:cstheme="majorBidi" w:eastAsiaTheme="majorEastAsia" w:hAnsiTheme="majorHAnsi"/>
+      <w:rFonts w:asciiTheme="majorHAnsi" w:cstheme="majorBidi" w:hAnsiTheme="majorHAnsi" w:eastAsia="黑体"/>
       <w:color w:themeColor="accent1" w:val="4F81BD"/>
       <w:sz w:val="20"/>
       <w:szCs w:val="20"/>
@@ -4373,7 +4631,7 @@
     <w:semiHidden/>
     <w:rsid w:val="00FC693F"/>
     <w:rPr>
-      <w:rFonts w:asciiTheme="majorHAnsi" w:cstheme="majorBidi" w:eastAsiaTheme="majorEastAsia" w:hAnsiTheme="majorHAnsi"/>
+      <w:rFonts w:asciiTheme="majorHAnsi" w:cstheme="majorBidi" w:hAnsiTheme="majorHAnsi" w:eastAsia="黑体"/>
       <w:i/>
       <w:iCs/>
       <w:color w:themeColor="text1" w:themeTint="BF" w:val="404040"/>
@@ -4394,6 +4652,7 @@
       <w:spacing w:line="240" w:lineRule="auto"/>
     </w:pPr>
     <w:rPr>
+      <w:rFonts w:eastAsia="黑体"/>
       <w:b/>
       <w:bCs/>
       <w:color w:themeColor="accent1" w:val="4F81BD"/>
@@ -4408,6 +4667,7 @@
     <w:qFormat/>
     <w:rsid w:val="00FC693F"/>
     <w:rPr>
+      <w:rFonts w:eastAsia="黑体"/>
       <w:b/>
       <w:bCs/>
     </w:rPr>
@@ -4419,6 +4679,7 @@
     <w:qFormat/>
     <w:rsid w:val="00FC693F"/>
     <w:rPr>
+      <w:rFonts w:eastAsia="黑体"/>
       <w:i/>
       <w:iCs/>
     </w:rPr>
@@ -4439,6 +4700,7 @@
       <w:ind w:left="936" w:right="936"/>
     </w:pPr>
     <w:rPr>
+      <w:rFonts w:eastAsia="黑体"/>
       <w:b/>
       <w:bCs/>
       <w:i/>
@@ -4453,6 +4715,7 @@
     <w:uiPriority w:val="30"/>
     <w:rsid w:val="00FC693F"/>
     <w:rPr>
+      <w:rFonts w:eastAsia="黑体"/>
       <w:b/>
       <w:bCs/>
       <w:i/>
@@ -4467,6 +4730,7 @@
     <w:qFormat/>
     <w:rsid w:val="00FC693F"/>
     <w:rPr>
+      <w:rFonts w:eastAsia="黑体"/>
       <w:i/>
       <w:iCs/>
       <w:color w:themeColor="text1" w:themeTint="7F" w:val="808080"/>
@@ -4479,6 +4743,7 @@
     <w:qFormat/>
     <w:rsid w:val="00FC693F"/>
     <w:rPr>
+      <w:rFonts w:eastAsia="黑体"/>
       <w:b/>
       <w:bCs/>
       <w:i/>
@@ -4493,6 +4758,7 @@
     <w:qFormat/>
     <w:rsid w:val="00FC693F"/>
     <w:rPr>
+      <w:rFonts w:eastAsia="黑体"/>
       <w:smallCaps/>
       <w:color w:themeColor="accent2" w:val="C0504D"/>
       <w:u w:val="single"/>
@@ -4505,6 +4771,7 @@
     <w:qFormat/>
     <w:rsid w:val="00FC693F"/>
     <w:rPr>
+      <w:rFonts w:eastAsia="黑体"/>
       <w:b/>
       <w:bCs/>
       <w:smallCaps/>
@@ -4520,6 +4787,7 @@
     <w:qFormat/>
     <w:rsid w:val="00FC693F"/>
     <w:rPr>
+      <w:rFonts w:eastAsia="黑体"/>
       <w:b/>
       <w:bCs/>
       <w:smallCaps/>
@@ -4574,6 +4842,7 @@
       <w:spacing w:after="0" w:line="240" w:lineRule="auto"/>
     </w:pPr>
     <w:rPr>
+      <w:rFonts w:eastAsia="黑体"/>
       <w:color w:themeColor="text1" w:themeShade="BF" w:val="000000"/>
     </w:rPr>
     <w:tblPr>
@@ -4596,6 +4865,7 @@
         <w:spacing w:after="0" w:before="0" w:line="240" w:lineRule="auto"/>
       </w:pPr>
       <w:rPr>
+        <w:rFonts w:eastAsia="黑体"/>
         <w:b/>
         <w:bCs/>
       </w:rPr>
@@ -4616,6 +4886,7 @@
         <w:spacing w:after="0" w:before="0" w:line="240" w:lineRule="auto"/>
       </w:pPr>
       <w:rPr>
+        <w:rFonts w:eastAsia="黑体"/>
         <w:b/>
         <w:bCs/>
       </w:rPr>
@@ -4633,12 +4904,14 @@
     </w:tblStylePr>
     <w:tblStylePr w:type="firstCol">
       <w:rPr>
+        <w:rFonts w:eastAsia="黑体"/>
         <w:b/>
         <w:bCs/>
       </w:rPr>
     </w:tblStylePr>
     <w:tblStylePr w:type="lastCol">
       <w:rPr>
+        <w:rFonts w:eastAsia="黑体"/>
         <w:b/>
         <w:bCs/>
       </w:rPr>
@@ -4677,6 +4950,7 @@
       <w:spacing w:after="0" w:line="240" w:lineRule="auto"/>
     </w:pPr>
     <w:rPr>
+      <w:rFonts w:eastAsia="黑体"/>
       <w:color w:themeColor="accent1" w:themeShade="BF" w:val="365F91"/>
     </w:rPr>
     <w:tblPr>
@@ -4699,6 +4973,7 @@
         <w:spacing w:after="0" w:before="0" w:line="240" w:lineRule="auto"/>
       </w:pPr>
       <w:rPr>
+        <w:rFonts w:eastAsia="黑体"/>
         <w:b/>
         <w:bCs/>
       </w:rPr>
@@ -4719,6 +4994,7 @@
         <w:spacing w:after="0" w:before="0" w:line="240" w:lineRule="auto"/>
       </w:pPr>
       <w:rPr>
+        <w:rFonts w:eastAsia="黑体"/>
         <w:b/>
         <w:bCs/>
       </w:rPr>
@@ -4736,12 +5012,14 @@
     </w:tblStylePr>
     <w:tblStylePr w:type="firstCol">
       <w:rPr>
+        <w:rFonts w:eastAsia="黑体"/>
         <w:b/>
         <w:bCs/>
       </w:rPr>
     </w:tblStylePr>
     <w:tblStylePr w:type="lastCol">
       <w:rPr>
+        <w:rFonts w:eastAsia="黑体"/>
         <w:b/>
         <w:bCs/>
       </w:rPr>
@@ -4780,6 +5058,7 @@
       <w:spacing w:after="0" w:line="240" w:lineRule="auto"/>
     </w:pPr>
     <w:rPr>
+      <w:rFonts w:eastAsia="黑体"/>
       <w:color w:themeColor="accent2" w:themeShade="BF" w:val="943634"/>
     </w:rPr>
     <w:tblPr>
@@ -4802,6 +5081,7 @@
         <w:spacing w:after="0" w:before="0" w:line="240" w:lineRule="auto"/>
       </w:pPr>
       <w:rPr>
+        <w:rFonts w:eastAsia="黑体"/>
         <w:b/>
         <w:bCs/>
       </w:rPr>
@@ -4822,6 +5102,7 @@
         <w:spacing w:after="0" w:before="0" w:line="240" w:lineRule="auto"/>
       </w:pPr>
       <w:rPr>
+        <w:rFonts w:eastAsia="黑体"/>
         <w:b/>
         <w:bCs/>
       </w:rPr>
@@ -4839,12 +5120,14 @@
     </w:tblStylePr>
     <w:tblStylePr w:type="firstCol">
       <w:rPr>
+        <w:rFonts w:eastAsia="黑体"/>
         <w:b/>
         <w:bCs/>
       </w:rPr>
     </w:tblStylePr>
     <w:tblStylePr w:type="lastCol">
       <w:rPr>
+        <w:rFonts w:eastAsia="黑体"/>
         <w:b/>
         <w:bCs/>
       </w:rPr>
@@ -4883,6 +5166,7 @@
       <w:spacing w:after="0" w:line="240" w:lineRule="auto"/>
     </w:pPr>
     <w:rPr>
+      <w:rFonts w:eastAsia="黑体"/>
       <w:color w:themeColor="accent3" w:themeShade="BF" w:val="76923C"/>
     </w:rPr>
     <w:tblPr>
@@ -4905,6 +5189,7 @@
         <w:spacing w:after="0" w:before="0" w:line="240" w:lineRule="auto"/>
       </w:pPr>
       <w:rPr>
+        <w:rFonts w:eastAsia="黑体"/>
         <w:b/>
         <w:bCs/>
       </w:rPr>
@@ -4925,6 +5210,7 @@
         <w:spacing w:after="0" w:before="0" w:line="240" w:lineRule="auto"/>
       </w:pPr>
       <w:rPr>
+        <w:rFonts w:eastAsia="黑体"/>
         <w:b/>
         <w:bCs/>
       </w:rPr>
@@ -4942,12 +5228,14 @@
     </w:tblStylePr>
     <w:tblStylePr w:type="firstCol">
       <w:rPr>
+        <w:rFonts w:eastAsia="黑体"/>
         <w:b/>
         <w:bCs/>
       </w:rPr>
     </w:tblStylePr>
     <w:tblStylePr w:type="lastCol">
       <w:rPr>
+        <w:rFonts w:eastAsia="黑体"/>
         <w:b/>
         <w:bCs/>
       </w:rPr>
@@ -4986,6 +5274,7 @@
       <w:spacing w:after="0" w:line="240" w:lineRule="auto"/>
     </w:pPr>
     <w:rPr>
+      <w:rFonts w:eastAsia="黑体"/>
       <w:color w:themeColor="accent4" w:themeShade="BF" w:val="5F497A"/>
     </w:rPr>
     <w:tblPr>
@@ -5008,6 +5297,7 @@
         <w:spacing w:after="0" w:before="0" w:line="240" w:lineRule="auto"/>
       </w:pPr>
       <w:rPr>
+        <w:rFonts w:eastAsia="黑体"/>
         <w:b/>
         <w:bCs/>
       </w:rPr>
@@ -5028,6 +5318,7 @@
         <w:spacing w:after="0" w:before="0" w:line="240" w:lineRule="auto"/>
       </w:pPr>
       <w:rPr>
+        <w:rFonts w:eastAsia="黑体"/>
         <w:b/>
         <w:bCs/>
       </w:rPr>
@@ -5045,12 +5336,14 @@
     </w:tblStylePr>
     <w:tblStylePr w:type="firstCol">
       <w:rPr>
+        <w:rFonts w:eastAsia="黑体"/>
         <w:b/>
         <w:bCs/>
       </w:rPr>
     </w:tblStylePr>
     <w:tblStylePr w:type="lastCol">
       <w:rPr>
+        <w:rFonts w:eastAsia="黑体"/>
         <w:b/>
         <w:bCs/>
       </w:rPr>
@@ -5089,6 +5382,7 @@
       <w:spacing w:after="0" w:line="240" w:lineRule="auto"/>
     </w:pPr>
     <w:rPr>
+      <w:rFonts w:eastAsia="黑体"/>
       <w:color w:themeColor="accent5" w:themeShade="BF" w:val="31849B"/>
     </w:rPr>
     <w:tblPr>
@@ -5111,6 +5405,7 @@
         <w:spacing w:after="0" w:before="0" w:line="240" w:lineRule="auto"/>
       </w:pPr>
       <w:rPr>
+        <w:rFonts w:eastAsia="黑体"/>
         <w:b/>
         <w:bCs/>
       </w:rPr>
@@ -5131,6 +5426,7 @@
         <w:spacing w:after="0" w:before="0" w:line="240" w:lineRule="auto"/>
       </w:pPr>
       <w:rPr>
+        <w:rFonts w:eastAsia="黑体"/>
         <w:b/>
         <w:bCs/>
       </w:rPr>
@@ -5148,12 +5444,14 @@
     </w:tblStylePr>
     <w:tblStylePr w:type="firstCol">
       <w:rPr>
+        <w:rFonts w:eastAsia="黑体"/>
         <w:b/>
         <w:bCs/>
       </w:rPr>
     </w:tblStylePr>
     <w:tblStylePr w:type="lastCol">
       <w:rPr>
+        <w:rFonts w:eastAsia="黑体"/>
         <w:b/>
         <w:bCs/>
       </w:rPr>
@@ -5192,6 +5490,7 @@
       <w:spacing w:after="0" w:line="240" w:lineRule="auto"/>
     </w:pPr>
     <w:rPr>
+      <w:rFonts w:eastAsia="黑体"/>
       <w:color w:themeColor="accent6" w:themeShade="BF" w:val="E36C0A"/>
     </w:rPr>
     <w:tblPr>
@@ -5214,6 +5513,7 @@
         <w:spacing w:after="0" w:before="0" w:line="240" w:lineRule="auto"/>
       </w:pPr>
       <w:rPr>
+        <w:rFonts w:eastAsia="黑体"/>
         <w:b/>
         <w:bCs/>
       </w:rPr>
@@ -5234,6 +5534,7 @@
         <w:spacing w:after="0" w:before="0" w:line="240" w:lineRule="auto"/>
       </w:pPr>
       <w:rPr>
+        <w:rFonts w:eastAsia="黑体"/>
         <w:b/>
         <w:bCs/>
       </w:rPr>
@@ -5251,12 +5552,14 @@
     </w:tblStylePr>
     <w:tblStylePr w:type="firstCol">
       <w:rPr>
+        <w:rFonts w:eastAsia="黑体"/>
         <w:b/>
         <w:bCs/>
       </w:rPr>
     </w:tblStylePr>
     <w:tblStylePr w:type="lastCol">
       <w:rPr>
+        <w:rFonts w:eastAsia="黑体"/>
         <w:b/>
         <w:bCs/>
       </w:rPr>
@@ -5316,6 +5619,7 @@
         <w:spacing w:after="0" w:before="0" w:line="240" w:lineRule="auto"/>
       </w:pPr>
       <w:rPr>
+        <w:rFonts w:eastAsia="黑体"/>
         <w:b/>
         <w:bCs/>
         <w:color w:themeColor="background1" w:val="FFFFFF"/>
@@ -5330,6 +5634,7 @@
         <w:spacing w:after="0" w:before="0" w:line="240" w:lineRule="auto"/>
       </w:pPr>
       <w:rPr>
+        <w:rFonts w:eastAsia="黑体"/>
         <w:b/>
         <w:bCs/>
       </w:rPr>
@@ -5345,12 +5650,14 @@
     </w:tblStylePr>
     <w:tblStylePr w:type="firstCol">
       <w:rPr>
+        <w:rFonts w:eastAsia="黑体"/>
         <w:b/>
         <w:bCs/>
       </w:rPr>
     </w:tblStylePr>
     <w:tblStylePr w:type="lastCol">
       <w:rPr>
+        <w:rFonts w:eastAsia="黑体"/>
         <w:b/>
         <w:bCs/>
       </w:rPr>
@@ -5408,6 +5715,7 @@
         <w:spacing w:after="0" w:before="0" w:line="240" w:lineRule="auto"/>
       </w:pPr>
       <w:rPr>
+        <w:rFonts w:eastAsia="黑体"/>
         <w:b/>
         <w:bCs/>
         <w:color w:themeColor="background1" w:val="FFFFFF"/>
@@ -5422,6 +5730,7 @@
         <w:spacing w:after="0" w:before="0" w:line="240" w:lineRule="auto"/>
       </w:pPr>
       <w:rPr>
+        <w:rFonts w:eastAsia="黑体"/>
         <w:b/>
         <w:bCs/>
       </w:rPr>
@@ -5437,12 +5746,14 @@
     </w:tblStylePr>
     <w:tblStylePr w:type="firstCol">
       <w:rPr>
+        <w:rFonts w:eastAsia="黑体"/>
         <w:b/>
         <w:bCs/>
       </w:rPr>
     </w:tblStylePr>
     <w:tblStylePr w:type="lastCol">
       <w:rPr>
+        <w:rFonts w:eastAsia="黑体"/>
         <w:b/>
         <w:bCs/>
       </w:rPr>
@@ -5500,6 +5811,7 @@
         <w:spacing w:after="0" w:before="0" w:line="240" w:lineRule="auto"/>
       </w:pPr>
       <w:rPr>
+        <w:rFonts w:eastAsia="黑体"/>
         <w:b/>
         <w:bCs/>
         <w:color w:themeColor="background1" w:val="FFFFFF"/>
@@ -5514,6 +5826,7 @@
         <w:spacing w:after="0" w:before="0" w:line="240" w:lineRule="auto"/>
       </w:pPr>
       <w:rPr>
+        <w:rFonts w:eastAsia="黑体"/>
         <w:b/>
         <w:bCs/>
       </w:rPr>
@@ -5529,12 +5842,14 @@
     </w:tblStylePr>
     <w:tblStylePr w:type="firstCol">
       <w:rPr>
+        <w:rFonts w:eastAsia="黑体"/>
         <w:b/>
         <w:bCs/>
       </w:rPr>
     </w:tblStylePr>
     <w:tblStylePr w:type="lastCol">
       <w:rPr>
+        <w:rFonts w:eastAsia="黑体"/>
         <w:b/>
         <w:bCs/>
       </w:rPr>
@@ -5592,6 +5907,7 @@
         <w:spacing w:after="0" w:before="0" w:line="240" w:lineRule="auto"/>
       </w:pPr>
       <w:rPr>
+        <w:rFonts w:eastAsia="黑体"/>
         <w:b/>
         <w:bCs/>
         <w:color w:themeColor="background1" w:val="FFFFFF"/>
@@ -5606,6 +5922,7 @@
         <w:spacing w:after="0" w:before="0" w:line="240" w:lineRule="auto"/>
       </w:pPr>
       <w:rPr>
+        <w:rFonts w:eastAsia="黑体"/>
         <w:b/>
         <w:bCs/>
       </w:rPr>
@@ -5621,12 +5938,14 @@
     </w:tblStylePr>
     <w:tblStylePr w:type="firstCol">
       <w:rPr>
+        <w:rFonts w:eastAsia="黑体"/>
         <w:b/>
         <w:bCs/>
       </w:rPr>
     </w:tblStylePr>
     <w:tblStylePr w:type="lastCol">
       <w:rPr>
+        <w:rFonts w:eastAsia="黑体"/>
         <w:b/>
         <w:bCs/>
       </w:rPr>
@@ -5684,6 +6003,7 @@
         <w:spacing w:after="0" w:before="0" w:line="240" w:lineRule="auto"/>
       </w:pPr>
       <w:rPr>
+        <w:rFonts w:eastAsia="黑体"/>
         <w:b/>
         <w:bCs/>
         <w:color w:themeColor="background1" w:val="FFFFFF"/>
@@ -5698,6 +6018,7 @@
         <w:spacing w:after="0" w:before="0" w:line="240" w:lineRule="auto"/>
       </w:pPr>
       <w:rPr>
+        <w:rFonts w:eastAsia="黑体"/>
         <w:b/>
         <w:bCs/>
       </w:rPr>
@@ -5713,12 +6034,14 @@
     </w:tblStylePr>
     <w:tblStylePr w:type="firstCol">
       <w:rPr>
+        <w:rFonts w:eastAsia="黑体"/>
         <w:b/>
         <w:bCs/>
       </w:rPr>
     </w:tblStylePr>
     <w:tblStylePr w:type="lastCol">
       <w:rPr>
+        <w:rFonts w:eastAsia="黑体"/>
         <w:b/>
         <w:bCs/>
       </w:rPr>
@@ -5776,6 +6099,7 @@
         <w:spacing w:after="0" w:before="0" w:line="240" w:lineRule="auto"/>
       </w:pPr>
       <w:rPr>
+        <w:rFonts w:eastAsia="黑体"/>
         <w:b/>
         <w:bCs/>
         <w:color w:themeColor="background1" w:val="FFFFFF"/>
@@ -5790,6 +6114,7 @@
         <w:spacing w:after="0" w:before="0" w:line="240" w:lineRule="auto"/>
       </w:pPr>
       <w:rPr>
+        <w:rFonts w:eastAsia="黑体"/>
         <w:b/>
         <w:bCs/>
       </w:rPr>
@@ -5805,12 +6130,14 @@
     </w:tblStylePr>
     <w:tblStylePr w:type="firstCol">
       <w:rPr>
+        <w:rFonts w:eastAsia="黑体"/>
         <w:b/>
         <w:bCs/>
       </w:rPr>
     </w:tblStylePr>
     <w:tblStylePr w:type="lastCol">
       <w:rPr>
+        <w:rFonts w:eastAsia="黑体"/>
         <w:b/>
         <w:bCs/>
       </w:rPr>
@@ -5868,6 +6195,7 @@
         <w:spacing w:after="0" w:before="0" w:line="240" w:lineRule="auto"/>
       </w:pPr>
       <w:rPr>
+        <w:rFonts w:eastAsia="黑体"/>
         <w:b/>
         <w:bCs/>
         <w:color w:themeColor="background1" w:val="FFFFFF"/>
@@ -5882,6 +6210,7 @@
         <w:spacing w:after="0" w:before="0" w:line="240" w:lineRule="auto"/>
       </w:pPr>
       <w:rPr>
+        <w:rFonts w:eastAsia="黑体"/>
         <w:b/>
         <w:bCs/>
       </w:rPr>
@@ -5897,12 +6226,14 @@
     </w:tblStylePr>
     <w:tblStylePr w:type="firstCol">
       <w:rPr>
+        <w:rFonts w:eastAsia="黑体"/>
         <w:b/>
         <w:bCs/>
       </w:rPr>
     </w:tblStylePr>
     <w:tblStylePr w:type="lastCol">
       <w:rPr>
+        <w:rFonts w:eastAsia="黑体"/>
         <w:b/>
         <w:bCs/>
       </w:rPr>
@@ -5962,7 +6293,7 @@
         <w:spacing w:after="0" w:before="0" w:line="240" w:lineRule="auto"/>
       </w:pPr>
       <w:rPr>
-        <w:rFonts w:asciiTheme="majorHAnsi" w:cstheme="majorBidi" w:eastAsiaTheme="majorEastAsia" w:hAnsiTheme="majorHAnsi"/>
+        <w:rFonts w:asciiTheme="majorHAnsi" w:cstheme="majorBidi" w:hAnsiTheme="majorHAnsi" w:eastAsia="黑体"/>
         <w:b/>
         <w:bCs/>
       </w:rPr>
@@ -5983,7 +6314,7 @@
         <w:spacing w:after="0" w:before="0" w:line="240" w:lineRule="auto"/>
       </w:pPr>
       <w:rPr>
-        <w:rFonts w:asciiTheme="majorHAnsi" w:cstheme="majorBidi" w:eastAsiaTheme="majorEastAsia" w:hAnsiTheme="majorHAnsi"/>
+        <w:rFonts w:asciiTheme="majorHAnsi" w:cstheme="majorBidi" w:hAnsiTheme="majorHAnsi" w:eastAsia="黑体"/>
         <w:b/>
         <w:bCs/>
       </w:rPr>
@@ -6001,14 +6332,14 @@
     </w:tblStylePr>
     <w:tblStylePr w:type="firstCol">
       <w:rPr>
-        <w:rFonts w:asciiTheme="majorHAnsi" w:cstheme="majorBidi" w:eastAsiaTheme="majorEastAsia" w:hAnsiTheme="majorHAnsi"/>
+        <w:rFonts w:asciiTheme="majorHAnsi" w:cstheme="majorBidi" w:hAnsiTheme="majorHAnsi" w:eastAsia="黑体"/>
         <w:b/>
         <w:bCs/>
       </w:rPr>
     </w:tblStylePr>
     <w:tblStylePr w:type="lastCol">
       <w:rPr>
-        <w:rFonts w:asciiTheme="majorHAnsi" w:cstheme="majorBidi" w:eastAsiaTheme="majorEastAsia" w:hAnsiTheme="majorHAnsi"/>
+        <w:rFonts w:asciiTheme="majorHAnsi" w:cstheme="majorBidi" w:hAnsiTheme="majorHAnsi" w:eastAsia="黑体"/>
         <w:b/>
         <w:bCs/>
       </w:rPr>
@@ -6092,7 +6423,7 @@
         <w:spacing w:after="0" w:before="0" w:line="240" w:lineRule="auto"/>
       </w:pPr>
       <w:rPr>
-        <w:rFonts w:asciiTheme="majorHAnsi" w:cstheme="majorBidi" w:eastAsiaTheme="majorEastAsia" w:hAnsiTheme="majorHAnsi"/>
+        <w:rFonts w:asciiTheme="majorHAnsi" w:cstheme="majorBidi" w:hAnsiTheme="majorHAnsi" w:eastAsia="黑体"/>
         <w:b/>
         <w:bCs/>
       </w:rPr>
@@ -6113,7 +6444,7 @@
         <w:spacing w:after="0" w:before="0" w:line="240" w:lineRule="auto"/>
       </w:pPr>
       <w:rPr>
-        <w:rFonts w:asciiTheme="majorHAnsi" w:cstheme="majorBidi" w:eastAsiaTheme="majorEastAsia" w:hAnsiTheme="majorHAnsi"/>
+        <w:rFonts w:asciiTheme="majorHAnsi" w:cstheme="majorBidi" w:hAnsiTheme="majorHAnsi" w:eastAsia="黑体"/>
         <w:b/>
         <w:bCs/>
       </w:rPr>
@@ -6131,14 +6462,14 @@
     </w:tblStylePr>
     <w:tblStylePr w:type="firstCol">
       <w:rPr>
-        <w:rFonts w:asciiTheme="majorHAnsi" w:cstheme="majorBidi" w:eastAsiaTheme="majorEastAsia" w:hAnsiTheme="majorHAnsi"/>
+        <w:rFonts w:asciiTheme="majorHAnsi" w:cstheme="majorBidi" w:hAnsiTheme="majorHAnsi" w:eastAsia="黑体"/>
         <w:b/>
         <w:bCs/>
       </w:rPr>
     </w:tblStylePr>
     <w:tblStylePr w:type="lastCol">
       <w:rPr>
-        <w:rFonts w:asciiTheme="majorHAnsi" w:cstheme="majorBidi" w:eastAsiaTheme="majorEastAsia" w:hAnsiTheme="majorHAnsi"/>
+        <w:rFonts w:asciiTheme="majorHAnsi" w:cstheme="majorBidi" w:hAnsiTheme="majorHAnsi" w:eastAsia="黑体"/>
         <w:b/>
         <w:bCs/>
       </w:rPr>
@@ -6222,7 +6553,7 @@
         <w:spacing w:after="0" w:before="0" w:line="240" w:lineRule="auto"/>
       </w:pPr>
       <w:rPr>
-        <w:rFonts w:asciiTheme="majorHAnsi" w:cstheme="majorBidi" w:eastAsiaTheme="majorEastAsia" w:hAnsiTheme="majorHAnsi"/>
+        <w:rFonts w:asciiTheme="majorHAnsi" w:cstheme="majorBidi" w:hAnsiTheme="majorHAnsi" w:eastAsia="黑体"/>
         <w:b/>
         <w:bCs/>
       </w:rPr>
@@ -6243,7 +6574,7 @@
         <w:spacing w:after="0" w:before="0" w:line="240" w:lineRule="auto"/>
       </w:pPr>
       <w:rPr>
-        <w:rFonts w:asciiTheme="majorHAnsi" w:cstheme="majorBidi" w:eastAsiaTheme="majorEastAsia" w:hAnsiTheme="majorHAnsi"/>
+        <w:rFonts w:asciiTheme="majorHAnsi" w:cstheme="majorBidi" w:hAnsiTheme="majorHAnsi" w:eastAsia="黑体"/>
         <w:b/>
         <w:bCs/>
       </w:rPr>
@@ -6261,14 +6592,14 @@
     </w:tblStylePr>
     <w:tblStylePr w:type="firstCol">
       <w:rPr>
-        <w:rFonts w:asciiTheme="majorHAnsi" w:cstheme="majorBidi" w:eastAsiaTheme="majorEastAsia" w:hAnsiTheme="majorHAnsi"/>
+        <w:rFonts w:asciiTheme="majorHAnsi" w:cstheme="majorBidi" w:hAnsiTheme="majorHAnsi" w:eastAsia="黑体"/>
         <w:b/>
         <w:bCs/>
       </w:rPr>
     </w:tblStylePr>
     <w:tblStylePr w:type="lastCol">
       <w:rPr>
-        <w:rFonts w:asciiTheme="majorHAnsi" w:cstheme="majorBidi" w:eastAsiaTheme="majorEastAsia" w:hAnsiTheme="majorHAnsi"/>
+        <w:rFonts w:asciiTheme="majorHAnsi" w:cstheme="majorBidi" w:hAnsiTheme="majorHAnsi" w:eastAsia="黑体"/>
         <w:b/>
         <w:bCs/>
       </w:rPr>
@@ -6352,7 +6683,7 @@
         <w:spacing w:after="0" w:before="0" w:line="240" w:lineRule="auto"/>
       </w:pPr>
       <w:rPr>
-        <w:rFonts w:asciiTheme="majorHAnsi" w:cstheme="majorBidi" w:eastAsiaTheme="majorEastAsia" w:hAnsiTheme="majorHAnsi"/>
+        <w:rFonts w:asciiTheme="majorHAnsi" w:cstheme="majorBidi" w:hAnsiTheme="majorHAnsi" w:eastAsia="黑体"/>
         <w:b/>
         <w:bCs/>
       </w:rPr>
@@ -6373,7 +6704,7 @@
         <w:spacing w:after="0" w:before="0" w:line="240" w:lineRule="auto"/>
       </w:pPr>
       <w:rPr>
-        <w:rFonts w:asciiTheme="majorHAnsi" w:cstheme="majorBidi" w:eastAsiaTheme="majorEastAsia" w:hAnsiTheme="majorHAnsi"/>
+        <w:rFonts w:asciiTheme="majorHAnsi" w:cstheme="majorBidi" w:hAnsiTheme="majorHAnsi" w:eastAsia="黑体"/>
         <w:b/>
         <w:bCs/>
       </w:rPr>
@@ -6391,14 +6722,14 @@
     </w:tblStylePr>
     <w:tblStylePr w:type="firstCol">
       <w:rPr>
-        <w:rFonts w:asciiTheme="majorHAnsi" w:cstheme="majorBidi" w:eastAsiaTheme="majorEastAsia" w:hAnsiTheme="majorHAnsi"/>
+        <w:rFonts w:asciiTheme="majorHAnsi" w:cstheme="majorBidi" w:hAnsiTheme="majorHAnsi" w:eastAsia="黑体"/>
         <w:b/>
         <w:bCs/>
       </w:rPr>
     </w:tblStylePr>
     <w:tblStylePr w:type="lastCol">
       <w:rPr>
-        <w:rFonts w:asciiTheme="majorHAnsi" w:cstheme="majorBidi" w:eastAsiaTheme="majorEastAsia" w:hAnsiTheme="majorHAnsi"/>
+        <w:rFonts w:asciiTheme="majorHAnsi" w:cstheme="majorBidi" w:hAnsiTheme="majorHAnsi" w:eastAsia="黑体"/>
         <w:b/>
         <w:bCs/>
       </w:rPr>
@@ -6482,7 +6813,7 @@
         <w:spacing w:after="0" w:before="0" w:line="240" w:lineRule="auto"/>
       </w:pPr>
       <w:rPr>
-        <w:rFonts w:asciiTheme="majorHAnsi" w:cstheme="majorBidi" w:eastAsiaTheme="majorEastAsia" w:hAnsiTheme="majorHAnsi"/>
+        <w:rFonts w:asciiTheme="majorHAnsi" w:cstheme="majorBidi" w:hAnsiTheme="majorHAnsi" w:eastAsia="黑体"/>
         <w:b/>
         <w:bCs/>
       </w:rPr>
@@ -6503,7 +6834,7 @@
         <w:spacing w:after="0" w:before="0" w:line="240" w:lineRule="auto"/>
       </w:pPr>
       <w:rPr>
-        <w:rFonts w:asciiTheme="majorHAnsi" w:cstheme="majorBidi" w:eastAsiaTheme="majorEastAsia" w:hAnsiTheme="majorHAnsi"/>
+        <w:rFonts w:asciiTheme="majorHAnsi" w:cstheme="majorBidi" w:hAnsiTheme="majorHAnsi" w:eastAsia="黑体"/>
         <w:b/>
         <w:bCs/>
       </w:rPr>
@@ -6521,14 +6852,14 @@
     </w:tblStylePr>
     <w:tblStylePr w:type="firstCol">
       <w:rPr>
-        <w:rFonts w:asciiTheme="majorHAnsi" w:cstheme="majorBidi" w:eastAsiaTheme="majorEastAsia" w:hAnsiTheme="majorHAnsi"/>
+        <w:rFonts w:asciiTheme="majorHAnsi" w:cstheme="majorBidi" w:hAnsiTheme="majorHAnsi" w:eastAsia="黑体"/>
         <w:b/>
         <w:bCs/>
       </w:rPr>
     </w:tblStylePr>
     <w:tblStylePr w:type="lastCol">
       <w:rPr>
-        <w:rFonts w:asciiTheme="majorHAnsi" w:cstheme="majorBidi" w:eastAsiaTheme="majorEastAsia" w:hAnsiTheme="majorHAnsi"/>
+        <w:rFonts w:asciiTheme="majorHAnsi" w:cstheme="majorBidi" w:hAnsiTheme="majorHAnsi" w:eastAsia="黑体"/>
         <w:b/>
         <w:bCs/>
       </w:rPr>
@@ -6612,7 +6943,7 @@
         <w:spacing w:after="0" w:before="0" w:line="240" w:lineRule="auto"/>
       </w:pPr>
       <w:rPr>
-        <w:rFonts w:asciiTheme="majorHAnsi" w:cstheme="majorBidi" w:eastAsiaTheme="majorEastAsia" w:hAnsiTheme="majorHAnsi"/>
+        <w:rFonts w:asciiTheme="majorHAnsi" w:cstheme="majorBidi" w:hAnsiTheme="majorHAnsi" w:eastAsia="黑体"/>
         <w:b/>
         <w:bCs/>
       </w:rPr>
@@ -6633,7 +6964,7 @@
         <w:spacing w:after="0" w:before="0" w:line="240" w:lineRule="auto"/>
       </w:pPr>
       <w:rPr>
-        <w:rFonts w:asciiTheme="majorHAnsi" w:cstheme="majorBidi" w:eastAsiaTheme="majorEastAsia" w:hAnsiTheme="majorHAnsi"/>
+        <w:rFonts w:asciiTheme="majorHAnsi" w:cstheme="majorBidi" w:hAnsiTheme="majorHAnsi" w:eastAsia="黑体"/>
         <w:b/>
         <w:bCs/>
       </w:rPr>
@@ -6651,14 +6982,14 @@
     </w:tblStylePr>
     <w:tblStylePr w:type="firstCol">
       <w:rPr>
-        <w:rFonts w:asciiTheme="majorHAnsi" w:cstheme="majorBidi" w:eastAsiaTheme="majorEastAsia" w:hAnsiTheme="majorHAnsi"/>
+        <w:rFonts w:asciiTheme="majorHAnsi" w:cstheme="majorBidi" w:hAnsiTheme="majorHAnsi" w:eastAsia="黑体"/>
         <w:b/>
         <w:bCs/>
       </w:rPr>
     </w:tblStylePr>
     <w:tblStylePr w:type="lastCol">
       <w:rPr>
-        <w:rFonts w:asciiTheme="majorHAnsi" w:cstheme="majorBidi" w:eastAsiaTheme="majorEastAsia" w:hAnsiTheme="majorHAnsi"/>
+        <w:rFonts w:asciiTheme="majorHAnsi" w:cstheme="majorBidi" w:hAnsiTheme="majorHAnsi" w:eastAsia="黑体"/>
         <w:b/>
         <w:bCs/>
       </w:rPr>
@@ -6742,7 +7073,7 @@
         <w:spacing w:after="0" w:before="0" w:line="240" w:lineRule="auto"/>
       </w:pPr>
       <w:rPr>
-        <w:rFonts w:asciiTheme="majorHAnsi" w:cstheme="majorBidi" w:eastAsiaTheme="majorEastAsia" w:hAnsiTheme="majorHAnsi"/>
+        <w:rFonts w:asciiTheme="majorHAnsi" w:cstheme="majorBidi" w:hAnsiTheme="majorHAnsi" w:eastAsia="黑体"/>
         <w:b/>
         <w:bCs/>
       </w:rPr>
@@ -6763,7 +7094,7 @@
         <w:spacing w:after="0" w:before="0" w:line="240" w:lineRule="auto"/>
       </w:pPr>
       <w:rPr>
-        <w:rFonts w:asciiTheme="majorHAnsi" w:cstheme="majorBidi" w:eastAsiaTheme="majorEastAsia" w:hAnsiTheme="majorHAnsi"/>
+        <w:rFonts w:asciiTheme="majorHAnsi" w:cstheme="majorBidi" w:hAnsiTheme="majorHAnsi" w:eastAsia="黑体"/>
         <w:b/>
         <w:bCs/>
       </w:rPr>
@@ -6781,14 +7112,14 @@
     </w:tblStylePr>
     <w:tblStylePr w:type="firstCol">
       <w:rPr>
-        <w:rFonts w:asciiTheme="majorHAnsi" w:cstheme="majorBidi" w:eastAsiaTheme="majorEastAsia" w:hAnsiTheme="majorHAnsi"/>
+        <w:rFonts w:asciiTheme="majorHAnsi" w:cstheme="majorBidi" w:hAnsiTheme="majorHAnsi" w:eastAsia="黑体"/>
         <w:b/>
         <w:bCs/>
       </w:rPr>
     </w:tblStylePr>
     <w:tblStylePr w:type="lastCol">
       <w:rPr>
-        <w:rFonts w:asciiTheme="majorHAnsi" w:cstheme="majorBidi" w:eastAsiaTheme="majorEastAsia" w:hAnsiTheme="majorHAnsi"/>
+        <w:rFonts w:asciiTheme="majorHAnsi" w:cstheme="majorBidi" w:hAnsiTheme="majorHAnsi" w:eastAsia="黑体"/>
         <w:b/>
         <w:bCs/>
       </w:rPr>
@@ -6871,6 +7202,7 @@
         <w:spacing w:after="0" w:before="0" w:line="240" w:lineRule="auto"/>
       </w:pPr>
       <w:rPr>
+        <w:rFonts w:eastAsia="黑体"/>
         <w:b/>
         <w:bCs/>
         <w:color w:themeColor="background1" w:val="FFFFFF"/>
@@ -6893,6 +7225,7 @@
         <w:spacing w:after="0" w:before="0" w:line="240" w:lineRule="auto"/>
       </w:pPr>
       <w:rPr>
+        <w:rFonts w:eastAsia="黑体"/>
         <w:b/>
         <w:bCs/>
       </w:rPr>
@@ -6910,12 +7243,14 @@
     </w:tblStylePr>
     <w:tblStylePr w:type="firstCol">
       <w:rPr>
+        <w:rFonts w:eastAsia="黑体"/>
         <w:b/>
         <w:bCs/>
       </w:rPr>
     </w:tblStylePr>
     <w:tblStylePr w:type="lastCol">
       <w:rPr>
+        <w:rFonts w:eastAsia="黑体"/>
         <w:b/>
         <w:bCs/>
       </w:rPr>
@@ -6977,6 +7312,7 @@
         <w:spacing w:after="0" w:before="0" w:line="240" w:lineRule="auto"/>
       </w:pPr>
       <w:rPr>
+        <w:rFonts w:eastAsia="黑体"/>
         <w:b/>
         <w:bCs/>
         <w:color w:themeColor="background1" w:val="FFFFFF"/>
@@ -6999,6 +7335,7 @@
         <w:spacing w:after="0" w:before="0" w:line="240" w:lineRule="auto"/>
       </w:pPr>
       <w:rPr>
+        <w:rFonts w:eastAsia="黑体"/>
         <w:b/>
         <w:bCs/>
       </w:rPr>
@@ -7016,12 +7353,14 @@
     </w:tblStylePr>
     <w:tblStylePr w:type="firstCol">
       <w:rPr>
+        <w:rFonts w:eastAsia="黑体"/>
         <w:b/>
         <w:bCs/>
       </w:rPr>
     </w:tblStylePr>
     <w:tblStylePr w:type="lastCol">
       <w:rPr>
+        <w:rFonts w:eastAsia="黑体"/>
         <w:b/>
         <w:bCs/>
       </w:rPr>
@@ -7083,6 +7422,7 @@
         <w:spacing w:after="0" w:before="0" w:line="240" w:lineRule="auto"/>
       </w:pPr>
       <w:rPr>
+        <w:rFonts w:eastAsia="黑体"/>
         <w:b/>
         <w:bCs/>
         <w:color w:themeColor="background1" w:val="FFFFFF"/>
@@ -7105,6 +7445,7 @@
         <w:spacing w:after="0" w:before="0" w:line="240" w:lineRule="auto"/>
       </w:pPr>
       <w:rPr>
+        <w:rFonts w:eastAsia="黑体"/>
         <w:b/>
         <w:bCs/>
       </w:rPr>
@@ -7122,12 +7463,14 @@
     </w:tblStylePr>
     <w:tblStylePr w:type="firstCol">
       <w:rPr>
+        <w:rFonts w:eastAsia="黑体"/>
         <w:b/>
         <w:bCs/>
       </w:rPr>
     </w:tblStylePr>
     <w:tblStylePr w:type="lastCol">
       <w:rPr>
+        <w:rFonts w:eastAsia="黑体"/>
         <w:b/>
         <w:bCs/>
       </w:rPr>
@@ -7189,6 +7532,7 @@
         <w:spacing w:after="0" w:before="0" w:line="240" w:lineRule="auto"/>
       </w:pPr>
       <w:rPr>
+        <w:rFonts w:eastAsia="黑体"/>
         <w:b/>
         <w:bCs/>
         <w:color w:themeColor="background1" w:val="FFFFFF"/>
@@ -7211,6 +7555,7 @@
         <w:spacing w:after="0" w:before="0" w:line="240" w:lineRule="auto"/>
       </w:pPr>
       <w:rPr>
+        <w:rFonts w:eastAsia="黑体"/>
         <w:b/>
         <w:bCs/>
       </w:rPr>
@@ -7228,12 +7573,14 @@
     </w:tblStylePr>
     <w:tblStylePr w:type="firstCol">
       <w:rPr>
+        <w:rFonts w:eastAsia="黑体"/>
         <w:b/>
         <w:bCs/>
       </w:rPr>
     </w:tblStylePr>
     <w:tblStylePr w:type="lastCol">
       <w:rPr>
+        <w:rFonts w:eastAsia="黑体"/>
         <w:b/>
         <w:bCs/>
       </w:rPr>
@@ -7295,6 +7642,7 @@
         <w:spacing w:after="0" w:before="0" w:line="240" w:lineRule="auto"/>
       </w:pPr>
       <w:rPr>
+        <w:rFonts w:eastAsia="黑体"/>
         <w:b/>
         <w:bCs/>
         <w:color w:themeColor="background1" w:val="FFFFFF"/>
@@ -7317,6 +7665,7 @@
         <w:spacing w:after="0" w:before="0" w:line="240" w:lineRule="auto"/>
       </w:pPr>
       <w:rPr>
+        <w:rFonts w:eastAsia="黑体"/>
         <w:b/>
         <w:bCs/>
       </w:rPr>
@@ -7334,12 +7683,14 @@
     </w:tblStylePr>
     <w:tblStylePr w:type="firstCol">
       <w:rPr>
+        <w:rFonts w:eastAsia="黑体"/>
         <w:b/>
         <w:bCs/>
       </w:rPr>
     </w:tblStylePr>
     <w:tblStylePr w:type="lastCol">
       <w:rPr>
+        <w:rFonts w:eastAsia="黑体"/>
         <w:b/>
         <w:bCs/>
       </w:rPr>
@@ -7401,6 +7752,7 @@
         <w:spacing w:after="0" w:before="0" w:line="240" w:lineRule="auto"/>
       </w:pPr>
       <w:rPr>
+        <w:rFonts w:eastAsia="黑体"/>
         <w:b/>
         <w:bCs/>
         <w:color w:themeColor="background1" w:val="FFFFFF"/>
@@ -7423,6 +7775,7 @@
         <w:spacing w:after="0" w:before="0" w:line="240" w:lineRule="auto"/>
       </w:pPr>
       <w:rPr>
+        <w:rFonts w:eastAsia="黑体"/>
         <w:b/>
         <w:bCs/>
       </w:rPr>
@@ -7440,12 +7793,14 @@
     </w:tblStylePr>
     <w:tblStylePr w:type="firstCol">
       <w:rPr>
+        <w:rFonts w:eastAsia="黑体"/>
         <w:b/>
         <w:bCs/>
       </w:rPr>
     </w:tblStylePr>
     <w:tblStylePr w:type="lastCol">
       <w:rPr>
+        <w:rFonts w:eastAsia="黑体"/>
         <w:b/>
         <w:bCs/>
       </w:rPr>
@@ -7507,6 +7862,7 @@
         <w:spacing w:after="0" w:before="0" w:line="240" w:lineRule="auto"/>
       </w:pPr>
       <w:rPr>
+        <w:rFonts w:eastAsia="黑体"/>
         <w:b/>
         <w:bCs/>
         <w:color w:themeColor="background1" w:val="FFFFFF"/>
@@ -7529,6 +7885,7 @@
         <w:spacing w:after="0" w:before="0" w:line="240" w:lineRule="auto"/>
       </w:pPr>
       <w:rPr>
+        <w:rFonts w:eastAsia="黑体"/>
         <w:b/>
         <w:bCs/>
       </w:rPr>
@@ -7546,12 +7903,14 @@
     </w:tblStylePr>
     <w:tblStylePr w:type="firstCol">
       <w:rPr>
+        <w:rFonts w:eastAsia="黑体"/>
         <w:b/>
         <w:bCs/>
       </w:rPr>
     </w:tblStylePr>
     <w:tblStylePr w:type="lastCol">
       <w:rPr>
+        <w:rFonts w:eastAsia="黑体"/>
         <w:b/>
         <w:bCs/>
       </w:rPr>
@@ -7610,6 +7969,7 @@
         <w:spacing w:after="0" w:before="0" w:line="240" w:lineRule="auto"/>
       </w:pPr>
       <w:rPr>
+        <w:rFonts w:eastAsia="黑体"/>
         <w:b/>
         <w:bCs/>
         <w:color w:themeColor="background1" w:val="FFFFFF"/>
@@ -7632,6 +7992,7 @@
         <w:spacing w:after="0" w:before="0" w:line="240" w:lineRule="auto"/>
       </w:pPr>
       <w:rPr>
+        <w:rFonts w:eastAsia="黑体"/>
         <w:color w:val="auto"/>
       </w:rPr>
       <w:tblPr/>
@@ -7649,6 +8010,7 @@
     </w:tblStylePr>
     <w:tblStylePr w:type="firstCol">
       <w:rPr>
+        <w:rFonts w:eastAsia="黑体"/>
         <w:b/>
         <w:bCs/>
         <w:color w:themeColor="background1" w:val="FFFFFF"/>
@@ -7668,6 +8030,7 @@
     </w:tblStylePr>
     <w:tblStylePr w:type="lastCol">
       <w:rPr>
+        <w:rFonts w:eastAsia="黑体"/>
         <w:b/>
         <w:bCs/>
         <w:color w:themeColor="background1" w:val="FFFFFF"/>
@@ -7716,6 +8079,7 @@
     </w:tblStylePr>
     <w:tblStylePr w:type="nwCell">
       <w:rPr>
+        <w:rFonts w:eastAsia="黑体"/>
         <w:color w:themeColor="background1" w:val="FFFFFF"/>
       </w:rPr>
       <w:tblPr/>
@@ -7759,6 +8123,7 @@
         <w:spacing w:after="0" w:before="0" w:line="240" w:lineRule="auto"/>
       </w:pPr>
       <w:rPr>
+        <w:rFonts w:eastAsia="黑体"/>
         <w:b/>
         <w:bCs/>
         <w:color w:themeColor="background1" w:val="FFFFFF"/>
@@ -7781,6 +8146,7 @@
         <w:spacing w:after="0" w:before="0" w:line="240" w:lineRule="auto"/>
       </w:pPr>
       <w:rPr>
+        <w:rFonts w:eastAsia="黑体"/>
         <w:color w:val="auto"/>
       </w:rPr>
       <w:tblPr/>
@@ -7798,6 +8164,7 @@
     </w:tblStylePr>
     <w:tblStylePr w:type="firstCol">
       <w:rPr>
+        <w:rFonts w:eastAsia="黑体"/>
         <w:b/>
         <w:bCs/>
         <w:color w:themeColor="background1" w:val="FFFFFF"/>
@@ -7817,6 +8184,7 @@
     </w:tblStylePr>
     <w:tblStylePr w:type="lastCol">
       <w:rPr>
+        <w:rFonts w:eastAsia="黑体"/>
         <w:b/>
         <w:bCs/>
         <w:color w:themeColor="background1" w:val="FFFFFF"/>
@@ -7865,6 +8233,7 @@
     </w:tblStylePr>
     <w:tblStylePr w:type="nwCell">
       <w:rPr>
+        <w:rFonts w:eastAsia="黑体"/>
         <w:color w:themeColor="background1" w:val="FFFFFF"/>
       </w:rPr>
       <w:tblPr/>
@@ -7908,6 +8277,7 @@
         <w:spacing w:after="0" w:before="0" w:line="240" w:lineRule="auto"/>
       </w:pPr>
       <w:rPr>
+        <w:rFonts w:eastAsia="黑体"/>
         <w:b/>
         <w:bCs/>
         <w:color w:themeColor="background1" w:val="FFFFFF"/>
@@ -7930,6 +8300,7 @@
         <w:spacing w:after="0" w:before="0" w:line="240" w:lineRule="auto"/>
       </w:pPr>
       <w:rPr>
+        <w:rFonts w:eastAsia="黑体"/>
         <w:color w:val="auto"/>
       </w:rPr>
       <w:tblPr/>
@@ -7947,6 +8318,7 @@
     </w:tblStylePr>
     <w:tblStylePr w:type="firstCol">
       <w:rPr>
+        <w:rFonts w:eastAsia="黑体"/>
         <w:b/>
         <w:bCs/>
         <w:color w:themeColor="background1" w:val="FFFFFF"/>
@@ -7966,6 +8338,7 @@
     </w:tblStylePr>
     <w:tblStylePr w:type="lastCol">
       <w:rPr>
+        <w:rFonts w:eastAsia="黑体"/>
         <w:b/>
         <w:bCs/>
         <w:color w:themeColor="background1" w:val="FFFFFF"/>
@@ -8014,6 +8387,7 @@
     </w:tblStylePr>
     <w:tblStylePr w:type="nwCell">
       <w:rPr>
+        <w:rFonts w:eastAsia="黑体"/>
         <w:color w:themeColor="background1" w:val="FFFFFF"/>
       </w:rPr>
       <w:tblPr/>
@@ -8057,6 +8431,7 @@
         <w:spacing w:after="0" w:before="0" w:line="240" w:lineRule="auto"/>
       </w:pPr>
       <w:rPr>
+        <w:rFonts w:eastAsia="黑体"/>
         <w:b/>
         <w:bCs/>
         <w:color w:themeColor="background1" w:val="FFFFFF"/>
@@ -8079,6 +8454,7 @@
         <w:spacing w:after="0" w:before="0" w:line="240" w:lineRule="auto"/>
       </w:pPr>
       <w:rPr>
+        <w:rFonts w:eastAsia="黑体"/>
         <w:color w:val="auto"/>
       </w:rPr>
       <w:tblPr/>
@@ -8096,6 +8472,7 @@
     </w:tblStylePr>
     <w:tblStylePr w:type="firstCol">
       <w:rPr>
+        <w:rFonts w:eastAsia="黑体"/>
         <w:b/>
         <w:bCs/>
         <w:color w:themeColor="background1" w:val="FFFFFF"/>
@@ -8115,6 +8492,7 @@
     </w:tblStylePr>
     <w:tblStylePr w:type="lastCol">
       <w:rPr>
+        <w:rFonts w:eastAsia="黑体"/>
         <w:b/>
         <w:bCs/>
         <w:color w:themeColor="background1" w:val="FFFFFF"/>
@@ -8163,6 +8541,7 @@
     </w:tblStylePr>
     <w:tblStylePr w:type="nwCell">
       <w:rPr>
+        <w:rFonts w:eastAsia="黑体"/>
         <w:color w:themeColor="background1" w:val="FFFFFF"/>
       </w:rPr>
       <w:tblPr/>
@@ -8206,6 +8585,7 @@
         <w:spacing w:after="0" w:before="0" w:line="240" w:lineRule="auto"/>
       </w:pPr>
       <w:rPr>
+        <w:rFonts w:eastAsia="黑体"/>
         <w:b/>
         <w:bCs/>
         <w:color w:themeColor="background1" w:val="FFFFFF"/>
@@ -8228,6 +8608,7 @@
         <w:spacing w:after="0" w:before="0" w:line="240" w:lineRule="auto"/>
       </w:pPr>
       <w:rPr>
+        <w:rFonts w:eastAsia="黑体"/>
         <w:color w:val="auto"/>
       </w:rPr>
       <w:tblPr/>
@@ -8245,6 +8626,7 @@
     </w:tblStylePr>
     <w:tblStylePr w:type="firstCol">
       <w:rPr>
+        <w:rFonts w:eastAsia="黑体"/>
         <w:b/>
         <w:bCs/>
         <w:color w:themeColor="background1" w:val="FFFFFF"/>
@@ -8264,6 +8646,7 @@
     </w:tblStylePr>
     <w:tblStylePr w:type="lastCol">
       <w:rPr>
+        <w:rFonts w:eastAsia="黑体"/>
         <w:b/>
         <w:bCs/>
         <w:color w:themeColor="background1" w:val="FFFFFF"/>
@@ -8312,6 +8695,7 @@
     </w:tblStylePr>
     <w:tblStylePr w:type="nwCell">
       <w:rPr>
+        <w:rFonts w:eastAsia="黑体"/>
         <w:color w:themeColor="background1" w:val="FFFFFF"/>
       </w:rPr>
       <w:tblPr/>
@@ -8355,6 +8739,7 @@
         <w:spacing w:after="0" w:before="0" w:line="240" w:lineRule="auto"/>
       </w:pPr>
       <w:rPr>
+        <w:rFonts w:eastAsia="黑体"/>
         <w:b/>
         <w:bCs/>
         <w:color w:themeColor="background1" w:val="FFFFFF"/>
@@ -8377,6 +8762,7 @@
         <w:spacing w:after="0" w:before="0" w:line="240" w:lineRule="auto"/>
       </w:pPr>
       <w:rPr>
+        <w:rFonts w:eastAsia="黑体"/>
         <w:color w:val="auto"/>
       </w:rPr>
       <w:tblPr/>
@@ -8394,6 +8780,7 @@
     </w:tblStylePr>
     <w:tblStylePr w:type="firstCol">
       <w:rPr>
+        <w:rFonts w:eastAsia="黑体"/>
         <w:b/>
         <w:bCs/>
         <w:color w:themeColor="background1" w:val="FFFFFF"/>
@@ -8413,6 +8800,7 @@
     </w:tblStylePr>
     <w:tblStylePr w:type="lastCol">
       <w:rPr>
+        <w:rFonts w:eastAsia="黑体"/>
         <w:b/>
         <w:bCs/>
         <w:color w:themeColor="background1" w:val="FFFFFF"/>
@@ -8461,6 +8849,7 @@
     </w:tblStylePr>
     <w:tblStylePr w:type="nwCell">
       <w:rPr>
+        <w:rFonts w:eastAsia="黑体"/>
         <w:color w:themeColor="background1" w:val="FFFFFF"/>
       </w:rPr>
       <w:tblPr/>
@@ -8504,6 +8893,7 @@
         <w:spacing w:after="0" w:before="0" w:line="240" w:lineRule="auto"/>
       </w:pPr>
       <w:rPr>
+        <w:rFonts w:eastAsia="黑体"/>
         <w:b/>
         <w:bCs/>
         <w:color w:themeColor="background1" w:val="FFFFFF"/>
@@ -8526,6 +8916,7 @@
         <w:spacing w:after="0" w:before="0" w:line="240" w:lineRule="auto"/>
       </w:pPr>
       <w:rPr>
+        <w:rFonts w:eastAsia="黑体"/>
         <w:color w:val="auto"/>
       </w:rPr>
       <w:tblPr/>
@@ -8543,6 +8934,7 @@
     </w:tblStylePr>
     <w:tblStylePr w:type="firstCol">
       <w:rPr>
+        <w:rFonts w:eastAsia="黑体"/>
         <w:b/>
         <w:bCs/>
         <w:color w:themeColor="background1" w:val="FFFFFF"/>
@@ -8562,6 +8954,7 @@
     </w:tblStylePr>
     <w:tblStylePr w:type="lastCol">
       <w:rPr>
+        <w:rFonts w:eastAsia="黑体"/>
         <w:b/>
         <w:bCs/>
         <w:color w:themeColor="background1" w:val="FFFFFF"/>
@@ -8610,6 +9003,7 @@
     </w:tblStylePr>
     <w:tblStylePr w:type="nwCell">
       <w:rPr>
+        <w:rFonts w:eastAsia="黑体"/>
         <w:color w:themeColor="background1" w:val="FFFFFF"/>
       </w:rPr>
       <w:tblPr/>
@@ -8634,6 +9028,7 @@
       <w:spacing w:after="0" w:line="240" w:lineRule="auto"/>
     </w:pPr>
     <w:rPr>
+      <w:rFonts w:eastAsia="黑体"/>
       <w:color w:themeColor="text1" w:val="000000"/>
     </w:rPr>
     <w:tblPr>
@@ -8653,7 +9048,7 @@
     </w:tblPr>
     <w:tblStylePr w:type="firstRow">
       <w:rPr>
-        <w:rFonts w:asciiTheme="majorHAnsi" w:cstheme="majorBidi" w:eastAsiaTheme="majorEastAsia" w:hAnsiTheme="majorHAnsi"/>
+        <w:rFonts w:asciiTheme="majorHAnsi" w:cstheme="majorBidi" w:hAnsiTheme="majorHAnsi" w:eastAsia="黑体"/>
       </w:rPr>
       <w:tblPr/>
       <w:tcPr>
@@ -8665,6 +9060,7 @@
     </w:tblStylePr>
     <w:tblStylePr w:type="lastRow">
       <w:rPr>
+        <w:rFonts w:eastAsia="黑体"/>
         <w:b/>
         <w:bCs/>
         <w:color w:themeColor="text2" w:val="1F497D"/>
@@ -8679,12 +9075,14 @@
     </w:tblStylePr>
     <w:tblStylePr w:type="firstCol">
       <w:rPr>
+        <w:rFonts w:eastAsia="黑体"/>
         <w:b/>
         <w:bCs/>
       </w:rPr>
     </w:tblStylePr>
     <w:tblStylePr w:type="lastCol">
       <w:rPr>
+        <w:rFonts w:eastAsia="黑体"/>
         <w:b/>
         <w:bCs/>
       </w:rPr>
@@ -8718,6 +9116,7 @@
       <w:spacing w:after="0" w:line="240" w:lineRule="auto"/>
     </w:pPr>
     <w:rPr>
+      <w:rFonts w:eastAsia="黑体"/>
       <w:color w:themeColor="text1" w:val="000000"/>
     </w:rPr>
     <w:tblPr>
@@ -8737,7 +9136,7 @@
     </w:tblPr>
     <w:tblStylePr w:type="firstRow">
       <w:rPr>
-        <w:rFonts w:asciiTheme="majorHAnsi" w:cstheme="majorBidi" w:eastAsiaTheme="majorEastAsia" w:hAnsiTheme="majorHAnsi"/>
+        <w:rFonts w:asciiTheme="majorHAnsi" w:cstheme="majorBidi" w:hAnsiTheme="majorHAnsi" w:eastAsia="黑体"/>
       </w:rPr>
       <w:tblPr/>
       <w:tcPr>
@@ -8749,6 +9148,7 @@
     </w:tblStylePr>
     <w:tblStylePr w:type="lastRow">
       <w:rPr>
+        <w:rFonts w:eastAsia="黑体"/>
         <w:b/>
         <w:bCs/>
         <w:color w:themeColor="text2" w:val="1F497D"/>
@@ -8763,12 +9163,14 @@
     </w:tblStylePr>
     <w:tblStylePr w:type="firstCol">
       <w:rPr>
+        <w:rFonts w:eastAsia="黑体"/>
         <w:b/>
         <w:bCs/>
       </w:rPr>
     </w:tblStylePr>
     <w:tblStylePr w:type="lastCol">
       <w:rPr>
+        <w:rFonts w:eastAsia="黑体"/>
         <w:b/>
         <w:bCs/>
       </w:rPr>
@@ -8802,6 +9204,7 @@
       <w:spacing w:after="0" w:line="240" w:lineRule="auto"/>
     </w:pPr>
     <w:rPr>
+      <w:rFonts w:eastAsia="黑体"/>
       <w:color w:themeColor="text1" w:val="000000"/>
     </w:rPr>
     <w:tblPr>
@@ -8821,7 +9224,7 @@
     </w:tblPr>
     <w:tblStylePr w:type="firstRow">
       <w:rPr>
-        <w:rFonts w:asciiTheme="majorHAnsi" w:cstheme="majorBidi" w:eastAsiaTheme="majorEastAsia" w:hAnsiTheme="majorHAnsi"/>
+        <w:rFonts w:asciiTheme="majorHAnsi" w:cstheme="majorBidi" w:hAnsiTheme="majorHAnsi" w:eastAsia="黑体"/>
       </w:rPr>
       <w:tblPr/>
       <w:tcPr>
@@ -8833,6 +9236,7 @@
     </w:tblStylePr>
     <w:tblStylePr w:type="lastRow">
       <w:rPr>
+        <w:rFonts w:eastAsia="黑体"/>
         <w:b/>
         <w:bCs/>
         <w:color w:themeColor="text2" w:val="1F497D"/>
@@ -8847,12 +9251,14 @@
     </w:tblStylePr>
     <w:tblStylePr w:type="firstCol">
       <w:rPr>
+        <w:rFonts w:eastAsia="黑体"/>
         <w:b/>
         <w:bCs/>
       </w:rPr>
     </w:tblStylePr>
     <w:tblStylePr w:type="lastCol">
       <w:rPr>
+        <w:rFonts w:eastAsia="黑体"/>
         <w:b/>
         <w:bCs/>
       </w:rPr>
@@ -8886,6 +9292,7 @@
       <w:spacing w:after="0" w:line="240" w:lineRule="auto"/>
     </w:pPr>
     <w:rPr>
+      <w:rFonts w:eastAsia="黑体"/>
       <w:color w:themeColor="text1" w:val="000000"/>
     </w:rPr>
     <w:tblPr>
@@ -8905,7 +9312,7 @@
     </w:tblPr>
     <w:tblStylePr w:type="firstRow">
       <w:rPr>
-        <w:rFonts w:asciiTheme="majorHAnsi" w:cstheme="majorBidi" w:eastAsiaTheme="majorEastAsia" w:hAnsiTheme="majorHAnsi"/>
+        <w:rFonts w:asciiTheme="majorHAnsi" w:cstheme="majorBidi" w:hAnsiTheme="majorHAnsi" w:eastAsia="黑体"/>
       </w:rPr>
       <w:tblPr/>
       <w:tcPr>
@@ -8917,6 +9324,7 @@
     </w:tblStylePr>
     <w:tblStylePr w:type="lastRow">
       <w:rPr>
+        <w:rFonts w:eastAsia="黑体"/>
         <w:b/>
         <w:bCs/>
         <w:color w:themeColor="text2" w:val="1F497D"/>
@@ -8931,12 +9339,14 @@
     </w:tblStylePr>
     <w:tblStylePr w:type="firstCol">
       <w:rPr>
+        <w:rFonts w:eastAsia="黑体"/>
         <w:b/>
         <w:bCs/>
       </w:rPr>
     </w:tblStylePr>
     <w:tblStylePr w:type="lastCol">
       <w:rPr>
+        <w:rFonts w:eastAsia="黑体"/>
         <w:b/>
         <w:bCs/>
       </w:rPr>
@@ -8970,6 +9380,7 @@
       <w:spacing w:after="0" w:line="240" w:lineRule="auto"/>
     </w:pPr>
     <w:rPr>
+      <w:rFonts w:eastAsia="黑体"/>
       <w:color w:themeColor="text1" w:val="000000"/>
     </w:rPr>
     <w:tblPr>
@@ -8989,7 +9400,7 @@
     </w:tblPr>
     <w:tblStylePr w:type="firstRow">
       <w:rPr>
-        <w:rFonts w:asciiTheme="majorHAnsi" w:cstheme="majorBidi" w:eastAsiaTheme="majorEastAsia" w:hAnsiTheme="majorHAnsi"/>
+        <w:rFonts w:asciiTheme="majorHAnsi" w:cstheme="majorBidi" w:hAnsiTheme="majorHAnsi" w:eastAsia="黑体"/>
       </w:rPr>
       <w:tblPr/>
       <w:tcPr>
@@ -9001,6 +9412,7 @@
     </w:tblStylePr>
     <w:tblStylePr w:type="lastRow">
       <w:rPr>
+        <w:rFonts w:eastAsia="黑体"/>
         <w:b/>
         <w:bCs/>
         <w:color w:themeColor="text2" w:val="1F497D"/>
@@ -9015,12 +9427,14 @@
     </w:tblStylePr>
     <w:tblStylePr w:type="firstCol">
       <w:rPr>
+        <w:rFonts w:eastAsia="黑体"/>
         <w:b/>
         <w:bCs/>
       </w:rPr>
     </w:tblStylePr>
     <w:tblStylePr w:type="lastCol">
       <w:rPr>
+        <w:rFonts w:eastAsia="黑体"/>
         <w:b/>
         <w:bCs/>
       </w:rPr>
@@ -9054,6 +9468,7 @@
       <w:spacing w:after="0" w:line="240" w:lineRule="auto"/>
     </w:pPr>
     <w:rPr>
+      <w:rFonts w:eastAsia="黑体"/>
       <w:color w:themeColor="text1" w:val="000000"/>
     </w:rPr>
     <w:tblPr>
@@ -9073,7 +9488,7 @@
     </w:tblPr>
     <w:tblStylePr w:type="firstRow">
       <w:rPr>
-        <w:rFonts w:asciiTheme="majorHAnsi" w:cstheme="majorBidi" w:eastAsiaTheme="majorEastAsia" w:hAnsiTheme="majorHAnsi"/>
+        <w:rFonts w:asciiTheme="majorHAnsi" w:cstheme="majorBidi" w:hAnsiTheme="majorHAnsi" w:eastAsia="黑体"/>
       </w:rPr>
       <w:tblPr/>
       <w:tcPr>
@@ -9085,6 +9500,7 @@
     </w:tblStylePr>
     <w:tblStylePr w:type="lastRow">
       <w:rPr>
+        <w:rFonts w:eastAsia="黑体"/>
         <w:b/>
         <w:bCs/>
         <w:color w:themeColor="text2" w:val="1F497D"/>
@@ -9099,12 +9515,14 @@
     </w:tblStylePr>
     <w:tblStylePr w:type="firstCol">
       <w:rPr>
+        <w:rFonts w:eastAsia="黑体"/>
         <w:b/>
         <w:bCs/>
       </w:rPr>
     </w:tblStylePr>
     <w:tblStylePr w:type="lastCol">
       <w:rPr>
+        <w:rFonts w:eastAsia="黑体"/>
         <w:b/>
         <w:bCs/>
       </w:rPr>
@@ -9138,6 +9556,7 @@
       <w:spacing w:after="0" w:line="240" w:lineRule="auto"/>
     </w:pPr>
     <w:rPr>
+      <w:rFonts w:eastAsia="黑体"/>
       <w:color w:themeColor="text1" w:val="000000"/>
     </w:rPr>
     <w:tblPr>
@@ -9157,7 +9576,7 @@
     </w:tblPr>
     <w:tblStylePr w:type="firstRow">
       <w:rPr>
-        <w:rFonts w:asciiTheme="majorHAnsi" w:cstheme="majorBidi" w:eastAsiaTheme="majorEastAsia" w:hAnsiTheme="majorHAnsi"/>
+        <w:rFonts w:asciiTheme="majorHAnsi" w:cstheme="majorBidi" w:hAnsiTheme="majorHAnsi" w:eastAsia="黑体"/>
       </w:rPr>
       <w:tblPr/>
       <w:tcPr>
@@ -9169,6 +9588,7 @@
     </w:tblStylePr>
     <w:tblStylePr w:type="lastRow">
       <w:rPr>
+        <w:rFonts w:eastAsia="黑体"/>
         <w:b/>
         <w:bCs/>
         <w:color w:themeColor="text2" w:val="1F497D"/>
@@ -9183,12 +9603,14 @@
     </w:tblStylePr>
     <w:tblStylePr w:type="firstCol">
       <w:rPr>
+        <w:rFonts w:eastAsia="黑体"/>
         <w:b/>
         <w:bCs/>
       </w:rPr>
     </w:tblStylePr>
     <w:tblStylePr w:type="lastCol">
       <w:rPr>
+        <w:rFonts w:eastAsia="黑体"/>
         <w:b/>
         <w:bCs/>
       </w:rPr>
@@ -9222,7 +9644,7 @@
       <w:spacing w:after="0" w:line="240" w:lineRule="auto"/>
     </w:pPr>
     <w:rPr>
-      <w:rFonts w:asciiTheme="majorHAnsi" w:cstheme="majorBidi" w:eastAsiaTheme="majorEastAsia" w:hAnsiTheme="majorHAnsi"/>
+      <w:rFonts w:asciiTheme="majorHAnsi" w:cstheme="majorBidi" w:hAnsiTheme="majorHAnsi" w:eastAsia="黑体"/>
       <w:color w:themeColor="text1" w:val="000000"/>
     </w:rPr>
     <w:tblPr>
@@ -9244,6 +9666,7 @@
     </w:tblPr>
     <w:tblStylePr w:type="firstRow">
       <w:rPr>
+        <w:rFonts w:eastAsia="黑体"/>
         <w:sz w:val="24"/>
         <w:szCs w:val="24"/>
       </w:rPr>
@@ -9350,7 +9773,7 @@
       <w:spacing w:after="0" w:line="240" w:lineRule="auto"/>
     </w:pPr>
     <w:rPr>
-      <w:rFonts w:asciiTheme="majorHAnsi" w:cstheme="majorBidi" w:eastAsiaTheme="majorEastAsia" w:hAnsiTheme="majorHAnsi"/>
+      <w:rFonts w:asciiTheme="majorHAnsi" w:cstheme="majorBidi" w:hAnsiTheme="majorHAnsi" w:eastAsia="黑体"/>
       <w:color w:themeColor="text1" w:val="000000"/>
     </w:rPr>
     <w:tblPr>
@@ -9372,6 +9795,7 @@
     </w:tblPr>
     <w:tblStylePr w:type="firstRow">
       <w:rPr>
+        <w:rFonts w:eastAsia="黑体"/>
         <w:sz w:val="24"/>
         <w:szCs w:val="24"/>
       </w:rPr>
@@ -9478,7 +9902,7 @@
       <w:spacing w:after="0" w:line="240" w:lineRule="auto"/>
     </w:pPr>
     <w:rPr>
-      <w:rFonts w:asciiTheme="majorHAnsi" w:cstheme="majorBidi" w:eastAsiaTheme="majorEastAsia" w:hAnsiTheme="majorHAnsi"/>
+      <w:rFonts w:asciiTheme="majorHAnsi" w:cstheme="majorBidi" w:hAnsiTheme="majorHAnsi" w:eastAsia="黑体"/>
       <w:color w:themeColor="text1" w:val="000000"/>
     </w:rPr>
     <w:tblPr>
@@ -9500,6 +9924,7 @@
     </w:tblPr>
     <w:tblStylePr w:type="firstRow">
       <w:rPr>
+        <w:rFonts w:eastAsia="黑体"/>
         <w:sz w:val="24"/>
         <w:szCs w:val="24"/>
       </w:rPr>
@@ -9606,7 +10031,7 @@
       <w:spacing w:after="0" w:line="240" w:lineRule="auto"/>
     </w:pPr>
     <w:rPr>
-      <w:rFonts w:asciiTheme="majorHAnsi" w:cstheme="majorBidi" w:eastAsiaTheme="majorEastAsia" w:hAnsiTheme="majorHAnsi"/>
+      <w:rFonts w:asciiTheme="majorHAnsi" w:cstheme="majorBidi" w:hAnsiTheme="majorHAnsi" w:eastAsia="黑体"/>
       <w:color w:themeColor="text1" w:val="000000"/>
     </w:rPr>
     <w:tblPr>
@@ -9628,6 +10053,7 @@
     </w:tblPr>
     <w:tblStylePr w:type="firstRow">
       <w:rPr>
+        <w:rFonts w:eastAsia="黑体"/>
         <w:sz w:val="24"/>
         <w:szCs w:val="24"/>
       </w:rPr>
@@ -9734,7 +10160,7 @@
       <w:spacing w:after="0" w:line="240" w:lineRule="auto"/>
     </w:pPr>
     <w:rPr>
-      <w:rFonts w:asciiTheme="majorHAnsi" w:cstheme="majorBidi" w:eastAsiaTheme="majorEastAsia" w:hAnsiTheme="majorHAnsi"/>
+      <w:rFonts w:asciiTheme="majorHAnsi" w:cstheme="majorBidi" w:hAnsiTheme="majorHAnsi" w:eastAsia="黑体"/>
       <w:color w:themeColor="text1" w:val="000000"/>
     </w:rPr>
     <w:tblPr>
@@ -9756,6 +10182,7 @@
     </w:tblPr>
     <w:tblStylePr w:type="firstRow">
       <w:rPr>
+        <w:rFonts w:eastAsia="黑体"/>
         <w:sz w:val="24"/>
         <w:szCs w:val="24"/>
       </w:rPr>
@@ -9862,7 +10289,7 @@
       <w:spacing w:after="0" w:line="240" w:lineRule="auto"/>
     </w:pPr>
     <w:rPr>
-      <w:rFonts w:asciiTheme="majorHAnsi" w:cstheme="majorBidi" w:eastAsiaTheme="majorEastAsia" w:hAnsiTheme="majorHAnsi"/>
+      <w:rFonts w:asciiTheme="majorHAnsi" w:cstheme="majorBidi" w:hAnsiTheme="majorHAnsi" w:eastAsia="黑体"/>
       <w:color w:themeColor="text1" w:val="000000"/>
     </w:rPr>
     <w:tblPr>
@@ -9884,6 +10311,7 @@
     </w:tblPr>
     <w:tblStylePr w:type="firstRow">
       <w:rPr>
+        <w:rFonts w:eastAsia="黑体"/>
         <w:sz w:val="24"/>
         <w:szCs w:val="24"/>
       </w:rPr>
@@ -9990,7 +10418,7 @@
       <w:spacing w:after="0" w:line="240" w:lineRule="auto"/>
     </w:pPr>
     <w:rPr>
-      <w:rFonts w:asciiTheme="majorHAnsi" w:cstheme="majorBidi" w:eastAsiaTheme="majorEastAsia" w:hAnsiTheme="majorHAnsi"/>
+      <w:rFonts w:asciiTheme="majorHAnsi" w:cstheme="majorBidi" w:hAnsiTheme="majorHAnsi" w:eastAsia="黑体"/>
       <w:color w:themeColor="text1" w:val="000000"/>
     </w:rPr>
     <w:tblPr>
@@ -10012,6 +10440,7 @@
     </w:tblPr>
     <w:tblStylePr w:type="firstRow">
       <w:rPr>
+        <w:rFonts w:eastAsia="黑体"/>
         <w:sz w:val="24"/>
         <w:szCs w:val="24"/>
       </w:rPr>
@@ -10141,12 +10570,14 @@
     </w:tcPr>
     <w:tblStylePr w:type="firstRow">
       <w:rPr>
+        <w:rFonts w:eastAsia="黑体"/>
         <w:b/>
         <w:bCs/>
       </w:rPr>
     </w:tblStylePr>
     <w:tblStylePr w:type="lastRow">
       <w:rPr>
+        <w:rFonts w:eastAsia="黑体"/>
         <w:b/>
         <w:bCs/>
       </w:rPr>
@@ -10159,12 +10590,14 @@
     </w:tblStylePr>
     <w:tblStylePr w:type="firstCol">
       <w:rPr>
+        <w:rFonts w:eastAsia="黑体"/>
         <w:b/>
         <w:bCs/>
       </w:rPr>
     </w:tblStylePr>
     <w:tblStylePr w:type="lastCol">
       <w:rPr>
+        <w:rFonts w:eastAsia="黑体"/>
         <w:b/>
         <w:bCs/>
       </w:rPr>
@@ -10214,12 +10647,14 @@
     </w:tcPr>
     <w:tblStylePr w:type="firstRow">
       <w:rPr>
+        <w:rFonts w:eastAsia="黑体"/>
         <w:b/>
         <w:bCs/>
       </w:rPr>
     </w:tblStylePr>
     <w:tblStylePr w:type="lastRow">
       <w:rPr>
+        <w:rFonts w:eastAsia="黑体"/>
         <w:b/>
         <w:bCs/>
       </w:rPr>
@@ -10232,12 +10667,14 @@
     </w:tblStylePr>
     <w:tblStylePr w:type="firstCol">
       <w:rPr>
+        <w:rFonts w:eastAsia="黑体"/>
         <w:b/>
         <w:bCs/>
       </w:rPr>
     </w:tblStylePr>
     <w:tblStylePr w:type="lastCol">
       <w:rPr>
+        <w:rFonts w:eastAsia="黑体"/>
         <w:b/>
         <w:bCs/>
       </w:rPr>
@@ -10287,12 +10724,14 @@
     </w:tcPr>
     <w:tblStylePr w:type="firstRow">
       <w:rPr>
+        <w:rFonts w:eastAsia="黑体"/>
         <w:b/>
         <w:bCs/>
       </w:rPr>
     </w:tblStylePr>
     <w:tblStylePr w:type="lastRow">
       <w:rPr>
+        <w:rFonts w:eastAsia="黑体"/>
         <w:b/>
         <w:bCs/>
       </w:rPr>
@@ -10305,12 +10744,14 @@
     </w:tblStylePr>
     <w:tblStylePr w:type="firstCol">
       <w:rPr>
+        <w:rFonts w:eastAsia="黑体"/>
         <w:b/>
         <w:bCs/>
       </w:rPr>
     </w:tblStylePr>
     <w:tblStylePr w:type="lastCol">
       <w:rPr>
+        <w:rFonts w:eastAsia="黑体"/>
         <w:b/>
         <w:bCs/>
       </w:rPr>
@@ -10360,12 +10801,14 @@
     </w:tcPr>
     <w:tblStylePr w:type="firstRow">
       <w:rPr>
+        <w:rFonts w:eastAsia="黑体"/>
         <w:b/>
         <w:bCs/>
       </w:rPr>
     </w:tblStylePr>
     <w:tblStylePr w:type="lastRow">
       <w:rPr>
+        <w:rFonts w:eastAsia="黑体"/>
         <w:b/>
         <w:bCs/>
       </w:rPr>
@@ -10378,12 +10821,14 @@
     </w:tblStylePr>
     <w:tblStylePr w:type="firstCol">
       <w:rPr>
+        <w:rFonts w:eastAsia="黑体"/>
         <w:b/>
         <w:bCs/>
       </w:rPr>
     </w:tblStylePr>
     <w:tblStylePr w:type="lastCol">
       <w:rPr>
+        <w:rFonts w:eastAsia="黑体"/>
         <w:b/>
         <w:bCs/>
       </w:rPr>
@@ -10433,12 +10878,14 @@
     </w:tcPr>
     <w:tblStylePr w:type="firstRow">
       <w:rPr>
+        <w:rFonts w:eastAsia="黑体"/>
         <w:b/>
         <w:bCs/>
       </w:rPr>
     </w:tblStylePr>
     <w:tblStylePr w:type="lastRow">
       <w:rPr>
+        <w:rFonts w:eastAsia="黑体"/>
         <w:b/>
         <w:bCs/>
       </w:rPr>
@@ -10451,12 +10898,14 @@
     </w:tblStylePr>
     <w:tblStylePr w:type="firstCol">
       <w:rPr>
+        <w:rFonts w:eastAsia="黑体"/>
         <w:b/>
         <w:bCs/>
       </w:rPr>
     </w:tblStylePr>
     <w:tblStylePr w:type="lastCol">
       <w:rPr>
+        <w:rFonts w:eastAsia="黑体"/>
         <w:b/>
         <w:bCs/>
       </w:rPr>
@@ -10506,12 +10955,14 @@
     </w:tcPr>
     <w:tblStylePr w:type="firstRow">
       <w:rPr>
+        <w:rFonts w:eastAsia="黑体"/>
         <w:b/>
         <w:bCs/>
       </w:rPr>
     </w:tblStylePr>
     <w:tblStylePr w:type="lastRow">
       <w:rPr>
+        <w:rFonts w:eastAsia="黑体"/>
         <w:b/>
         <w:bCs/>
       </w:rPr>
@@ -10524,12 +10975,14 @@
     </w:tblStylePr>
     <w:tblStylePr w:type="firstCol">
       <w:rPr>
+        <w:rFonts w:eastAsia="黑体"/>
         <w:b/>
         <w:bCs/>
       </w:rPr>
     </w:tblStylePr>
     <w:tblStylePr w:type="lastCol">
       <w:rPr>
+        <w:rFonts w:eastAsia="黑体"/>
         <w:b/>
         <w:bCs/>
       </w:rPr>
@@ -10579,12 +11032,14 @@
     </w:tcPr>
     <w:tblStylePr w:type="firstRow">
       <w:rPr>
+        <w:rFonts w:eastAsia="黑体"/>
         <w:b/>
         <w:bCs/>
       </w:rPr>
     </w:tblStylePr>
     <w:tblStylePr w:type="lastRow">
       <w:rPr>
+        <w:rFonts w:eastAsia="黑体"/>
         <w:b/>
         <w:bCs/>
       </w:rPr>
@@ -10597,12 +11052,14 @@
     </w:tblStylePr>
     <w:tblStylePr w:type="firstCol">
       <w:rPr>
+        <w:rFonts w:eastAsia="黑体"/>
         <w:b/>
         <w:bCs/>
       </w:rPr>
     </w:tblStylePr>
     <w:tblStylePr w:type="lastCol">
       <w:rPr>
+        <w:rFonts w:eastAsia="黑体"/>
         <w:b/>
         <w:bCs/>
       </w:rPr>
@@ -10629,7 +11086,7 @@
       <w:spacing w:after="0" w:line="240" w:lineRule="auto"/>
     </w:pPr>
     <w:rPr>
-      <w:rFonts w:asciiTheme="majorHAnsi" w:cstheme="majorBidi" w:eastAsiaTheme="majorEastAsia" w:hAnsiTheme="majorHAnsi"/>
+      <w:rFonts w:asciiTheme="majorHAnsi" w:cstheme="majorBidi" w:hAnsiTheme="majorHAnsi" w:eastAsia="黑体"/>
       <w:color w:themeColor="text1" w:val="000000"/>
     </w:rPr>
     <w:tblPr>
@@ -10656,6 +11113,7 @@
     </w:tcPr>
     <w:tblStylePr w:type="firstRow">
       <w:rPr>
+        <w:rFonts w:eastAsia="黑体"/>
         <w:b/>
         <w:bCs/>
         <w:color w:themeColor="text1" w:val="000000"/>
@@ -10667,6 +11125,7 @@
     </w:tblStylePr>
     <w:tblStylePr w:type="lastRow">
       <w:rPr>
+        <w:rFonts w:eastAsia="黑体"/>
         <w:b/>
         <w:bCs/>
         <w:color w:themeColor="text1" w:val="000000"/>
@@ -10686,6 +11145,7 @@
     </w:tblStylePr>
     <w:tblStylePr w:type="firstCol">
       <w:rPr>
+        <w:rFonts w:eastAsia="黑体"/>
         <w:b/>
         <w:bCs/>
         <w:color w:themeColor="text1" w:val="000000"/>
@@ -10705,6 +11165,7 @@
     </w:tblStylePr>
     <w:tblStylePr w:type="lastCol">
       <w:rPr>
+        <w:rFonts w:eastAsia="黑体"/>
         <w:b w:val="0"/>
         <w:bCs w:val="0"/>
         <w:color w:themeColor="text1" w:val="000000"/>
@@ -10754,7 +11215,7 @@
       <w:spacing w:after="0" w:line="240" w:lineRule="auto"/>
     </w:pPr>
     <w:rPr>
-      <w:rFonts w:asciiTheme="majorHAnsi" w:cstheme="majorBidi" w:eastAsiaTheme="majorEastAsia" w:hAnsiTheme="majorHAnsi"/>
+      <w:rFonts w:asciiTheme="majorHAnsi" w:cstheme="majorBidi" w:hAnsiTheme="majorHAnsi" w:eastAsia="黑体"/>
       <w:color w:themeColor="text1" w:val="000000"/>
     </w:rPr>
     <w:tblPr>
@@ -10781,6 +11242,7 @@
     </w:tcPr>
     <w:tblStylePr w:type="firstRow">
       <w:rPr>
+        <w:rFonts w:eastAsia="黑体"/>
         <w:b/>
         <w:bCs/>
         <w:color w:themeColor="text1" w:val="000000"/>
@@ -10792,6 +11254,7 @@
     </w:tblStylePr>
     <w:tblStylePr w:type="lastRow">
       <w:rPr>
+        <w:rFonts w:eastAsia="黑体"/>
         <w:b/>
         <w:bCs/>
         <w:color w:themeColor="text1" w:val="000000"/>
@@ -10811,6 +11274,7 @@
     </w:tblStylePr>
     <w:tblStylePr w:type="firstCol">
       <w:rPr>
+        <w:rFonts w:eastAsia="黑体"/>
         <w:b/>
         <w:bCs/>
         <w:color w:themeColor="text1" w:val="000000"/>
@@ -10830,6 +11294,7 @@
     </w:tblStylePr>
     <w:tblStylePr w:type="lastCol">
       <w:rPr>
+        <w:rFonts w:eastAsia="黑体"/>
         <w:b w:val="0"/>
         <w:bCs w:val="0"/>
         <w:color w:themeColor="text1" w:val="000000"/>
@@ -10879,7 +11344,7 @@
       <w:spacing w:after="0" w:line="240" w:lineRule="auto"/>
     </w:pPr>
     <w:rPr>
-      <w:rFonts w:asciiTheme="majorHAnsi" w:cstheme="majorBidi" w:eastAsiaTheme="majorEastAsia" w:hAnsiTheme="majorHAnsi"/>
+      <w:rFonts w:asciiTheme="majorHAnsi" w:cstheme="majorBidi" w:hAnsiTheme="majorHAnsi" w:eastAsia="黑体"/>
       <w:color w:themeColor="text1" w:val="000000"/>
     </w:rPr>
     <w:tblPr>
@@ -10906,6 +11371,7 @@
     </w:tcPr>
     <w:tblStylePr w:type="firstRow">
       <w:rPr>
+        <w:rFonts w:eastAsia="黑体"/>
         <w:b/>
         <w:bCs/>
         <w:color w:themeColor="text1" w:val="000000"/>
@@ -10917,6 +11383,7 @@
     </w:tblStylePr>
     <w:tblStylePr w:type="lastRow">
       <w:rPr>
+        <w:rFonts w:eastAsia="黑体"/>
         <w:b/>
         <w:bCs/>
         <w:color w:themeColor="text1" w:val="000000"/>
@@ -10936,6 +11403,7 @@
     </w:tblStylePr>
     <w:tblStylePr w:type="firstCol">
       <w:rPr>
+        <w:rFonts w:eastAsia="黑体"/>
         <w:b/>
         <w:bCs/>
         <w:color w:themeColor="text1" w:val="000000"/>
@@ -10955,6 +11423,7 @@
     </w:tblStylePr>
     <w:tblStylePr w:type="lastCol">
       <w:rPr>
+        <w:rFonts w:eastAsia="黑体"/>
         <w:b w:val="0"/>
         <w:bCs w:val="0"/>
         <w:color w:themeColor="text1" w:val="000000"/>
@@ -11004,7 +11473,7 @@
       <w:spacing w:after="0" w:line="240" w:lineRule="auto"/>
     </w:pPr>
     <w:rPr>
-      <w:rFonts w:asciiTheme="majorHAnsi" w:cstheme="majorBidi" w:eastAsiaTheme="majorEastAsia" w:hAnsiTheme="majorHAnsi"/>
+      <w:rFonts w:asciiTheme="majorHAnsi" w:cstheme="majorBidi" w:hAnsiTheme="majorHAnsi" w:eastAsia="黑体"/>
       <w:color w:themeColor="text1" w:val="000000"/>
     </w:rPr>
     <w:tblPr>
@@ -11031,6 +11500,7 @@
     </w:tcPr>
     <w:tblStylePr w:type="firstRow">
       <w:rPr>
+        <w:rFonts w:eastAsia="黑体"/>
         <w:b/>
         <w:bCs/>
         <w:color w:themeColor="text1" w:val="000000"/>
@@ -11042,6 +11512,7 @@
     </w:tblStylePr>
     <w:tblStylePr w:type="lastRow">
       <w:rPr>
+        <w:rFonts w:eastAsia="黑体"/>
         <w:b/>
         <w:bCs/>
         <w:color w:themeColor="text1" w:val="000000"/>
@@ -11061,6 +11532,7 @@
     </w:tblStylePr>
     <w:tblStylePr w:type="firstCol">
       <w:rPr>
+        <w:rFonts w:eastAsia="黑体"/>
         <w:b/>
         <w:bCs/>
         <w:color w:themeColor="text1" w:val="000000"/>
@@ -11080,6 +11552,7 @@
     </w:tblStylePr>
     <w:tblStylePr w:type="lastCol">
       <w:rPr>
+        <w:rFonts w:eastAsia="黑体"/>
         <w:b w:val="0"/>
         <w:bCs w:val="0"/>
         <w:color w:themeColor="text1" w:val="000000"/>
@@ -11129,7 +11602,7 @@
       <w:spacing w:after="0" w:line="240" w:lineRule="auto"/>
     </w:pPr>
     <w:rPr>
-      <w:rFonts w:asciiTheme="majorHAnsi" w:cstheme="majorBidi" w:eastAsiaTheme="majorEastAsia" w:hAnsiTheme="majorHAnsi"/>
+      <w:rFonts w:asciiTheme="majorHAnsi" w:cstheme="majorBidi" w:hAnsiTheme="majorHAnsi" w:eastAsia="黑体"/>
       <w:color w:themeColor="text1" w:val="000000"/>
     </w:rPr>
     <w:tblPr>
@@ -11156,6 +11629,7 @@
     </w:tcPr>
     <w:tblStylePr w:type="firstRow">
       <w:rPr>
+        <w:rFonts w:eastAsia="黑体"/>
         <w:b/>
         <w:bCs/>
         <w:color w:themeColor="text1" w:val="000000"/>
@@ -11167,6 +11641,7 @@
     </w:tblStylePr>
     <w:tblStylePr w:type="lastRow">
       <w:rPr>
+        <w:rFonts w:eastAsia="黑体"/>
         <w:b/>
         <w:bCs/>
         <w:color w:themeColor="text1" w:val="000000"/>
@@ -11186,6 +11661,7 @@
     </w:tblStylePr>
     <w:tblStylePr w:type="firstCol">
       <w:rPr>
+        <w:rFonts w:eastAsia="黑体"/>
         <w:b/>
         <w:bCs/>
         <w:color w:themeColor="text1" w:val="000000"/>
@@ -11205,6 +11681,7 @@
     </w:tblStylePr>
     <w:tblStylePr w:type="lastCol">
       <w:rPr>
+        <w:rFonts w:eastAsia="黑体"/>
         <w:b w:val="0"/>
         <w:bCs w:val="0"/>
         <w:color w:themeColor="text1" w:val="000000"/>
@@ -11254,7 +11731,7 @@
       <w:spacing w:after="0" w:line="240" w:lineRule="auto"/>
     </w:pPr>
     <w:rPr>
-      <w:rFonts w:asciiTheme="majorHAnsi" w:cstheme="majorBidi" w:eastAsiaTheme="majorEastAsia" w:hAnsiTheme="majorHAnsi"/>
+      <w:rFonts w:asciiTheme="majorHAnsi" w:cstheme="majorBidi" w:hAnsiTheme="majorHAnsi" w:eastAsia="黑体"/>
       <w:color w:themeColor="text1" w:val="000000"/>
     </w:rPr>
     <w:tblPr>
@@ -11281,6 +11758,7 @@
     </w:tcPr>
     <w:tblStylePr w:type="firstRow">
       <w:rPr>
+        <w:rFonts w:eastAsia="黑体"/>
         <w:b/>
         <w:bCs/>
         <w:color w:themeColor="text1" w:val="000000"/>
@@ -11292,6 +11770,7 @@
     </w:tblStylePr>
     <w:tblStylePr w:type="lastRow">
       <w:rPr>
+        <w:rFonts w:eastAsia="黑体"/>
         <w:b/>
         <w:bCs/>
         <w:color w:themeColor="text1" w:val="000000"/>
@@ -11311,6 +11790,7 @@
     </w:tblStylePr>
     <w:tblStylePr w:type="firstCol">
       <w:rPr>
+        <w:rFonts w:eastAsia="黑体"/>
         <w:b/>
         <w:bCs/>
         <w:color w:themeColor="text1" w:val="000000"/>
@@ -11330,6 +11810,7 @@
     </w:tblStylePr>
     <w:tblStylePr w:type="lastCol">
       <w:rPr>
+        <w:rFonts w:eastAsia="黑体"/>
         <w:b w:val="0"/>
         <w:bCs w:val="0"/>
         <w:color w:themeColor="text1" w:val="000000"/>
@@ -11379,7 +11860,7 @@
       <w:spacing w:after="0" w:line="240" w:lineRule="auto"/>
     </w:pPr>
     <w:rPr>
-      <w:rFonts w:asciiTheme="majorHAnsi" w:cstheme="majorBidi" w:eastAsiaTheme="majorEastAsia" w:hAnsiTheme="majorHAnsi"/>
+      <w:rFonts w:asciiTheme="majorHAnsi" w:cstheme="majorBidi" w:hAnsiTheme="majorHAnsi" w:eastAsia="黑体"/>
       <w:color w:themeColor="text1" w:val="000000"/>
     </w:rPr>
     <w:tblPr>
@@ -11406,6 +11887,7 @@
     </w:tcPr>
     <w:tblStylePr w:type="firstRow">
       <w:rPr>
+        <w:rFonts w:eastAsia="黑体"/>
         <w:b/>
         <w:bCs/>
         <w:color w:themeColor="text1" w:val="000000"/>
@@ -11417,6 +11899,7 @@
     </w:tblStylePr>
     <w:tblStylePr w:type="lastRow">
       <w:rPr>
+        <w:rFonts w:eastAsia="黑体"/>
         <w:b/>
         <w:bCs/>
         <w:color w:themeColor="text1" w:val="000000"/>
@@ -11436,6 +11919,7 @@
     </w:tblStylePr>
     <w:tblStylePr w:type="firstCol">
       <w:rPr>
+        <w:rFonts w:eastAsia="黑体"/>
         <w:b/>
         <w:bCs/>
         <w:color w:themeColor="text1" w:val="000000"/>
@@ -11455,6 +11939,7 @@
     </w:tblStylePr>
     <w:tblStylePr w:type="lastCol">
       <w:rPr>
+        <w:rFonts w:eastAsia="黑体"/>
         <w:b w:val="0"/>
         <w:bCs w:val="0"/>
         <w:color w:themeColor="text1" w:val="000000"/>
@@ -11527,6 +12012,7 @@
     </w:tcPr>
     <w:tblStylePr w:type="firstRow">
       <w:rPr>
+        <w:rFonts w:eastAsia="黑体"/>
         <w:b/>
         <w:bCs/>
         <w:i w:val="0"/>
@@ -11548,6 +12034,7 @@
     </w:tblStylePr>
     <w:tblStylePr w:type="lastRow">
       <w:rPr>
+        <w:rFonts w:eastAsia="黑体"/>
         <w:b/>
         <w:bCs/>
         <w:i w:val="0"/>
@@ -11569,6 +12056,7 @@
     </w:tblStylePr>
     <w:tblStylePr w:type="firstCol">
       <w:rPr>
+        <w:rFonts w:eastAsia="黑体"/>
         <w:b/>
         <w:bCs/>
         <w:i w:val="0"/>
@@ -11588,6 +12076,7 @@
     </w:tblStylePr>
     <w:tblStylePr w:type="lastCol">
       <w:rPr>
+        <w:rFonts w:eastAsia="黑体"/>
         <w:b/>
         <w:bCs/>
         <w:i w:val="0"/>
@@ -11668,6 +12157,7 @@
     </w:tcPr>
     <w:tblStylePr w:type="firstRow">
       <w:rPr>
+        <w:rFonts w:eastAsia="黑体"/>
         <w:b/>
         <w:bCs/>
         <w:i w:val="0"/>
@@ -11689,6 +12179,7 @@
     </w:tblStylePr>
     <w:tblStylePr w:type="lastRow">
       <w:rPr>
+        <w:rFonts w:eastAsia="黑体"/>
         <w:b/>
         <w:bCs/>
         <w:i w:val="0"/>
@@ -11710,6 +12201,7 @@
     </w:tblStylePr>
     <w:tblStylePr w:type="firstCol">
       <w:rPr>
+        <w:rFonts w:eastAsia="黑体"/>
         <w:b/>
         <w:bCs/>
         <w:i w:val="0"/>
@@ -11729,6 +12221,7 @@
     </w:tblStylePr>
     <w:tblStylePr w:type="lastCol">
       <w:rPr>
+        <w:rFonts w:eastAsia="黑体"/>
         <w:b/>
         <w:bCs/>
         <w:i w:val="0"/>
@@ -11809,6 +12302,7 @@
     </w:tcPr>
     <w:tblStylePr w:type="firstRow">
       <w:rPr>
+        <w:rFonts w:eastAsia="黑体"/>
         <w:b/>
         <w:bCs/>
         <w:i w:val="0"/>
@@ -11830,6 +12324,7 @@
     </w:tblStylePr>
     <w:tblStylePr w:type="lastRow">
       <w:rPr>
+        <w:rFonts w:eastAsia="黑体"/>
         <w:b/>
         <w:bCs/>
         <w:i w:val="0"/>
@@ -11851,6 +12346,7 @@
     </w:tblStylePr>
     <w:tblStylePr w:type="firstCol">
       <w:rPr>
+        <w:rFonts w:eastAsia="黑体"/>
         <w:b/>
         <w:bCs/>
         <w:i w:val="0"/>
@@ -11870,6 +12366,7 @@
     </w:tblStylePr>
     <w:tblStylePr w:type="lastCol">
       <w:rPr>
+        <w:rFonts w:eastAsia="黑体"/>
         <w:b/>
         <w:bCs/>
         <w:i w:val="0"/>
@@ -11950,6 +12447,7 @@
     </w:tcPr>
     <w:tblStylePr w:type="firstRow">
       <w:rPr>
+        <w:rFonts w:eastAsia="黑体"/>
         <w:b/>
         <w:bCs/>
         <w:i w:val="0"/>
@@ -11971,6 +12469,7 @@
     </w:tblStylePr>
     <w:tblStylePr w:type="lastRow">
       <w:rPr>
+        <w:rFonts w:eastAsia="黑体"/>
         <w:b/>
         <w:bCs/>
         <w:i w:val="0"/>
@@ -11992,6 +12491,7 @@
     </w:tblStylePr>
     <w:tblStylePr w:type="firstCol">
       <w:rPr>
+        <w:rFonts w:eastAsia="黑体"/>
         <w:b/>
         <w:bCs/>
         <w:i w:val="0"/>
@@ -12011,6 +12511,7 @@
     </w:tblStylePr>
     <w:tblStylePr w:type="lastCol">
       <w:rPr>
+        <w:rFonts w:eastAsia="黑体"/>
         <w:b/>
         <w:bCs/>
         <w:i w:val="0"/>
@@ -12091,6 +12592,7 @@
     </w:tcPr>
     <w:tblStylePr w:type="firstRow">
       <w:rPr>
+        <w:rFonts w:eastAsia="黑体"/>
         <w:b/>
         <w:bCs/>
         <w:i w:val="0"/>
@@ -12112,6 +12614,7 @@
     </w:tblStylePr>
     <w:tblStylePr w:type="lastRow">
       <w:rPr>
+        <w:rFonts w:eastAsia="黑体"/>
         <w:b/>
         <w:bCs/>
         <w:i w:val="0"/>
@@ -12133,6 +12636,7 @@
     </w:tblStylePr>
     <w:tblStylePr w:type="firstCol">
       <w:rPr>
+        <w:rFonts w:eastAsia="黑体"/>
         <w:b/>
         <w:bCs/>
         <w:i w:val="0"/>
@@ -12152,6 +12656,7 @@
     </w:tblStylePr>
     <w:tblStylePr w:type="lastCol">
       <w:rPr>
+        <w:rFonts w:eastAsia="黑体"/>
         <w:b/>
         <w:bCs/>
         <w:i w:val="0"/>
@@ -12232,6 +12737,7 @@
     </w:tcPr>
     <w:tblStylePr w:type="firstRow">
       <w:rPr>
+        <w:rFonts w:eastAsia="黑体"/>
         <w:b/>
         <w:bCs/>
         <w:i w:val="0"/>
@@ -12253,6 +12759,7 @@
     </w:tblStylePr>
     <w:tblStylePr w:type="lastRow">
       <w:rPr>
+        <w:rFonts w:eastAsia="黑体"/>
         <w:b/>
         <w:bCs/>
         <w:i w:val="0"/>
@@ -12274,6 +12781,7 @@
     </w:tblStylePr>
     <w:tblStylePr w:type="firstCol">
       <w:rPr>
+        <w:rFonts w:eastAsia="黑体"/>
         <w:b/>
         <w:bCs/>
         <w:i w:val="0"/>
@@ -12293,6 +12801,7 @@
     </w:tblStylePr>
     <w:tblStylePr w:type="lastCol">
       <w:rPr>
+        <w:rFonts w:eastAsia="黑体"/>
         <w:b/>
         <w:bCs/>
         <w:i w:val="0"/>
@@ -12373,6 +12882,7 @@
     </w:tcPr>
     <w:tblStylePr w:type="firstRow">
       <w:rPr>
+        <w:rFonts w:eastAsia="黑体"/>
         <w:b/>
         <w:bCs/>
         <w:i w:val="0"/>
@@ -12394,6 +12904,7 @@
     </w:tblStylePr>
     <w:tblStylePr w:type="lastRow">
       <w:rPr>
+        <w:rFonts w:eastAsia="黑体"/>
         <w:b/>
         <w:bCs/>
         <w:i w:val="0"/>
@@ -12415,6 +12926,7 @@
     </w:tblStylePr>
     <w:tblStylePr w:type="firstCol">
       <w:rPr>
+        <w:rFonts w:eastAsia="黑体"/>
         <w:b/>
         <w:bCs/>
         <w:i w:val="0"/>
@@ -12434,6 +12946,7 @@
     </w:tblStylePr>
     <w:tblStylePr w:type="lastCol">
       <w:rPr>
+        <w:rFonts w:eastAsia="黑体"/>
         <w:b/>
         <w:bCs/>
         <w:i w:val="0"/>
@@ -12491,6 +13004,7 @@
       <w:spacing w:after="0" w:line="240" w:lineRule="auto"/>
     </w:pPr>
     <w:rPr>
+      <w:rFonts w:eastAsia="黑体"/>
       <w:color w:themeColor="background1" w:val="FFFFFF"/>
     </w:rPr>
     <w:tblPr>
@@ -12509,6 +13023,7 @@
     </w:tcPr>
     <w:tblStylePr w:type="firstRow">
       <w:rPr>
+        <w:rFonts w:eastAsia="黑体"/>
         <w:b/>
         <w:bCs/>
       </w:rPr>
@@ -12605,6 +13120,7 @@
       <w:spacing w:after="0" w:line="240" w:lineRule="auto"/>
     </w:pPr>
     <w:rPr>
+      <w:rFonts w:eastAsia="黑体"/>
       <w:color w:themeColor="background1" w:val="FFFFFF"/>
     </w:rPr>
     <w:tblPr>
@@ -12623,6 +13139,7 @@
     </w:tcPr>
     <w:tblStylePr w:type="firstRow">
       <w:rPr>
+        <w:rFonts w:eastAsia="黑体"/>
         <w:b/>
         <w:bCs/>
       </w:rPr>
@@ -12719,6 +13236,7 @@
       <w:spacing w:after="0" w:line="240" w:lineRule="auto"/>
     </w:pPr>
     <w:rPr>
+      <w:rFonts w:eastAsia="黑体"/>
       <w:color w:themeColor="background1" w:val="FFFFFF"/>
     </w:rPr>
     <w:tblPr>
@@ -12737,6 +13255,7 @@
     </w:tcPr>
     <w:tblStylePr w:type="firstRow">
       <w:rPr>
+        <w:rFonts w:eastAsia="黑体"/>
         <w:b/>
         <w:bCs/>
       </w:rPr>
@@ -12833,6 +13352,7 @@
       <w:spacing w:after="0" w:line="240" w:lineRule="auto"/>
     </w:pPr>
     <w:rPr>
+      <w:rFonts w:eastAsia="黑体"/>
       <w:color w:themeColor="background1" w:val="FFFFFF"/>
     </w:rPr>
     <w:tblPr>
@@ -12851,6 +13371,7 @@
     </w:tcPr>
     <w:tblStylePr w:type="firstRow">
       <w:rPr>
+        <w:rFonts w:eastAsia="黑体"/>
         <w:b/>
         <w:bCs/>
       </w:rPr>
@@ -12947,6 +13468,7 @@
       <w:spacing w:after="0" w:line="240" w:lineRule="auto"/>
     </w:pPr>
     <w:rPr>
+      <w:rFonts w:eastAsia="黑体"/>
       <w:color w:themeColor="background1" w:val="FFFFFF"/>
     </w:rPr>
     <w:tblPr>
@@ -12965,6 +13487,7 @@
     </w:tcPr>
     <w:tblStylePr w:type="firstRow">
       <w:rPr>
+        <w:rFonts w:eastAsia="黑体"/>
         <w:b/>
         <w:bCs/>
       </w:rPr>
@@ -13061,6 +13584,7 @@
       <w:spacing w:after="0" w:line="240" w:lineRule="auto"/>
     </w:pPr>
     <w:rPr>
+      <w:rFonts w:eastAsia="黑体"/>
       <w:color w:themeColor="background1" w:val="FFFFFF"/>
     </w:rPr>
     <w:tblPr>
@@ -13079,6 +13603,7 @@
     </w:tcPr>
     <w:tblStylePr w:type="firstRow">
       <w:rPr>
+        <w:rFonts w:eastAsia="黑体"/>
         <w:b/>
         <w:bCs/>
       </w:rPr>
@@ -13175,6 +13700,7 @@
       <w:spacing w:after="0" w:line="240" w:lineRule="auto"/>
     </w:pPr>
     <w:rPr>
+      <w:rFonts w:eastAsia="黑体"/>
       <w:color w:themeColor="background1" w:val="FFFFFF"/>
     </w:rPr>
     <w:tblPr>
@@ -13193,6 +13719,7 @@
     </w:tcPr>
     <w:tblStylePr w:type="firstRow">
       <w:rPr>
+        <w:rFonts w:eastAsia="黑体"/>
         <w:b/>
         <w:bCs/>
       </w:rPr>
@@ -13289,6 +13816,7 @@
       <w:spacing w:after="0" w:line="240" w:lineRule="auto"/>
     </w:pPr>
     <w:rPr>
+      <w:rFonts w:eastAsia="黑体"/>
       <w:color w:themeColor="text1" w:val="000000"/>
     </w:rPr>
     <w:tblPr>
@@ -13315,6 +13843,7 @@
     </w:tcPr>
     <w:tblStylePr w:type="firstRow">
       <w:rPr>
+        <w:rFonts w:eastAsia="黑体"/>
         <w:b/>
         <w:bCs/>
       </w:rPr>
@@ -13333,6 +13862,7 @@
     </w:tblStylePr>
     <w:tblStylePr w:type="lastRow">
       <w:rPr>
+        <w:rFonts w:eastAsia="黑体"/>
         <w:b/>
         <w:bCs/>
         <w:color w:themeColor="background1" w:val="FFFFFF"/>
@@ -13347,6 +13877,7 @@
     </w:tblStylePr>
     <w:tblStylePr w:type="firstCol">
       <w:rPr>
+        <w:rFonts w:eastAsia="黑体"/>
         <w:color w:themeColor="background1" w:val="FFFFFF"/>
       </w:rPr>
       <w:tblPr/>
@@ -13364,6 +13895,7 @@
     </w:tblStylePr>
     <w:tblStylePr w:type="lastCol">
       <w:rPr>
+        <w:rFonts w:eastAsia="黑体"/>
         <w:color w:themeColor="background1" w:val="FFFFFF"/>
       </w:rPr>
       <w:tblPr/>
@@ -13393,11 +13925,13 @@
     </w:tblStylePr>
     <w:tblStylePr w:type="neCell">
       <w:rPr>
+        <w:rFonts w:eastAsia="黑体"/>
         <w:color w:themeColor="text1" w:val="000000"/>
       </w:rPr>
     </w:tblStylePr>
     <w:tblStylePr w:type="nwCell">
       <w:rPr>
+        <w:rFonts w:eastAsia="黑体"/>
         <w:color w:themeColor="text1" w:val="000000"/>
       </w:rPr>
     </w:tblStylePr>
@@ -13411,6 +13945,7 @@
       <w:spacing w:after="0" w:line="240" w:lineRule="auto"/>
     </w:pPr>
     <w:rPr>
+      <w:rFonts w:eastAsia="黑体"/>
       <w:color w:themeColor="text1" w:val="000000"/>
     </w:rPr>
     <w:tblPr>
@@ -13437,6 +13972,7 @@
     </w:tcPr>
     <w:tblStylePr w:type="firstRow">
       <w:rPr>
+        <w:rFonts w:eastAsia="黑体"/>
         <w:b/>
         <w:bCs/>
       </w:rPr>
@@ -13455,6 +13991,7 @@
     </w:tblStylePr>
     <w:tblStylePr w:type="lastRow">
       <w:rPr>
+        <w:rFonts w:eastAsia="黑体"/>
         <w:b/>
         <w:bCs/>
         <w:color w:themeColor="background1" w:val="FFFFFF"/>
@@ -13469,6 +14006,7 @@
     </w:tblStylePr>
     <w:tblStylePr w:type="firstCol">
       <w:rPr>
+        <w:rFonts w:eastAsia="黑体"/>
         <w:color w:themeColor="background1" w:val="FFFFFF"/>
       </w:rPr>
       <w:tblPr/>
@@ -13486,6 +14024,7 @@
     </w:tblStylePr>
     <w:tblStylePr w:type="lastCol">
       <w:rPr>
+        <w:rFonts w:eastAsia="黑体"/>
         <w:color w:themeColor="background1" w:val="FFFFFF"/>
       </w:rPr>
       <w:tblPr/>
@@ -13515,11 +14054,13 @@
     </w:tblStylePr>
     <w:tblStylePr w:type="neCell">
       <w:rPr>
+        <w:rFonts w:eastAsia="黑体"/>
         <w:color w:themeColor="text1" w:val="000000"/>
       </w:rPr>
     </w:tblStylePr>
     <w:tblStylePr w:type="nwCell">
       <w:rPr>
+        <w:rFonts w:eastAsia="黑体"/>
         <w:color w:themeColor="text1" w:val="000000"/>
       </w:rPr>
     </w:tblStylePr>
@@ -13533,6 +14074,7 @@
       <w:spacing w:after="0" w:line="240" w:lineRule="auto"/>
     </w:pPr>
     <w:rPr>
+      <w:rFonts w:eastAsia="黑体"/>
       <w:color w:themeColor="text1" w:val="000000"/>
     </w:rPr>
     <w:tblPr>
@@ -13559,6 +14101,7 @@
     </w:tcPr>
     <w:tblStylePr w:type="firstRow">
       <w:rPr>
+        <w:rFonts w:eastAsia="黑体"/>
         <w:b/>
         <w:bCs/>
       </w:rPr>
@@ -13577,6 +14120,7 @@
     </w:tblStylePr>
     <w:tblStylePr w:type="lastRow">
       <w:rPr>
+        <w:rFonts w:eastAsia="黑体"/>
         <w:b/>
         <w:bCs/>
         <w:color w:themeColor="background1" w:val="FFFFFF"/>
@@ -13591,6 +14135,7 @@
     </w:tblStylePr>
     <w:tblStylePr w:type="firstCol">
       <w:rPr>
+        <w:rFonts w:eastAsia="黑体"/>
         <w:color w:themeColor="background1" w:val="FFFFFF"/>
       </w:rPr>
       <w:tblPr/>
@@ -13608,6 +14153,7 @@
     </w:tblStylePr>
     <w:tblStylePr w:type="lastCol">
       <w:rPr>
+        <w:rFonts w:eastAsia="黑体"/>
         <w:color w:themeColor="background1" w:val="FFFFFF"/>
       </w:rPr>
       <w:tblPr/>
@@ -13637,11 +14183,13 @@
     </w:tblStylePr>
     <w:tblStylePr w:type="neCell">
       <w:rPr>
+        <w:rFonts w:eastAsia="黑体"/>
         <w:color w:themeColor="text1" w:val="000000"/>
       </w:rPr>
     </w:tblStylePr>
     <w:tblStylePr w:type="nwCell">
       <w:rPr>
+        <w:rFonts w:eastAsia="黑体"/>
         <w:color w:themeColor="text1" w:val="000000"/>
       </w:rPr>
     </w:tblStylePr>
@@ -13655,6 +14203,7 @@
       <w:spacing w:after="0" w:line="240" w:lineRule="auto"/>
     </w:pPr>
     <w:rPr>
+      <w:rFonts w:eastAsia="黑体"/>
       <w:color w:themeColor="text1" w:val="000000"/>
     </w:rPr>
     <w:tblPr>
@@ -13681,6 +14230,7 @@
     </w:tcPr>
     <w:tblStylePr w:type="firstRow">
       <w:rPr>
+        <w:rFonts w:eastAsia="黑体"/>
         <w:b/>
         <w:bCs/>
       </w:rPr>
@@ -13699,6 +14249,7 @@
     </w:tblStylePr>
     <w:tblStylePr w:type="lastRow">
       <w:rPr>
+        <w:rFonts w:eastAsia="黑体"/>
         <w:b/>
         <w:bCs/>
         <w:color w:themeColor="background1" w:val="FFFFFF"/>
@@ -13713,6 +14264,7 @@
     </w:tblStylePr>
     <w:tblStylePr w:type="firstCol">
       <w:rPr>
+        <w:rFonts w:eastAsia="黑体"/>
         <w:color w:themeColor="background1" w:val="FFFFFF"/>
       </w:rPr>
       <w:tblPr/>
@@ -13730,6 +14282,7 @@
     </w:tblStylePr>
     <w:tblStylePr w:type="lastCol">
       <w:rPr>
+        <w:rFonts w:eastAsia="黑体"/>
         <w:color w:themeColor="background1" w:val="FFFFFF"/>
       </w:rPr>
       <w:tblPr/>
@@ -13767,6 +14320,7 @@
       <w:spacing w:after="0" w:line="240" w:lineRule="auto"/>
     </w:pPr>
     <w:rPr>
+      <w:rFonts w:eastAsia="黑体"/>
       <w:color w:themeColor="text1" w:val="000000"/>
     </w:rPr>
     <w:tblPr>
@@ -13793,6 +14347,7 @@
     </w:tcPr>
     <w:tblStylePr w:type="firstRow">
       <w:rPr>
+        <w:rFonts w:eastAsia="黑体"/>
         <w:b/>
         <w:bCs/>
       </w:rPr>
@@ -13811,6 +14366,7 @@
     </w:tblStylePr>
     <w:tblStylePr w:type="lastRow">
       <w:rPr>
+        <w:rFonts w:eastAsia="黑体"/>
         <w:b/>
         <w:bCs/>
         <w:color w:themeColor="background1" w:val="FFFFFF"/>
@@ -13825,6 +14381,7 @@
     </w:tblStylePr>
     <w:tblStylePr w:type="firstCol">
       <w:rPr>
+        <w:rFonts w:eastAsia="黑体"/>
         <w:color w:themeColor="background1" w:val="FFFFFF"/>
       </w:rPr>
       <w:tblPr/>
@@ -13842,6 +14399,7 @@
     </w:tblStylePr>
     <w:tblStylePr w:type="lastCol">
       <w:rPr>
+        <w:rFonts w:eastAsia="黑体"/>
         <w:color w:themeColor="background1" w:val="FFFFFF"/>
       </w:rPr>
       <w:tblPr/>
@@ -13871,11 +14429,13 @@
     </w:tblStylePr>
     <w:tblStylePr w:type="neCell">
       <w:rPr>
+        <w:rFonts w:eastAsia="黑体"/>
         <w:color w:themeColor="text1" w:val="000000"/>
       </w:rPr>
     </w:tblStylePr>
     <w:tblStylePr w:type="nwCell">
       <w:rPr>
+        <w:rFonts w:eastAsia="黑体"/>
         <w:color w:themeColor="text1" w:val="000000"/>
       </w:rPr>
     </w:tblStylePr>
@@ -13889,6 +14449,7 @@
       <w:spacing w:after="0" w:line="240" w:lineRule="auto"/>
     </w:pPr>
     <w:rPr>
+      <w:rFonts w:eastAsia="黑体"/>
       <w:color w:themeColor="text1" w:val="000000"/>
     </w:rPr>
     <w:tblPr>
@@ -13915,6 +14476,7 @@
     </w:tcPr>
     <w:tblStylePr w:type="firstRow">
       <w:rPr>
+        <w:rFonts w:eastAsia="黑体"/>
         <w:b/>
         <w:bCs/>
       </w:rPr>
@@ -13933,6 +14495,7 @@
     </w:tblStylePr>
     <w:tblStylePr w:type="lastRow">
       <w:rPr>
+        <w:rFonts w:eastAsia="黑体"/>
         <w:b/>
         <w:bCs/>
         <w:color w:themeColor="background1" w:val="FFFFFF"/>
@@ -13947,6 +14510,7 @@
     </w:tblStylePr>
     <w:tblStylePr w:type="firstCol">
       <w:rPr>
+        <w:rFonts w:eastAsia="黑体"/>
         <w:color w:themeColor="background1" w:val="FFFFFF"/>
       </w:rPr>
       <w:tblPr/>
@@ -13964,6 +14528,7 @@
     </w:tblStylePr>
     <w:tblStylePr w:type="lastCol">
       <w:rPr>
+        <w:rFonts w:eastAsia="黑体"/>
         <w:color w:themeColor="background1" w:val="FFFFFF"/>
       </w:rPr>
       <w:tblPr/>
@@ -13993,11 +14558,13 @@
     </w:tblStylePr>
     <w:tblStylePr w:type="neCell">
       <w:rPr>
+        <w:rFonts w:eastAsia="黑体"/>
         <w:color w:themeColor="text1" w:val="000000"/>
       </w:rPr>
     </w:tblStylePr>
     <w:tblStylePr w:type="nwCell">
       <w:rPr>
+        <w:rFonts w:eastAsia="黑体"/>
         <w:color w:themeColor="text1" w:val="000000"/>
       </w:rPr>
     </w:tblStylePr>
@@ -14011,6 +14578,7 @@
       <w:spacing w:after="0" w:line="240" w:lineRule="auto"/>
     </w:pPr>
     <w:rPr>
+      <w:rFonts w:eastAsia="黑体"/>
       <w:color w:themeColor="text1" w:val="000000"/>
     </w:rPr>
     <w:tblPr>
@@ -14037,6 +14605,7 @@
     </w:tcPr>
     <w:tblStylePr w:type="firstRow">
       <w:rPr>
+        <w:rFonts w:eastAsia="黑体"/>
         <w:b/>
         <w:bCs/>
       </w:rPr>
@@ -14055,6 +14624,7 @@
     </w:tblStylePr>
     <w:tblStylePr w:type="lastRow">
       <w:rPr>
+        <w:rFonts w:eastAsia="黑体"/>
         <w:b/>
         <w:bCs/>
         <w:color w:themeColor="background1" w:val="FFFFFF"/>
@@ -14069,6 +14639,7 @@
     </w:tblStylePr>
     <w:tblStylePr w:type="firstCol">
       <w:rPr>
+        <w:rFonts w:eastAsia="黑体"/>
         <w:color w:themeColor="background1" w:val="FFFFFF"/>
       </w:rPr>
       <w:tblPr/>
@@ -14086,6 +14657,7 @@
     </w:tblStylePr>
     <w:tblStylePr w:type="lastCol">
       <w:rPr>
+        <w:rFonts w:eastAsia="黑体"/>
         <w:color w:themeColor="background1" w:val="FFFFFF"/>
       </w:rPr>
       <w:tblPr/>
@@ -14115,11 +14687,13 @@
     </w:tblStylePr>
     <w:tblStylePr w:type="neCell">
       <w:rPr>
+        <w:rFonts w:eastAsia="黑体"/>
         <w:color w:themeColor="text1" w:val="000000"/>
       </w:rPr>
     </w:tblStylePr>
     <w:tblStylePr w:type="nwCell">
       <w:rPr>
+        <w:rFonts w:eastAsia="黑体"/>
         <w:color w:themeColor="text1" w:val="000000"/>
       </w:rPr>
     </w:tblStylePr>
@@ -14133,6 +14707,7 @@
       <w:spacing w:after="0" w:line="240" w:lineRule="auto"/>
     </w:pPr>
     <w:rPr>
+      <w:rFonts w:eastAsia="黑体"/>
       <w:color w:themeColor="text1" w:val="000000"/>
     </w:rPr>
     <w:tblPr>
@@ -14151,6 +14726,7 @@
     </w:tcPr>
     <w:tblStylePr w:type="firstRow">
       <w:rPr>
+        <w:rFonts w:eastAsia="黑体"/>
         <w:b/>
         <w:bCs/>
         <w:color w:themeColor="background1" w:val="FFFFFF"/>
@@ -14165,6 +14741,7 @@
     </w:tblStylePr>
     <w:tblStylePr w:type="lastRow">
       <w:rPr>
+        <w:rFonts w:eastAsia="黑体"/>
         <w:b/>
         <w:bCs/>
         <w:color w:themeColor="accent2" w:themeShade="CC" w:val="9E3A38"/>
@@ -14179,12 +14756,14 @@
     </w:tblStylePr>
     <w:tblStylePr w:type="firstCol">
       <w:rPr>
+        <w:rFonts w:eastAsia="黑体"/>
         <w:b/>
         <w:bCs/>
       </w:rPr>
     </w:tblStylePr>
     <w:tblStylePr w:type="lastCol">
       <w:rPr>
+        <w:rFonts w:eastAsia="黑体"/>
         <w:b/>
         <w:bCs/>
       </w:rPr>
@@ -14219,6 +14798,7 @@
       <w:spacing w:after="0" w:line="240" w:lineRule="auto"/>
     </w:pPr>
     <w:rPr>
+      <w:rFonts w:eastAsia="黑体"/>
       <w:color w:themeColor="text1" w:val="000000"/>
     </w:rPr>
     <w:tblPr>
@@ -14237,6 +14817,7 @@
     </w:tcPr>
     <w:tblStylePr w:type="firstRow">
       <w:rPr>
+        <w:rFonts w:eastAsia="黑体"/>
         <w:b/>
         <w:bCs/>
         <w:color w:themeColor="background1" w:val="FFFFFF"/>
@@ -14251,6 +14832,7 @@
     </w:tblStylePr>
     <w:tblStylePr w:type="lastRow">
       <w:rPr>
+        <w:rFonts w:eastAsia="黑体"/>
         <w:b/>
         <w:bCs/>
         <w:color w:themeColor="accent2" w:themeShade="CC" w:val="9E3A38"/>
@@ -14265,12 +14847,14 @@
     </w:tblStylePr>
     <w:tblStylePr w:type="firstCol">
       <w:rPr>
+        <w:rFonts w:eastAsia="黑体"/>
         <w:b/>
         <w:bCs/>
       </w:rPr>
     </w:tblStylePr>
     <w:tblStylePr w:type="lastCol">
       <w:rPr>
+        <w:rFonts w:eastAsia="黑体"/>
         <w:b/>
         <w:bCs/>
       </w:rPr>
@@ -14305,6 +14889,7 @@
       <w:spacing w:after="0" w:line="240" w:lineRule="auto"/>
     </w:pPr>
     <w:rPr>
+      <w:rFonts w:eastAsia="黑体"/>
       <w:color w:themeColor="text1" w:val="000000"/>
     </w:rPr>
     <w:tblPr>
@@ -14323,6 +14908,7 @@
     </w:tcPr>
     <w:tblStylePr w:type="firstRow">
       <w:rPr>
+        <w:rFonts w:eastAsia="黑体"/>
         <w:b/>
         <w:bCs/>
         <w:color w:themeColor="background1" w:val="FFFFFF"/>
@@ -14337,6 +14923,7 @@
     </w:tblStylePr>
     <w:tblStylePr w:type="lastRow">
       <w:rPr>
+        <w:rFonts w:eastAsia="黑体"/>
         <w:b/>
         <w:bCs/>
         <w:color w:themeColor="accent2" w:themeShade="CC" w:val="9E3A38"/>
@@ -14351,12 +14938,14 @@
     </w:tblStylePr>
     <w:tblStylePr w:type="firstCol">
       <w:rPr>
+        <w:rFonts w:eastAsia="黑体"/>
         <w:b/>
         <w:bCs/>
       </w:rPr>
     </w:tblStylePr>
     <w:tblStylePr w:type="lastCol">
       <w:rPr>
+        <w:rFonts w:eastAsia="黑体"/>
         <w:b/>
         <w:bCs/>
       </w:rPr>
@@ -14391,6 +14980,7 @@
       <w:spacing w:after="0" w:line="240" w:lineRule="auto"/>
     </w:pPr>
     <w:rPr>
+      <w:rFonts w:eastAsia="黑体"/>
       <w:color w:themeColor="text1" w:val="000000"/>
     </w:rPr>
     <w:tblPr>
@@ -14409,6 +14999,7 @@
     </w:tcPr>
     <w:tblStylePr w:type="firstRow">
       <w:rPr>
+        <w:rFonts w:eastAsia="黑体"/>
         <w:b/>
         <w:bCs/>
         <w:color w:themeColor="background1" w:val="FFFFFF"/>
@@ -14423,6 +15014,7 @@
     </w:tblStylePr>
     <w:tblStylePr w:type="lastRow">
       <w:rPr>
+        <w:rFonts w:eastAsia="黑体"/>
         <w:b/>
         <w:bCs/>
         <w:color w:themeColor="accent4" w:themeShade="CC" w:val="664E82"/>
@@ -14437,12 +15029,14 @@
     </w:tblStylePr>
     <w:tblStylePr w:type="firstCol">
       <w:rPr>
+        <w:rFonts w:eastAsia="黑体"/>
         <w:b/>
         <w:bCs/>
       </w:rPr>
     </w:tblStylePr>
     <w:tblStylePr w:type="lastCol">
       <w:rPr>
+        <w:rFonts w:eastAsia="黑体"/>
         <w:b/>
         <w:bCs/>
       </w:rPr>
@@ -14477,6 +15071,7 @@
       <w:spacing w:after="0" w:line="240" w:lineRule="auto"/>
     </w:pPr>
     <w:rPr>
+      <w:rFonts w:eastAsia="黑体"/>
       <w:color w:themeColor="text1" w:val="000000"/>
     </w:rPr>
     <w:tblPr>
@@ -14495,6 +15090,7 @@
     </w:tcPr>
     <w:tblStylePr w:type="firstRow">
       <w:rPr>
+        <w:rFonts w:eastAsia="黑体"/>
         <w:b/>
         <w:bCs/>
         <w:color w:themeColor="background1" w:val="FFFFFF"/>
@@ -14509,6 +15105,7 @@
     </w:tblStylePr>
     <w:tblStylePr w:type="lastRow">
       <w:rPr>
+        <w:rFonts w:eastAsia="黑体"/>
         <w:b/>
         <w:bCs/>
         <w:color w:themeColor="accent3" w:themeShade="CC" w:val="7E9C40"/>
@@ -14523,12 +15120,14 @@
     </w:tblStylePr>
     <w:tblStylePr w:type="firstCol">
       <w:rPr>
+        <w:rFonts w:eastAsia="黑体"/>
         <w:b/>
         <w:bCs/>
       </w:rPr>
     </w:tblStylePr>
     <w:tblStylePr w:type="lastCol">
       <w:rPr>
+        <w:rFonts w:eastAsia="黑体"/>
         <w:b/>
         <w:bCs/>
       </w:rPr>
@@ -14563,6 +15162,7 @@
       <w:spacing w:after="0" w:line="240" w:lineRule="auto"/>
     </w:pPr>
     <w:rPr>
+      <w:rFonts w:eastAsia="黑体"/>
       <w:color w:themeColor="text1" w:val="000000"/>
     </w:rPr>
     <w:tblPr>
@@ -14581,6 +15181,7 @@
     </w:tcPr>
     <w:tblStylePr w:type="firstRow">
       <w:rPr>
+        <w:rFonts w:eastAsia="黑体"/>
         <w:b/>
         <w:bCs/>
         <w:color w:themeColor="background1" w:val="FFFFFF"/>
@@ -14595,6 +15196,7 @@
     </w:tblStylePr>
     <w:tblStylePr w:type="lastRow">
       <w:rPr>
+        <w:rFonts w:eastAsia="黑体"/>
         <w:b/>
         <w:bCs/>
         <w:color w:themeColor="accent6" w:themeShade="CC" w:val="F2730A"/>
@@ -14609,12 +15211,14 @@
     </w:tblStylePr>
     <w:tblStylePr w:type="firstCol">
       <w:rPr>
+        <w:rFonts w:eastAsia="黑体"/>
         <w:b/>
         <w:bCs/>
       </w:rPr>
     </w:tblStylePr>
     <w:tblStylePr w:type="lastCol">
       <w:rPr>
+        <w:rFonts w:eastAsia="黑体"/>
         <w:b/>
         <w:bCs/>
       </w:rPr>
@@ -14649,6 +15253,7 @@
       <w:spacing w:after="0" w:line="240" w:lineRule="auto"/>
     </w:pPr>
     <w:rPr>
+      <w:rFonts w:eastAsia="黑体"/>
       <w:color w:themeColor="text1" w:val="000000"/>
     </w:rPr>
     <w:tblPr>
@@ -14667,6 +15272,7 @@
     </w:tcPr>
     <w:tblStylePr w:type="firstRow">
       <w:rPr>
+        <w:rFonts w:eastAsia="黑体"/>
         <w:b/>
         <w:bCs/>
         <w:color w:themeColor="background1" w:val="FFFFFF"/>
@@ -14681,6 +15287,7 @@
     </w:tblStylePr>
     <w:tblStylePr w:type="lastRow">
       <w:rPr>
+        <w:rFonts w:eastAsia="黑体"/>
         <w:b/>
         <w:bCs/>
         <w:color w:themeColor="accent5" w:themeShade="CC" w:val="348DA5"/>
@@ -14695,12 +15302,14 @@
     </w:tblStylePr>
     <w:tblStylePr w:type="firstCol">
       <w:rPr>
+        <w:rFonts w:eastAsia="黑体"/>
         <w:b/>
         <w:bCs/>
       </w:rPr>
     </w:tblStylePr>
     <w:tblStylePr w:type="lastCol">
       <w:rPr>
+        <w:rFonts w:eastAsia="黑体"/>
         <w:b/>
         <w:bCs/>
       </w:rPr>
@@ -14735,6 +15344,7 @@
       <w:spacing w:after="0" w:line="240" w:lineRule="auto"/>
     </w:pPr>
     <w:rPr>
+      <w:rFonts w:eastAsia="黑体"/>
       <w:color w:themeColor="text1" w:val="000000"/>
     </w:rPr>
     <w:tblPr>
@@ -14756,6 +15366,7 @@
     </w:tcPr>
     <w:tblStylePr w:type="firstRow">
       <w:rPr>
+        <w:rFonts w:eastAsia="黑体"/>
         <w:b/>
         <w:bCs/>
       </w:rPr>
@@ -14766,6 +15377,7 @@
     </w:tblStylePr>
     <w:tblStylePr w:type="lastRow">
       <w:rPr>
+        <w:rFonts w:eastAsia="黑体"/>
         <w:b/>
         <w:bCs/>
         <w:color w:themeColor="text1" w:val="000000"/>
@@ -14777,6 +15389,7 @@
     </w:tblStylePr>
     <w:tblStylePr w:type="firstCol">
       <w:rPr>
+        <w:rFonts w:eastAsia="黑体"/>
         <w:color w:themeColor="background1" w:val="FFFFFF"/>
       </w:rPr>
       <w:tblPr/>
@@ -14786,6 +15399,7 @@
     </w:tblStylePr>
     <w:tblStylePr w:type="lastCol">
       <w:rPr>
+        <w:rFonts w:eastAsia="黑体"/>
         <w:color w:themeColor="background1" w:val="FFFFFF"/>
       </w:rPr>
       <w:tblPr/>
@@ -14815,6 +15429,7 @@
       <w:spacing w:after="0" w:line="240" w:lineRule="auto"/>
     </w:pPr>
     <w:rPr>
+      <w:rFonts w:eastAsia="黑体"/>
       <w:color w:themeColor="text1" w:val="000000"/>
     </w:rPr>
     <w:tblPr>
@@ -14836,6 +15451,7 @@
     </w:tcPr>
     <w:tblStylePr w:type="firstRow">
       <w:rPr>
+        <w:rFonts w:eastAsia="黑体"/>
         <w:b/>
         <w:bCs/>
       </w:rPr>
@@ -14846,6 +15462,7 @@
     </w:tblStylePr>
     <w:tblStylePr w:type="lastRow">
       <w:rPr>
+        <w:rFonts w:eastAsia="黑体"/>
         <w:b/>
         <w:bCs/>
         <w:color w:themeColor="text1" w:val="000000"/>
@@ -14857,6 +15474,7 @@
     </w:tblStylePr>
     <w:tblStylePr w:type="firstCol">
       <w:rPr>
+        <w:rFonts w:eastAsia="黑体"/>
         <w:color w:themeColor="background1" w:val="FFFFFF"/>
       </w:rPr>
       <w:tblPr/>
@@ -14866,6 +15484,7 @@
     </w:tblStylePr>
     <w:tblStylePr w:type="lastCol">
       <w:rPr>
+        <w:rFonts w:eastAsia="黑体"/>
         <w:color w:themeColor="background1" w:val="FFFFFF"/>
       </w:rPr>
       <w:tblPr/>
@@ -14895,6 +15514,7 @@
       <w:spacing w:after="0" w:line="240" w:lineRule="auto"/>
     </w:pPr>
     <w:rPr>
+      <w:rFonts w:eastAsia="黑体"/>
       <w:color w:themeColor="text1" w:val="000000"/>
     </w:rPr>
     <w:tblPr>
@@ -14916,6 +15536,7 @@
     </w:tcPr>
     <w:tblStylePr w:type="firstRow">
       <w:rPr>
+        <w:rFonts w:eastAsia="黑体"/>
         <w:b/>
         <w:bCs/>
       </w:rPr>
@@ -14926,6 +15547,7 @@
     </w:tblStylePr>
     <w:tblStylePr w:type="lastRow">
       <w:rPr>
+        <w:rFonts w:eastAsia="黑体"/>
         <w:b/>
         <w:bCs/>
         <w:color w:themeColor="text1" w:val="000000"/>
@@ -14937,6 +15559,7 @@
     </w:tblStylePr>
     <w:tblStylePr w:type="firstCol">
       <w:rPr>
+        <w:rFonts w:eastAsia="黑体"/>
         <w:color w:themeColor="background1" w:val="FFFFFF"/>
       </w:rPr>
       <w:tblPr/>
@@ -14946,6 +15569,7 @@
     </w:tblStylePr>
     <w:tblStylePr w:type="lastCol">
       <w:rPr>
+        <w:rFonts w:eastAsia="黑体"/>
         <w:color w:themeColor="background1" w:val="FFFFFF"/>
       </w:rPr>
       <w:tblPr/>
@@ -14975,6 +15599,7 @@
       <w:spacing w:after="0" w:line="240" w:lineRule="auto"/>
     </w:pPr>
     <w:rPr>
+      <w:rFonts w:eastAsia="黑体"/>
       <w:color w:themeColor="text1" w:val="000000"/>
     </w:rPr>
     <w:tblPr>
@@ -14996,6 +15621,7 @@
     </w:tcPr>
     <w:tblStylePr w:type="firstRow">
       <w:rPr>
+        <w:rFonts w:eastAsia="黑体"/>
         <w:b/>
         <w:bCs/>
       </w:rPr>
@@ -15006,6 +15632,7 @@
     </w:tblStylePr>
     <w:tblStylePr w:type="lastRow">
       <w:rPr>
+        <w:rFonts w:eastAsia="黑体"/>
         <w:b/>
         <w:bCs/>
         <w:color w:themeColor="text1" w:val="000000"/>
@@ -15017,6 +15644,7 @@
     </w:tblStylePr>
     <w:tblStylePr w:type="firstCol">
       <w:rPr>
+        <w:rFonts w:eastAsia="黑体"/>
         <w:color w:themeColor="background1" w:val="FFFFFF"/>
       </w:rPr>
       <w:tblPr/>
@@ -15026,6 +15654,7 @@
     </w:tblStylePr>
     <w:tblStylePr w:type="lastCol">
       <w:rPr>
+        <w:rFonts w:eastAsia="黑体"/>
         <w:color w:themeColor="background1" w:val="FFFFFF"/>
       </w:rPr>
       <w:tblPr/>
@@ -15055,6 +15684,7 @@
       <w:spacing w:after="0" w:line="240" w:lineRule="auto"/>
     </w:pPr>
     <w:rPr>
+      <w:rFonts w:eastAsia="黑体"/>
       <w:color w:themeColor="text1" w:val="000000"/>
     </w:rPr>
     <w:tblPr>
@@ -15076,6 +15706,7 @@
     </w:tcPr>
     <w:tblStylePr w:type="firstRow">
       <w:rPr>
+        <w:rFonts w:eastAsia="黑体"/>
         <w:b/>
         <w:bCs/>
       </w:rPr>
@@ -15086,6 +15717,7 @@
     </w:tblStylePr>
     <w:tblStylePr w:type="lastRow">
       <w:rPr>
+        <w:rFonts w:eastAsia="黑体"/>
         <w:b/>
         <w:bCs/>
         <w:color w:themeColor="text1" w:val="000000"/>
@@ -15097,6 +15729,7 @@
     </w:tblStylePr>
     <w:tblStylePr w:type="firstCol">
       <w:rPr>
+        <w:rFonts w:eastAsia="黑体"/>
         <w:color w:themeColor="background1" w:val="FFFFFF"/>
       </w:rPr>
       <w:tblPr/>
@@ -15106,6 +15739,7 @@
     </w:tblStylePr>
     <w:tblStylePr w:type="lastCol">
       <w:rPr>
+        <w:rFonts w:eastAsia="黑体"/>
         <w:color w:themeColor="background1" w:val="FFFFFF"/>
       </w:rPr>
       <w:tblPr/>
@@ -15135,6 +15769,7 @@
       <w:spacing w:after="0" w:line="240" w:lineRule="auto"/>
     </w:pPr>
     <w:rPr>
+      <w:rFonts w:eastAsia="黑体"/>
       <w:color w:themeColor="text1" w:val="000000"/>
     </w:rPr>
     <w:tblPr>
@@ -15156,6 +15791,7 @@
     </w:tcPr>
     <w:tblStylePr w:type="firstRow">
       <w:rPr>
+        <w:rFonts w:eastAsia="黑体"/>
         <w:b/>
         <w:bCs/>
       </w:rPr>
@@ -15166,6 +15802,7 @@
     </w:tblStylePr>
     <w:tblStylePr w:type="lastRow">
       <w:rPr>
+        <w:rFonts w:eastAsia="黑体"/>
         <w:b/>
         <w:bCs/>
         <w:color w:themeColor="text1" w:val="000000"/>
@@ -15177,6 +15814,7 @@
     </w:tblStylePr>
     <w:tblStylePr w:type="firstCol">
       <w:rPr>
+        <w:rFonts w:eastAsia="黑体"/>
         <w:color w:themeColor="background1" w:val="FFFFFF"/>
       </w:rPr>
       <w:tblPr/>
@@ -15186,6 +15824,7 @@
     </w:tblStylePr>
     <w:tblStylePr w:type="lastCol">
       <w:rPr>
+        <w:rFonts w:eastAsia="黑体"/>
         <w:color w:themeColor="background1" w:val="FFFFFF"/>
       </w:rPr>
       <w:tblPr/>
@@ -15215,6 +15854,7 @@
       <w:spacing w:after="0" w:line="240" w:lineRule="auto"/>
     </w:pPr>
     <w:rPr>
+      <w:rFonts w:eastAsia="黑体"/>
       <w:color w:themeColor="text1" w:val="000000"/>
     </w:rPr>
     <w:tblPr>
@@ -15236,6 +15876,7 @@
     </w:tcPr>
     <w:tblStylePr w:type="firstRow">
       <w:rPr>
+        <w:rFonts w:eastAsia="黑体"/>
         <w:b/>
         <w:bCs/>
       </w:rPr>
@@ -15246,6 +15887,7 @@
     </w:tblStylePr>
     <w:tblStylePr w:type="lastRow">
       <w:rPr>
+        <w:rFonts w:eastAsia="黑体"/>
         <w:b/>
         <w:bCs/>
         <w:color w:themeColor="text1" w:val="000000"/>
@@ -15257,6 +15899,7 @@
     </w:tblStylePr>
     <w:tblStylePr w:type="firstCol">
       <w:rPr>
+        <w:rFonts w:eastAsia="黑体"/>
         <w:color w:themeColor="background1" w:val="FFFFFF"/>
       </w:rPr>
       <w:tblPr/>
@@ -15266,6 +15909,7 @@
     </w:tblStylePr>
     <w:tblStylePr w:type="lastCol">
       <w:rPr>
+        <w:rFonts w:eastAsia="黑体"/>
         <w:color w:themeColor="background1" w:val="FFFFFF"/>
       </w:rPr>
       <w:tblPr/>
@@ -15298,6 +15942,7 @@
     <w:name w:val="KeywordTok"/>
     <w:basedOn w:val="VerbatimChar"/>
     <w:rPr>
+      <w:rFonts w:eastAsia="黑体"/>
       <w:b/>
       <w:color w:val="007020"/>
     </w:rPr>
@@ -15306,6 +15951,7 @@
     <w:name w:val="DataTypeTok"/>
     <w:basedOn w:val="VerbatimChar"/>
     <w:rPr>
+      <w:rFonts w:eastAsia="黑体"/>
       <w:color w:val="902000"/>
     </w:rPr>
   </w:style>
@@ -15313,6 +15959,7 @@
     <w:name w:val="DecValTok"/>
     <w:basedOn w:val="VerbatimChar"/>
     <w:rPr>
+      <w:rFonts w:eastAsia="黑体"/>
       <w:color w:val="40a070"/>
     </w:rPr>
   </w:style>
@@ -15320,6 +15967,7 @@
     <w:name w:val="BaseNTok"/>
     <w:basedOn w:val="VerbatimChar"/>
     <w:rPr>
+      <w:rFonts w:eastAsia="黑体"/>
       <w:color w:val="40a070"/>
     </w:rPr>
   </w:style>
@@ -15327,6 +15975,7 @@
     <w:name w:val="FloatTok"/>
     <w:basedOn w:val="VerbatimChar"/>
     <w:rPr>
+      <w:rFonts w:eastAsia="黑体"/>
       <w:color w:val="40a070"/>
     </w:rPr>
   </w:style>
@@ -15334,6 +15983,7 @@
     <w:name w:val="ConstantTok"/>
     <w:basedOn w:val="VerbatimChar"/>
     <w:rPr>
+      <w:rFonts w:eastAsia="黑体"/>
       <w:color w:val="880000"/>
     </w:rPr>
   </w:style>
@@ -15341,6 +15991,7 @@
     <w:name w:val="CharTok"/>
     <w:basedOn w:val="VerbatimChar"/>
     <w:rPr>
+      <w:rFonts w:eastAsia="黑体"/>
       <w:color w:val="4070a0"/>
     </w:rPr>
   </w:style>
@@ -15348,6 +15999,7 @@
     <w:name w:val="SpecialCharTok"/>
     <w:basedOn w:val="VerbatimChar"/>
     <w:rPr>
+      <w:rFonts w:eastAsia="黑体"/>
       <w:color w:val="4070a0"/>
     </w:rPr>
   </w:style>
@@ -15355,6 +16007,7 @@
     <w:name w:val="StringTok"/>
     <w:basedOn w:val="VerbatimChar"/>
     <w:rPr>
+      <w:rFonts w:eastAsia="黑体"/>
       <w:color w:val="4070a0"/>
     </w:rPr>
   </w:style>
@@ -15362,6 +16015,7 @@
     <w:name w:val="VerbatimStringTok"/>
     <w:basedOn w:val="VerbatimChar"/>
     <w:rPr>
+      <w:rFonts w:eastAsia="黑体"/>
       <w:color w:val="4070a0"/>
     </w:rPr>
   </w:style>
@@ -15369,6 +16023,7 @@
     <w:name w:val="SpecialStringTok"/>
     <w:basedOn w:val="VerbatimChar"/>
     <w:rPr>
+      <w:rFonts w:eastAsia="黑体"/>
       <w:color w:val="bb6688"/>
     </w:rPr>
   </w:style>
@@ -15376,6 +16031,7 @@
     <w:name w:val="ImportTok"/>
     <w:basedOn w:val="VerbatimChar"/>
     <w:rPr>
+      <w:rFonts w:eastAsia="黑体"/>
       <w:b/>
       <w:color w:val="008000"/>
     </w:rPr>
@@ -15384,6 +16040,7 @@
     <w:name w:val="CommentTok"/>
     <w:basedOn w:val="VerbatimChar"/>
     <w:rPr>
+      <w:rFonts w:eastAsia="黑体"/>
       <w:i/>
       <w:color w:val="60a0b0"/>
     </w:rPr>
@@ -15392,6 +16049,7 @@
     <w:name w:val="DocumentationTok"/>
     <w:basedOn w:val="VerbatimChar"/>
     <w:rPr>
+      <w:rFonts w:eastAsia="黑体"/>
       <w:i/>
       <w:color w:val="ba2121"/>
     </w:rPr>
@@ -15400,6 +16058,7 @@
     <w:name w:val="AnnotationTok"/>
     <w:basedOn w:val="VerbatimChar"/>
     <w:rPr>
+      <w:rFonts w:eastAsia="黑体"/>
       <w:b/>
       <w:i/>
       <w:color w:val="60a0b0"/>
@@ -15409,6 +16068,7 @@
     <w:name w:val="CommentVarTok"/>
     <w:basedOn w:val="VerbatimChar"/>
     <w:rPr>
+      <w:rFonts w:eastAsia="黑体"/>
       <w:b/>
       <w:i/>
       <w:color w:val="60a0b0"/>
@@ -15418,6 +16078,7 @@
     <w:name w:val="OtherTok"/>
     <w:basedOn w:val="VerbatimChar"/>
     <w:rPr>
+      <w:rFonts w:eastAsia="黑体"/>
       <w:color w:val="007020"/>
     </w:rPr>
   </w:style>
@@ -15425,6 +16086,7 @@
     <w:name w:val="FunctionTok"/>
     <w:basedOn w:val="VerbatimChar"/>
     <w:rPr>
+      <w:rFonts w:eastAsia="黑体"/>
       <w:color w:val="06287e"/>
     </w:rPr>
   </w:style>
@@ -15432,6 +16094,7 @@
     <w:name w:val="VariableTok"/>
     <w:basedOn w:val="VerbatimChar"/>
     <w:rPr>
+      <w:rFonts w:eastAsia="黑体"/>
       <w:color w:val="19177c"/>
     </w:rPr>
   </w:style>
@@ -15439,6 +16102,7 @@
     <w:name w:val="ControlFlowTok"/>
     <w:basedOn w:val="VerbatimChar"/>
     <w:rPr>
+      <w:rFonts w:eastAsia="黑体"/>
       <w:b/>
       <w:color w:val="007020"/>
     </w:rPr>
@@ -15447,6 +16111,7 @@
     <w:name w:val="OperatorTok"/>
     <w:basedOn w:val="VerbatimChar"/>
     <w:rPr>
+      <w:rFonts w:eastAsia="黑体"/>
       <w:color w:val="666666"/>
     </w:rPr>
   </w:style>
@@ -15454,18 +16119,22 @@
     <w:name w:val="BuiltInTok"/>
     <w:basedOn w:val="VerbatimChar"/>
     <w:rPr>
+      <w:rFonts w:eastAsia="黑体"/>
       <w:color w:val="008000"/>
     </w:rPr>
   </w:style>
   <w:style w:type="character" w:customStyle="1" w:styleId="ExtensionTok">
     <w:name w:val="ExtensionTok"/>
     <w:basedOn w:val="VerbatimChar"/>
-    <w:rPr/>
+    <w:rPr>
+      <w:rFonts w:eastAsia="黑体"/>
+    </w:rPr>
   </w:style>
   <w:style w:type="character" w:customStyle="1" w:styleId="PreprocessorTok">
     <w:name w:val="PreprocessorTok"/>
     <w:basedOn w:val="VerbatimChar"/>
     <w:rPr>
+      <w:rFonts w:eastAsia="黑体"/>
       <w:color w:val="bc7a00"/>
     </w:rPr>
   </w:style>
@@ -15473,18 +16142,22 @@
     <w:name w:val="AttributeTok"/>
     <w:basedOn w:val="VerbatimChar"/>
     <w:rPr>
+      <w:rFonts w:eastAsia="黑体"/>
       <w:color w:val="7d9029"/>
     </w:rPr>
   </w:style>
   <w:style w:type="character" w:customStyle="1" w:styleId="RegionMarkerTok">
     <w:name w:val="RegionMarkerTok"/>
     <w:basedOn w:val="VerbatimChar"/>
-    <w:rPr/>
+    <w:rPr>
+      <w:rFonts w:eastAsia="黑体"/>
+    </w:rPr>
   </w:style>
   <w:style w:type="character" w:customStyle="1" w:styleId="InformationTok">
     <w:name w:val="InformationTok"/>
     <w:basedOn w:val="VerbatimChar"/>
     <w:rPr>
+      <w:rFonts w:eastAsia="黑体"/>
       <w:b/>
       <w:i/>
       <w:color w:val="60a0b0"/>
@@ -15494,6 +16167,7 @@
     <w:name w:val="WarningTok"/>
     <w:basedOn w:val="VerbatimChar"/>
     <w:rPr>
+      <w:rFonts w:eastAsia="黑体"/>
       <w:b/>
       <w:i/>
       <w:color w:val="60a0b0"/>
@@ -15503,6 +16177,7 @@
     <w:name w:val="AlertTok"/>
     <w:basedOn w:val="VerbatimChar"/>
     <w:rPr>
+      <w:rFonts w:eastAsia="黑体"/>
       <w:b/>
       <w:color w:val="ff0000"/>
     </w:rPr>
@@ -15511,6 +16186,7 @@
     <w:name w:val="ErrorTok"/>
     <w:basedOn w:val="VerbatimChar"/>
     <w:rPr>
+      <w:rFonts w:eastAsia="黑体"/>
       <w:b/>
       <w:color w:val="ff0000"/>
     </w:rPr>
@@ -15518,7 +16194,9 @@
   <w:style w:type="character" w:customStyle="1" w:styleId="NormalTok">
     <w:name w:val="NormalTok"/>
     <w:basedOn w:val="VerbatimChar"/>
-    <w:rPr/>
+    <w:rPr>
+      <w:rFonts w:eastAsia="黑体"/>
+    </w:rPr>
   </w:style>
 </w:styles>
 </file>
@@ -15567,12 +16245,12 @@
     <a:fontScheme name="Office">
       <a:majorFont>
         <a:latin typeface="Calibri"/>
-        <a:ea typeface=""/>
+        <a:ea typeface="黑体"/>
         <a:cs typeface=""/>
         <a:font script="Jpan" typeface="ＭＳ ゴシック"/>
         <a:font script="Hang" typeface="맑은 고딕"/>
-        <a:font script="Hans" typeface="宋体"/>
-        <a:font script="Hant" typeface="新細明體"/>
+        <a:font script="Hans" typeface="黑体"/>
+        <a:font script="Hant" typeface="黑体"/>
         <a:font script="Arab" typeface="Times New Roman"/>
         <a:font script="Hebr" typeface="Times New Roman"/>
         <a:font script="Thai" typeface="Angsana New"/>
@@ -15602,12 +16280,12 @@
       </a:majorFont>
       <a:minorFont>
         <a:latin typeface="Cambria"/>
-        <a:ea typeface=""/>
+        <a:ea typeface="黑体"/>
         <a:cs typeface=""/>
         <a:font script="Jpan" typeface="ＭＳ 明朝"/>
         <a:font script="Hang" typeface="맑은 고딕"/>
-        <a:font script="Hans" typeface="宋体"/>
-        <a:font script="Hant" typeface="新細明體"/>
+        <a:font script="Hans" typeface="黑体"/>
+        <a:font script="Hant" typeface="黑体"/>
         <a:font script="Arab" typeface="Arial"/>
         <a:font script="Hebr" typeface="Arial"/>
         <a:font script="Thai" typeface="Cordia New"/>

--- a/02-放大电路/01-运算放大电路/求和放大电路/求和放大电路.docx
+++ b/02-放大电路/01-运算放大电路/求和放大电路/求和放大电路.docx
@@ -3174,7 +3174,7 @@
           <w:color w:val="555555"/>
           <w:sz w:val="21"/>
         </w:rPr>
-        <w:t>材料收集者：杜文杰，WX手机：19519196569，QQ:3478827729</w:t>
+        <w:t>材料收集者：杜文杰，微信/手机：19519196569，QQ:3478827729</w:t>
       </w:r>
     </w:p>
     <w:sectPr>
